--- a/Semester 3/Entrepreneurship/Entrepreneurship_Assignment1.docx
+++ b/Semester 3/Entrepreneurship/Entrepreneurship_Assignment1.docx
@@ -90,6 +90,14 @@
                                   <w:szCs w:val="46"/>
                                 </w:rPr>
                               </w:r>
+                              <w:r>
+                                <w:rPr>
+                                  <w:rFonts w:ascii="Times New Roman" w:hAnsi="Times New Roman" w:cs="Times New Roman"/>
+                                  <w:b/>
+                                  <w:sz w:val="46"/>
+                                  <w:szCs w:val="46"/>
+                                </w:rPr>
+                              </w:r>
                             </w:p>
                             <w:p>
                               <w:pPr>
@@ -121,6 +129,14 @@
                                   <w:szCs w:val="26"/>
                                 </w:rPr>
                               </w:r>
+                              <w:r>
+                                <w:rPr>
+                                  <w:rFonts w:ascii="Berlin Sans FB Demi" w:hAnsi="Berlin Sans FB Demi" w:cs="Arial"/>
+                                  <w:b/>
+                                  <w:sz w:val="26"/>
+                                  <w:szCs w:val="26"/>
+                                </w:rPr>
+                              </w:r>
                             </w:p>
                             <w:p>
                               <w:pPr>
@@ -135,6 +151,14 @@
                                   <w:szCs w:val="26"/>
                                 </w:rPr>
                               </w:pPr>
+                              <w:r>
+                                <w:rPr>
+                                  <w:rFonts w:ascii="Berlin Sans FB Demi" w:hAnsi="Berlin Sans FB Demi" w:cs="Arial"/>
+                                  <w:b/>
+                                  <w:sz w:val="26"/>
+                                  <w:szCs w:val="26"/>
+                                </w:rPr>
+                              </w:r>
                               <w:r>
                                 <w:rPr>
                                   <w:rFonts w:ascii="Berlin Sans FB Demi" w:hAnsi="Berlin Sans FB Demi" w:cs="Arial"/>
@@ -182,6 +206,14 @@
                                   <w:szCs w:val="26"/>
                                 </w:rPr>
                               </w:r>
+                              <w:r>
+                                <w:rPr>
+                                  <w:rFonts w:ascii="Berlin Sans FB Demi" w:hAnsi="Berlin Sans FB Demi" w:cs="Arial"/>
+                                  <w:b/>
+                                  <w:sz w:val="26"/>
+                                  <w:szCs w:val="26"/>
+                                </w:rPr>
+                              </w:r>
                             </w:p>
                             <w:p>
                               <w:pPr>
@@ -196,6 +228,14 @@
                                   <w:szCs w:val="26"/>
                                 </w:rPr>
                               </w:pPr>
+                              <w:r>
+                                <w:rPr>
+                                  <w:rFonts w:ascii="Berlin Sans FB Demi" w:hAnsi="Berlin Sans FB Demi" w:cs="Arial"/>
+                                  <w:b/>
+                                  <w:sz w:val="26"/>
+                                  <w:szCs w:val="26"/>
+                                </w:rPr>
+                              </w:r>
                               <w:r>
                                 <w:rPr>
                                   <w:rFonts w:ascii="Berlin Sans FB Demi" w:hAnsi="Berlin Sans FB Demi" w:cs="Arial"/>
@@ -242,6 +282,14 @@
                                   <w:szCs w:val="26"/>
                                 </w:rPr>
                               </w:r>
+                              <w:r>
+                                <w:rPr>
+                                  <w:rFonts w:ascii="Berlin Sans FB Demi" w:hAnsi="Berlin Sans FB Demi" w:cs="Arial"/>
+                                  <w:b/>
+                                  <w:sz w:val="26"/>
+                                  <w:szCs w:val="26"/>
+                                </w:rPr>
+                              </w:r>
                             </w:p>
                             <w:p>
                               <w:pPr>
@@ -256,6 +304,14 @@
                                   <w:szCs w:val="26"/>
                                 </w:rPr>
                               </w:pPr>
+                              <w:r>
+                                <w:rPr>
+                                  <w:rFonts w:ascii="Berlin Sans FB Demi" w:hAnsi="Berlin Sans FB Demi" w:cs="Arial"/>
+                                  <w:b/>
+                                  <w:sz w:val="26"/>
+                                  <w:szCs w:val="26"/>
+                                </w:rPr>
+                              </w:r>
                               <w:r>
                                 <w:rPr>
                                   <w:rFonts w:ascii="Berlin Sans FB Demi" w:hAnsi="Berlin Sans FB Demi" w:cs="Arial"/>
@@ -356,6 +412,14 @@
                             <w:szCs w:val="46"/>
                           </w:rPr>
                         </w:r>
+                        <w:r>
+                          <w:rPr>
+                            <w:rFonts w:ascii="Times New Roman" w:hAnsi="Times New Roman" w:cs="Times New Roman"/>
+                            <w:b/>
+                            <w:sz w:val="46"/>
+                            <w:szCs w:val="46"/>
+                          </w:rPr>
+                        </w:r>
                       </w:p>
                       <w:p>
                         <w:pPr>
@@ -387,6 +451,14 @@
                             <w:szCs w:val="26"/>
                           </w:rPr>
                         </w:r>
+                        <w:r>
+                          <w:rPr>
+                            <w:rFonts w:ascii="Berlin Sans FB Demi" w:hAnsi="Berlin Sans FB Demi" w:cs="Arial"/>
+                            <w:b/>
+                            <w:sz w:val="26"/>
+                            <w:szCs w:val="26"/>
+                          </w:rPr>
+                        </w:r>
                       </w:p>
                       <w:p>
                         <w:pPr>
@@ -401,6 +473,14 @@
                             <w:szCs w:val="26"/>
                           </w:rPr>
                         </w:pPr>
+                        <w:r>
+                          <w:rPr>
+                            <w:rFonts w:ascii="Berlin Sans FB Demi" w:hAnsi="Berlin Sans FB Demi" w:cs="Arial"/>
+                            <w:b/>
+                            <w:sz w:val="26"/>
+                            <w:szCs w:val="26"/>
+                          </w:rPr>
+                        </w:r>
                         <w:r>
                           <w:rPr>
                             <w:rFonts w:ascii="Berlin Sans FB Demi" w:hAnsi="Berlin Sans FB Demi" w:cs="Arial"/>
@@ -448,6 +528,14 @@
                             <w:szCs w:val="26"/>
                           </w:rPr>
                         </w:r>
+                        <w:r>
+                          <w:rPr>
+                            <w:rFonts w:ascii="Berlin Sans FB Demi" w:hAnsi="Berlin Sans FB Demi" w:cs="Arial"/>
+                            <w:b/>
+                            <w:sz w:val="26"/>
+                            <w:szCs w:val="26"/>
+                          </w:rPr>
+                        </w:r>
                       </w:p>
                       <w:p>
                         <w:pPr>
@@ -462,6 +550,14 @@
                             <w:szCs w:val="26"/>
                           </w:rPr>
                         </w:pPr>
+                        <w:r>
+                          <w:rPr>
+                            <w:rFonts w:ascii="Berlin Sans FB Demi" w:hAnsi="Berlin Sans FB Demi" w:cs="Arial"/>
+                            <w:b/>
+                            <w:sz w:val="26"/>
+                            <w:szCs w:val="26"/>
+                          </w:rPr>
+                        </w:r>
                         <w:r>
                           <w:rPr>
                             <w:rFonts w:ascii="Berlin Sans FB Demi" w:hAnsi="Berlin Sans FB Demi" w:cs="Arial"/>
@@ -508,6 +604,14 @@
                             <w:szCs w:val="26"/>
                           </w:rPr>
                         </w:r>
+                        <w:r>
+                          <w:rPr>
+                            <w:rFonts w:ascii="Berlin Sans FB Demi" w:hAnsi="Berlin Sans FB Demi" w:cs="Arial"/>
+                            <w:b/>
+                            <w:sz w:val="26"/>
+                            <w:szCs w:val="26"/>
+                          </w:rPr>
+                        </w:r>
                       </w:p>
                       <w:p>
                         <w:pPr>
@@ -522,6 +626,14 @@
                             <w:szCs w:val="26"/>
                           </w:rPr>
                         </w:pPr>
+                        <w:r>
+                          <w:rPr>
+                            <w:rFonts w:ascii="Berlin Sans FB Demi" w:hAnsi="Berlin Sans FB Demi" w:cs="Arial"/>
+                            <w:b/>
+                            <w:sz w:val="26"/>
+                            <w:szCs w:val="26"/>
+                          </w:rPr>
+                        </w:r>
                         <w:r>
                           <w:rPr>
                             <w:rFonts w:ascii="Berlin Sans FB Demi" w:hAnsi="Berlin Sans FB Demi" w:cs="Arial"/>
@@ -571,23 +683,20 @@
         </mc:AlternateContent>
       </w:r>
       <w:r/>
-      <w:r/>
+    </w:p>
+    <w:p>
+      <w:pPr>
+        <w:pBdr/>
+        <w:spacing/>
+        <w:ind/>
+        <w:rPr/>
+      </w:pPr>
       <w:r/>
       <w:r/>
     </w:p>
     <w:p>
       <w:pPr>
-        <w:pBdr/>
-        <w:spacing/>
-        <w:ind/>
-        <w:rPr/>
-      </w:pPr>
-      <w:r/>
-      <w:r/>
-    </w:p>
-    <w:p>
-      <w:pPr>
-        <w:pStyle w:val="754"/>
+        <w:pStyle w:val="949"/>
         <w:pBdr>
           <w:top w:val="single" w:color="ffffff" w:themeColor="background1" w:sz="4" w:space="1"/>
           <w:left w:val="single" w:color="ffffff" w:themeColor="background1" w:sz="4" w:space="4"/>
@@ -624,10 +733,19 @@
           <w:szCs w:val="24"/>
         </w:rPr>
       </w:r>
+      <w:r>
+        <w:rPr>
+          <w:rFonts w:ascii="Times New Roman" w:hAnsi="Times New Roman"/>
+          <w:b/>
+          <w:smallCaps/>
+          <w:sz w:val="38"/>
+          <w:szCs w:val="24"/>
+        </w:rPr>
+      </w:r>
     </w:p>
     <w:p>
       <w:pPr>
-        <w:pStyle w:val="754"/>
+        <w:pStyle w:val="949"/>
         <w:pBdr/>
         <w:spacing w:before="0"/>
         <w:ind/>
@@ -640,6 +758,15 @@
           <w:szCs w:val="24"/>
         </w:rPr>
       </w:pPr>
+      <w:r>
+        <w:rPr>
+          <w:rFonts w:ascii="Book Antiqua" w:hAnsi="Book Antiqua"/>
+          <w:b/>
+          <w:bCs/>
+          <w:sz w:val="16"/>
+          <w:szCs w:val="24"/>
+        </w:rPr>
+      </w:r>
       <w:r>
         <w:rPr>
           <w:rFonts w:ascii="Book Antiqua" w:hAnsi="Book Antiqua"/>
@@ -661,7 +788,7 @@
     </w:p>
     <w:p>
       <w:pPr>
-        <w:pStyle w:val="754"/>
+        <w:pStyle w:val="949"/>
         <w:pBdr/>
         <w:spacing w:before="0"/>
         <w:ind/>
@@ -726,10 +853,18 @@
           <w:szCs w:val="36"/>
         </w:rPr>
       </w:r>
+      <w:r>
+        <w:rPr>
+          <w:rFonts w:ascii="Century Schoolbook" w:hAnsi="Century Schoolbook" w:cs="Arial" w:eastAsiaTheme="minorHAnsi"/>
+          <w:b/>
+          <w:sz w:val="36"/>
+          <w:szCs w:val="36"/>
+        </w:rPr>
+      </w:r>
     </w:p>
     <w:p>
       <w:pPr>
-        <w:pStyle w:val="754"/>
+        <w:pStyle w:val="949"/>
         <w:pBdr/>
         <w:spacing w:before="0"/>
         <w:ind/>
@@ -776,10 +911,18 @@
           <w:szCs w:val="36"/>
         </w:rPr>
       </w:r>
+      <w:r>
+        <w:rPr>
+          <w:rFonts w:ascii="Century Schoolbook" w:hAnsi="Century Schoolbook" w:cs="Arial" w:eastAsiaTheme="minorHAnsi"/>
+          <w:b/>
+          <w:sz w:val="36"/>
+          <w:szCs w:val="36"/>
+        </w:rPr>
+      </w:r>
     </w:p>
     <w:p>
       <w:pPr>
-        <w:pStyle w:val="754"/>
+        <w:pStyle w:val="949"/>
         <w:pBdr/>
         <w:spacing w:before="0"/>
         <w:ind w:firstLine="0" w:left="0"/>
@@ -789,6 +932,13 @@
           <w:szCs w:val="36"/>
         </w:rPr>
       </w:pPr>
+      <w:r>
+        <w:rPr>
+          <w:rFonts w:ascii="Century Schoolbook" w:hAnsi="Century Schoolbook" w:cs="Arial" w:eastAsiaTheme="minorHAnsi"/>
+          <w:b/>
+          <w:szCs w:val="36"/>
+        </w:rPr>
+      </w:r>
       <w:r>
         <w:rPr>
           <w:rFonts w:ascii="Century Schoolbook" w:hAnsi="Century Schoolbook" w:cs="Arial" w:eastAsiaTheme="minorHAnsi"/>
@@ -851,6 +1001,12 @@
           <w:b/>
         </w:rPr>
       </w:r>
+      <w:r>
+        <w:rPr>
+          <w:rFonts w:ascii="Century Schoolbook" w:hAnsi="Century Schoolbook" w:cs="Arial"/>
+          <w:b/>
+        </w:rPr>
+      </w:r>
     </w:p>
     <w:tbl>
       <w:tblPr>
@@ -867,14 +1023,13 @@
         <w:tblLook w:val="01E0" w:firstRow="1" w:lastRow="1" w:firstColumn="1" w:lastColumn="1" w:noHBand="0" w:noVBand="0"/>
       </w:tblPr>
       <w:tblGrid>
-        <w:gridCol w:w="2766"/>
+        <w:gridCol w:w="1714"/>
+        <w:gridCol w:w="1056"/>
         <w:gridCol w:w="175"/>
-        <w:gridCol w:w="653"/>
-        <w:gridCol w:w="1078"/>
-        <w:gridCol w:w="867"/>
+        <w:gridCol w:w="1733"/>
+        <w:gridCol w:w="868"/>
         <w:gridCol w:w="267"/>
-        <w:gridCol w:w="2286"/>
-        <w:gridCol w:w="1712"/>
+        <w:gridCol w:w="4003"/>
       </w:tblGrid>
       <w:tr>
         <w:trPr>
@@ -883,9 +1038,9 @@
         </w:trPr>
         <w:tc>
           <w:tcPr>
-            <w:gridSpan w:val="8"/>
+            <w:gridSpan w:val="7"/>
             <w:tcBorders/>
-            <w:tcW w:w="5000" w:type="pct"/>
+            <w:tcW w:w="9815" w:type="dxa"/>
             <w:vAlign w:val="center"/>
             <w:textDirection w:val="lrTb"/>
             <w:noWrap w:val="false"/>
@@ -927,6 +1082,12 @@
                 <w:sz w:val="24"/>
               </w:rPr>
             </w:r>
+            <w:r>
+              <w:rPr>
+                <w:rFonts w:ascii="Times New Roman" w:hAnsi="Times New Roman" w:cs="Times New Roman"/>
+                <w:sz w:val="24"/>
+              </w:rPr>
+            </w:r>
           </w:p>
         </w:tc>
       </w:tr>
@@ -937,9 +1098,9 @@
         </w:trPr>
         <w:tc>
           <w:tcPr>
-            <w:gridSpan w:val="2"/>
+            <w:gridSpan w:val="3"/>
             <w:tcBorders/>
-            <w:tcW w:w="1500" w:type="pct"/>
+            <w:tcW w:w="2944" w:type="dxa"/>
             <w:vAlign w:val="center"/>
             <w:textDirection w:val="lrTb"/>
             <w:noWrap w:val="false"/>
@@ -983,13 +1144,20 @@
                 <w:sz w:val="24"/>
               </w:rPr>
             </w:r>
+            <w:r>
+              <w:rPr>
+                <w:rFonts w:ascii="Times New Roman" w:hAnsi="Times New Roman" w:cs="Times New Roman"/>
+                <w:b/>
+                <w:sz w:val="24"/>
+              </w:rPr>
+            </w:r>
           </w:p>
         </w:tc>
         <w:tc>
           <w:tcPr>
-            <w:gridSpan w:val="3"/>
+            <w:gridSpan w:val="2"/>
             <w:tcBorders/>
-            <w:tcW w:w="1325" w:type="pct"/>
+            <w:tcW w:w="2601" w:type="dxa"/>
             <w:vAlign w:val="center"/>
             <w:textDirection w:val="lrTb"/>
             <w:noWrap w:val="false"/>
@@ -1031,13 +1199,19 @@
                 <w:sz w:val="24"/>
               </w:rPr>
             </w:r>
+            <w:r>
+              <w:rPr>
+                <w:rFonts w:ascii="Times New Roman" w:hAnsi="Times New Roman" w:cs="Times New Roman"/>
+                <w:sz w:val="24"/>
+              </w:rPr>
+            </w:r>
           </w:p>
         </w:tc>
         <w:tc>
           <w:tcPr>
-            <w:gridSpan w:val="3"/>
+            <w:gridSpan w:val="2"/>
             <w:tcBorders/>
-            <w:tcW w:w="2175" w:type="pct"/>
+            <w:tcW w:w="4269" w:type="dxa"/>
             <w:vAlign w:val="center"/>
             <w:textDirection w:val="lrTb"/>
             <w:noWrap w:val="false"/>
@@ -1093,6 +1267,12 @@
                 <w:sz w:val="24"/>
               </w:rPr>
             </w:r>
+            <w:r>
+              <w:rPr>
+                <w:rFonts w:ascii="Times New Roman" w:hAnsi="Times New Roman" w:cs="Times New Roman"/>
+                <w:sz w:val="24"/>
+              </w:rPr>
+            </w:r>
           </w:p>
         </w:tc>
       </w:tr>
@@ -1105,7 +1285,7 @@
           <w:tcPr>
             <w:gridSpan w:val="4"/>
             <w:tcBorders/>
-            <w:tcW w:w="2383" w:type="pct"/>
+            <w:tcW w:w="4678" w:type="dxa"/>
             <w:vAlign w:val="center"/>
             <w:textDirection w:val="lrTb"/>
             <w:noWrap w:val="false"/>
@@ -1168,13 +1348,19 @@
                 <w:sz w:val="24"/>
               </w:rPr>
             </w:r>
+            <w:r>
+              <w:rPr>
+                <w:rFonts w:ascii="Times New Roman" w:hAnsi="Times New Roman" w:cs="Times New Roman"/>
+                <w:sz w:val="24"/>
+              </w:rPr>
+            </w:r>
           </w:p>
         </w:tc>
         <w:tc>
           <w:tcPr>
-            <w:gridSpan w:val="4"/>
+            <w:gridSpan w:val="3"/>
             <w:tcBorders/>
-            <w:tcW w:w="2617" w:type="pct"/>
+            <w:tcW w:w="5137" w:type="dxa"/>
             <w:vAlign w:val="center"/>
             <w:textDirection w:val="lrTb"/>
             <w:noWrap w:val="false"/>
@@ -1216,6 +1402,12 @@
                 <w:sz w:val="24"/>
               </w:rPr>
             </w:r>
+            <w:r>
+              <w:rPr>
+                <w:rFonts w:ascii="Times New Roman" w:hAnsi="Times New Roman" w:cs="Times New Roman"/>
+                <w:sz w:val="24"/>
+              </w:rPr>
+            </w:r>
           </w:p>
         </w:tc>
       </w:tr>
@@ -1226,8 +1418,9 @@
         </w:trPr>
         <w:tc>
           <w:tcPr>
+            <w:gridSpan w:val="2"/>
             <w:tcBorders/>
-            <w:tcW w:w="1411" w:type="pct"/>
+            <w:tcW w:w="2770" w:type="dxa"/>
             <w:vAlign w:val="center"/>
             <w:textDirection w:val="lrTb"/>
             <w:noWrap w:val="false"/>
@@ -1276,13 +1469,19 @@
                 <w:sz w:val="24"/>
               </w:rPr>
             </w:r>
+            <w:r>
+              <w:rPr>
+                <w:rFonts w:ascii="Times New Roman" w:hAnsi="Times New Roman" w:cs="Times New Roman"/>
+                <w:sz w:val="24"/>
+              </w:rPr>
+            </w:r>
           </w:p>
         </w:tc>
         <w:tc>
           <w:tcPr>
-            <w:gridSpan w:val="5"/>
+            <w:gridSpan w:val="4"/>
             <w:tcBorders/>
-            <w:tcW w:w="1550" w:type="pct"/>
+            <w:tcW w:w="3043" w:type="dxa"/>
             <w:vAlign w:val="center"/>
             <w:textDirection w:val="lrTb"/>
             <w:noWrap w:val="false"/>
@@ -1324,13 +1523,18 @@
                 <w:sz w:val="24"/>
               </w:rPr>
             </w:r>
+            <w:r>
+              <w:rPr>
+                <w:rFonts w:ascii="Times New Roman" w:hAnsi="Times New Roman" w:cs="Times New Roman"/>
+                <w:sz w:val="24"/>
+              </w:rPr>
+            </w:r>
           </w:p>
         </w:tc>
         <w:tc>
           <w:tcPr>
-            <w:gridSpan w:val="2"/>
             <w:tcBorders/>
-            <w:tcW w:w="2038" w:type="pct"/>
+            <w:tcW w:w="4003" w:type="dxa"/>
             <w:vAlign w:val="center"/>
             <w:textDirection w:val="lrTb"/>
             <w:noWrap w:val="false"/>
@@ -1372,6 +1576,12 @@
                 <w:sz w:val="24"/>
               </w:rPr>
             </w:r>
+            <w:r>
+              <w:rPr>
+                <w:rFonts w:ascii="Times New Roman" w:hAnsi="Times New Roman" w:cs="Times New Roman"/>
+                <w:sz w:val="24"/>
+              </w:rPr>
+            </w:r>
           </w:p>
         </w:tc>
       </w:tr>
@@ -1382,10 +1592,10 @@
         </w:trPr>
         <w:tc>
           <w:tcPr>
-            <w:gridSpan w:val="8"/>
+            <w:gridSpan w:val="7"/>
             <w:shd w:val="clear" w:color="auto" w:fill="f2f2f2" w:themeFill="background1" w:themeFillShade="F2"/>
             <w:tcBorders/>
-            <w:tcW w:w="5000" w:type="pct"/>
+            <w:tcW w:w="9815" w:type="dxa"/>
             <w:vAlign w:val="center"/>
             <w:textDirection w:val="lrTb"/>
             <w:noWrap w:val="false"/>
@@ -1419,88 +1629,139 @@
                 <w:sz w:val="24"/>
               </w:rPr>
             </w:r>
-          </w:p>
-        </w:tc>
-      </w:tr>
-      <w:tr>
-        <w:trPr>
-          <w:jc w:val="center"/>
-          <w:trHeight w:val="491"/>
-        </w:trPr>
-        <w:tc>
-          <w:tcPr>
-            <w:gridSpan w:val="3"/>
-            <w:tcBorders/>
-            <w:tcW w:w="1833" w:type="pct"/>
-            <w:vAlign w:val="center"/>
-            <w:textDirection w:val="lrTb"/>
-            <w:noWrap w:val="false"/>
-          </w:tcPr>
-          <w:p>
-            <w:pPr>
-              <w:pBdr/>
-              <w:spacing w:after="0"/>
-              <w:ind/>
-              <w:rPr>
-                <w:color w:val="000000" w:themeColor="text1"/>
-              </w:rPr>
-            </w:pPr>
             <w:r>
               <w:rPr>
                 <w:rFonts w:ascii="Times New Roman" w:hAnsi="Times New Roman" w:cs="Times New Roman"/>
                 <w:color w:val="000000" w:themeColor="text1"/>
                 <w:sz w:val="24"/>
               </w:rPr>
-              <w:t xml:space="preserve">Student Name:</w:t>
-            </w:r>
-            <w:r>
-              <w:rPr>
-                <w:color w:val="000000" w:themeColor="text1"/>
-              </w:rPr>
             </w:r>
           </w:p>
         </w:tc>
+      </w:tr>
+    </w:tbl>
+    <w:p>
+      <w:pPr>
+        <w:pStyle w:val="889"/>
+        <w:pBdr>
+          <w:top w:val="none" w:color="000000" w:sz="0" w:space="0"/>
+          <w:left w:val="none" w:color="000000" w:sz="0" w:space="0"/>
+          <w:bottom w:val="none" w:color="000000" w:sz="0" w:space="0"/>
+          <w:right w:val="none" w:color="000000" w:sz="0" w:space="0"/>
+          <w:between w:val="none" w:color="000000" w:sz="0" w:space="0"/>
+        </w:pBdr>
+        <w:shd w:val="clear" w:color="auto" w:fill="auto"/>
+        <w:spacing w:after="120" w:before="480" w:line="275" w:lineRule="auto"/>
+        <w:ind/>
+        <w:rPr>
+          <w:rFonts w:ascii="Google Sans" w:hAnsi="Google Sans" w:eastAsia="Google Sans" w:cs="Google Sans"/>
+          <w:b w:val="0"/>
+          <w:bCs w:val="0"/>
+          <w:color w:val="1b1c1d"/>
+          <w:u w:val="single"/>
+        </w:rPr>
+      </w:pPr>
+      <w:r>
+        <w:rPr>
+          <w:rFonts w:ascii="Google Sans" w:hAnsi="Google Sans" w:eastAsia="Google Sans" w:cs="Google Sans"/>
+          <w:b w:val="0"/>
+          <w:bCs w:val="0"/>
+          <w:color w:val="1b1c1d"/>
+          <w:u w:val="single"/>
+          <w:rtl w:val="0"/>
+        </w:rPr>
+        <w:t xml:space="preserve">Group Members:</w:t>
+      </w:r>
+      <w:r>
+        <w:rPr>
+          <w:b w:val="0"/>
+          <w:bCs w:val="0"/>
+          <w:u w:val="single"/>
+        </w:rPr>
+      </w:r>
+      <w:r>
+        <w:rPr>
+          <w:rFonts w:ascii="Google Sans" w:hAnsi="Google Sans" w:eastAsia="Google Sans" w:cs="Google Sans"/>
+          <w:b w:val="0"/>
+          <w:bCs w:val="0"/>
+          <w:color w:val="1b1c1d"/>
+          <w:u w:val="single"/>
+        </w:rPr>
+      </w:r>
+    </w:p>
+    <w:tbl>
+      <w:tblPr>
+        <w:tblStyle w:val="951"/>
+        <w:tblW w:w="0" w:type="auto"/>
+        <w:tblBorders/>
+        <w:tblLook w:val="04A0" w:firstRow="1" w:lastRow="0" w:firstColumn="1" w:lastColumn="0" w:noHBand="0" w:noVBand="1"/>
+      </w:tblPr>
+      <w:tblGrid>
+        <w:gridCol w:w="3120"/>
+        <w:gridCol w:w="3120"/>
+        <w:gridCol w:w="3120"/>
+      </w:tblGrid>
+      <w:tr>
+        <w:trPr/>
         <w:tc>
           <w:tcPr>
-            <w:gridSpan w:val="4"/>
             <w:tcBorders/>
-            <w:tcW w:w="2294" w:type="pct"/>
-            <w:vAlign w:val="center"/>
+            <w:tcW w:w="3120" w:type="dxa"/>
             <w:textDirection w:val="lrTb"/>
             <w:noWrap w:val="false"/>
           </w:tcPr>
           <w:p>
             <w:pPr>
-              <w:pStyle w:val="754"/>
-              <w:widowControl w:val="false"/>
-              <w:pBdr/>
-              <w:spacing w:before="0"/>
-              <w:ind w:firstLine="0" w:left="0"/>
+              <w:pBdr>
+                <w:top w:val="none" w:color="000000" w:sz="0" w:space="0"/>
+                <w:left w:val="none" w:color="000000" w:sz="0" w:space="0"/>
+                <w:bottom w:val="none" w:color="000000" w:sz="0" w:space="0"/>
+                <w:right w:val="none" w:color="000000" w:sz="0" w:space="0"/>
+                <w:between w:val="none" w:color="000000" w:sz="0" w:space="0"/>
+              </w:pBdr>
+              <w:shd w:val="clear" w:color="auto" w:fill="auto"/>
+              <w:spacing w:after="120" w:before="120" w:line="275" w:lineRule="auto"/>
+              <w:ind/>
+              <w:jc w:val="center"/>
               <w:rPr>
-                <w:rFonts w:ascii="Times New Roman" w:hAnsi="Times New Roman"/>
-                <w:color w:val="000000" w:themeColor="text1"/>
+                <w:rFonts w:ascii="Google Sans Text" w:hAnsi="Google Sans Text" w:eastAsia="Google Sans Text" w:cs="Google Sans Text"/>
+                <w:b/>
+                <w:color w:val="1b1c1d"/>
+                <w:sz w:val="32"/>
+                <w:szCs w:val="32"/>
+                <w:shd w:val="clear" w:color="auto" w:fill="auto"/>
               </w:rPr>
             </w:pPr>
             <w:r>
               <w:rPr>
-                <w:rFonts w:ascii="Times New Roman" w:hAnsi="Times New Roman" w:eastAsiaTheme="minorHAnsi"/>
-                <w:color w:val="000000" w:themeColor="text1"/>
-                <w:sz w:val="24"/>
-                <w:szCs w:val="22"/>
+                <w:rFonts w:ascii="Google Sans Text" w:hAnsi="Google Sans Text" w:eastAsia="Google Sans Text" w:cs="Google Sans Text"/>
+                <w:b/>
+                <w:color w:val="1b1c1d"/>
+                <w:sz w:val="32"/>
+                <w:szCs w:val="32"/>
+                <w:shd w:val="clear" w:color="auto" w:fill="auto"/>
+                <w:rtl w:val="0"/>
               </w:rPr>
-              <w:t xml:space="preserve">Registration No</w:t>
+              <w:t xml:space="preserve">Name</w:t>
             </w:r>
             <w:r>
               <w:rPr>
-                <w:rFonts w:ascii="Times New Roman" w:hAnsi="Times New Roman"/>
-                <w:color w:val="000000" w:themeColor="text1"/>
+                <w:rFonts w:ascii="Google Sans Text" w:hAnsi="Google Sans Text" w:eastAsia="Google Sans Text" w:cs="Google Sans Text"/>
+                <w:b/>
+                <w:color w:val="1b1c1d"/>
+                <w:sz w:val="32"/>
+                <w:szCs w:val="32"/>
+                <w:shd w:val="clear" w:color="auto" w:fill="auto"/>
               </w:rPr>
-              <w:t xml:space="preserve">:</w:t>
             </w:r>
             <w:r>
               <w:rPr>
-                <w:rFonts w:ascii="Times New Roman" w:hAnsi="Times New Roman"/>
-                <w:color w:val="000000" w:themeColor="text1"/>
+                <w:rFonts w:ascii="Google Sans Text" w:hAnsi="Google Sans Text" w:eastAsia="Google Sans Text" w:cs="Google Sans Text"/>
+                <w:b/>
+                <w:color w:val="1b1c1d"/>
+                <w:sz w:val="32"/>
+                <w:szCs w:val="32"/>
+                <w:shd w:val="clear" w:color="auto" w:fill="auto"/>
               </w:rPr>
             </w:r>
           </w:p>
@@ -1508,34 +1769,764 @@
         <w:tc>
           <w:tcPr>
             <w:tcBorders/>
-            <w:tcW w:w="872" w:type="pct"/>
-            <w:vAlign w:val="center"/>
+            <w:tcW w:w="3120" w:type="dxa"/>
             <w:textDirection w:val="lrTb"/>
             <w:noWrap w:val="false"/>
           </w:tcPr>
           <w:p>
             <w:pPr>
-              <w:pStyle w:val="754"/>
-              <w:widowControl w:val="false"/>
-              <w:pBdr/>
-              <w:spacing w:before="0"/>
-              <w:ind w:firstLine="0" w:left="0"/>
+              <w:pBdr>
+                <w:top w:val="none" w:color="000000" w:sz="0" w:space="0"/>
+                <w:left w:val="none" w:color="000000" w:sz="0" w:space="0"/>
+                <w:bottom w:val="none" w:color="000000" w:sz="0" w:space="0"/>
+                <w:right w:val="none" w:color="000000" w:sz="0" w:space="0"/>
+                <w:between w:val="none" w:color="000000" w:sz="0" w:space="0"/>
+              </w:pBdr>
+              <w:shd w:val="clear" w:color="auto" w:fill="auto"/>
+              <w:spacing w:after="120" w:before="120" w:line="275" w:lineRule="auto"/>
+              <w:ind/>
+              <w:jc w:val="center"/>
               <w:rPr>
-                <w:rFonts w:ascii="Times New Roman" w:hAnsi="Times New Roman"/>
-                <w:color w:val="000000" w:themeColor="text1"/>
+                <w:rFonts w:ascii="Google Sans Text" w:hAnsi="Google Sans Text" w:eastAsia="Google Sans Text" w:cs="Google Sans Text"/>
+                <w:b/>
+                <w:color w:val="1b1c1d"/>
+                <w:sz w:val="32"/>
+                <w:szCs w:val="32"/>
+                <w:shd w:val="clear" w:color="auto" w:fill="auto"/>
               </w:rPr>
             </w:pPr>
             <w:r>
               <w:rPr>
-                <w:rFonts w:ascii="Times New Roman" w:hAnsi="Times New Roman"/>
-                <w:color w:val="000000" w:themeColor="text1"/>
+                <w:rFonts w:ascii="Google Sans Text" w:hAnsi="Google Sans Text" w:eastAsia="Google Sans Text" w:cs="Google Sans Text"/>
+                <w:b/>
+                <w:color w:val="1b1c1d"/>
+                <w:sz w:val="32"/>
+                <w:szCs w:val="32"/>
+                <w:shd w:val="clear" w:color="auto" w:fill="auto"/>
+                <w:rtl w:val="0"/>
               </w:rPr>
-              <w:t xml:space="preserve">Sr. No:</w:t>
+              <w:t xml:space="preserve">Registration No.</w:t>
             </w:r>
             <w:r>
               <w:rPr>
-                <w:rFonts w:ascii="Times New Roman" w:hAnsi="Times New Roman"/>
-                <w:color w:val="000000" w:themeColor="text1"/>
+                <w:rFonts w:ascii="Google Sans Text" w:hAnsi="Google Sans Text" w:eastAsia="Google Sans Text" w:cs="Google Sans Text"/>
+                <w:b/>
+                <w:color w:val="1b1c1d"/>
+                <w:sz w:val="32"/>
+                <w:szCs w:val="32"/>
+                <w:shd w:val="clear" w:color="auto" w:fill="auto"/>
+              </w:rPr>
+            </w:r>
+            <w:r>
+              <w:rPr>
+                <w:rFonts w:ascii="Google Sans Text" w:hAnsi="Google Sans Text" w:eastAsia="Google Sans Text" w:cs="Google Sans Text"/>
+                <w:b/>
+                <w:color w:val="1b1c1d"/>
+                <w:sz w:val="32"/>
+                <w:szCs w:val="32"/>
+                <w:shd w:val="clear" w:color="auto" w:fill="auto"/>
+              </w:rPr>
+            </w:r>
+          </w:p>
+        </w:tc>
+        <w:tc>
+          <w:tcPr>
+            <w:tcBorders/>
+            <w:tcW w:w="3120" w:type="dxa"/>
+            <w:textDirection w:val="lrTb"/>
+            <w:noWrap w:val="false"/>
+          </w:tcPr>
+          <w:p>
+            <w:pPr>
+              <w:pBdr>
+                <w:top w:val="none" w:color="000000" w:sz="0" w:space="0"/>
+                <w:left w:val="none" w:color="000000" w:sz="0" w:space="0"/>
+                <w:bottom w:val="none" w:color="000000" w:sz="0" w:space="0"/>
+                <w:right w:val="none" w:color="000000" w:sz="0" w:space="0"/>
+                <w:between w:val="none" w:color="000000" w:sz="0" w:space="0"/>
+              </w:pBdr>
+              <w:shd w:val="clear" w:color="auto" w:fill="auto"/>
+              <w:spacing w:after="120" w:before="120" w:line="275" w:lineRule="auto"/>
+              <w:ind/>
+              <w:jc w:val="center"/>
+              <w:rPr>
+                <w:rFonts w:ascii="Google Sans Text" w:hAnsi="Google Sans Text" w:eastAsia="Google Sans Text" w:cs="Google Sans Text"/>
+                <w:b/>
+                <w:color w:val="1b1c1d"/>
+                <w:sz w:val="32"/>
+                <w:szCs w:val="32"/>
+                <w:shd w:val="clear" w:color="auto" w:fill="auto"/>
+              </w:rPr>
+            </w:pPr>
+            <w:r>
+              <w:rPr>
+                <w:b/>
+                <w:bCs/>
+                <w:sz w:val="32"/>
+                <w:szCs w:val="32"/>
+              </w:rPr>
+              <w:t xml:space="preserve">Marks</w:t>
+            </w:r>
+            <w:r>
+              <w:rPr>
+                <w:rFonts w:ascii="Google Sans Text" w:hAnsi="Google Sans Text" w:eastAsia="Google Sans Text" w:cs="Google Sans Text"/>
+                <w:b/>
+                <w:color w:val="1b1c1d"/>
+                <w:sz w:val="32"/>
+                <w:szCs w:val="32"/>
+                <w:shd w:val="clear" w:color="auto" w:fill="auto"/>
+              </w:rPr>
+            </w:r>
+          </w:p>
+        </w:tc>
+      </w:tr>
+      <w:tr>
+        <w:trPr/>
+        <w:tc>
+          <w:tcPr>
+            <w:tcBorders/>
+            <w:tcW w:w="3120" w:type="dxa"/>
+            <w:textDirection w:val="lrTb"/>
+            <w:noWrap w:val="false"/>
+          </w:tcPr>
+          <w:p>
+            <w:pPr>
+              <w:pBdr>
+                <w:top w:val="none" w:color="000000" w:sz="0" w:space="0"/>
+                <w:left w:val="none" w:color="000000" w:sz="0" w:space="0"/>
+                <w:bottom w:val="none" w:color="000000" w:sz="0" w:space="0"/>
+                <w:right w:val="none" w:color="000000" w:sz="0" w:space="0"/>
+                <w:between w:val="none" w:color="000000" w:sz="0" w:space="0"/>
+              </w:pBdr>
+              <w:shd w:val="clear" w:color="auto" w:fill="auto"/>
+              <w:spacing w:line="275" w:lineRule="auto"/>
+              <w:ind/>
+              <w:jc w:val="center"/>
+              <w:rPr>
+                <w:rFonts w:ascii="Google Sans Text" w:hAnsi="Google Sans Text" w:eastAsia="Google Sans Text" w:cs="Google Sans Text"/>
+                <w:b/>
+                <w:color w:val="1b1c1d"/>
+                <w:sz w:val="32"/>
+                <w:szCs w:val="32"/>
+                <w:shd w:val="clear" w:color="auto" w:fill="auto"/>
+              </w:rPr>
+            </w:pPr>
+            <w:r>
+              <w:rPr>
+                <w:rFonts w:ascii="Google Sans Text" w:hAnsi="Google Sans Text" w:eastAsia="Google Sans Text" w:cs="Google Sans Text"/>
+                <w:b/>
+                <w:color w:val="1b1c1d"/>
+                <w:sz w:val="32"/>
+                <w:szCs w:val="32"/>
+                <w:shd w:val="clear" w:color="auto" w:fill="auto"/>
+                <w:rtl w:val="0"/>
+              </w:rPr>
+              <w:t xml:space="preserve">Hussain Durrani</w:t>
+            </w:r>
+            <w:r>
+              <w:rPr>
+                <w:rFonts w:ascii="Google Sans Text" w:hAnsi="Google Sans Text" w:eastAsia="Google Sans Text" w:cs="Google Sans Text"/>
+                <w:b/>
+                <w:color w:val="1b1c1d"/>
+                <w:sz w:val="32"/>
+                <w:szCs w:val="32"/>
+                <w:shd w:val="clear" w:color="auto" w:fill="auto"/>
+              </w:rPr>
+            </w:r>
+            <w:r>
+              <w:rPr>
+                <w:rFonts w:ascii="Google Sans Text" w:hAnsi="Google Sans Text" w:eastAsia="Google Sans Text" w:cs="Google Sans Text"/>
+                <w:b/>
+                <w:color w:val="1b1c1d"/>
+                <w:sz w:val="32"/>
+                <w:szCs w:val="32"/>
+                <w:shd w:val="clear" w:color="auto" w:fill="auto"/>
+              </w:rPr>
+            </w:r>
+          </w:p>
+        </w:tc>
+        <w:tc>
+          <w:tcPr>
+            <w:tcBorders/>
+            <w:tcW w:w="3120" w:type="dxa"/>
+            <w:textDirection w:val="lrTb"/>
+            <w:noWrap w:val="false"/>
+          </w:tcPr>
+          <w:p>
+            <w:pPr>
+              <w:pBdr>
+                <w:top w:val="none" w:color="000000" w:sz="0" w:space="0"/>
+                <w:left w:val="none" w:color="000000" w:sz="0" w:space="0"/>
+                <w:bottom w:val="none" w:color="000000" w:sz="0" w:space="0"/>
+                <w:right w:val="none" w:color="000000" w:sz="0" w:space="0"/>
+                <w:between w:val="none" w:color="000000" w:sz="0" w:space="0"/>
+              </w:pBdr>
+              <w:shd w:val="clear" w:color="auto" w:fill="auto"/>
+              <w:spacing w:line="275" w:lineRule="auto"/>
+              <w:ind/>
+              <w:jc w:val="center"/>
+              <w:rPr>
+                <w:rFonts w:ascii="Google Sans Text" w:hAnsi="Google Sans Text" w:eastAsia="Google Sans Text" w:cs="Google Sans Text"/>
+                <w:color w:val="1b1c1d"/>
+                <w:sz w:val="32"/>
+                <w:szCs w:val="32"/>
+                <w:shd w:val="clear" w:color="auto" w:fill="auto"/>
+              </w:rPr>
+            </w:pPr>
+            <w:r>
+              <w:rPr>
+                <w:rFonts w:ascii="Google Sans Text" w:hAnsi="Google Sans Text" w:eastAsia="Google Sans Text" w:cs="Google Sans Text"/>
+                <w:color w:val="1b1c1d"/>
+                <w:sz w:val="32"/>
+                <w:szCs w:val="32"/>
+                <w:shd w:val="clear" w:color="auto" w:fill="auto"/>
+                <w:rtl w:val="0"/>
+              </w:rPr>
+              <w:t xml:space="preserve">L1F24BSCS0937</w:t>
+            </w:r>
+            <w:r>
+              <w:rPr>
+                <w:rFonts w:ascii="Google Sans Text" w:hAnsi="Google Sans Text" w:eastAsia="Google Sans Text" w:cs="Google Sans Text"/>
+                <w:color w:val="1b1c1d"/>
+                <w:sz w:val="32"/>
+                <w:szCs w:val="32"/>
+                <w:shd w:val="clear" w:color="auto" w:fill="auto"/>
+              </w:rPr>
+            </w:r>
+            <w:r>
+              <w:rPr>
+                <w:rFonts w:ascii="Google Sans Text" w:hAnsi="Google Sans Text" w:eastAsia="Google Sans Text" w:cs="Google Sans Text"/>
+                <w:color w:val="1b1c1d"/>
+                <w:sz w:val="32"/>
+                <w:szCs w:val="32"/>
+                <w:shd w:val="clear" w:color="auto" w:fill="auto"/>
+              </w:rPr>
+            </w:r>
+          </w:p>
+        </w:tc>
+        <w:tc>
+          <w:tcPr>
+            <w:tcBorders/>
+            <w:tcW w:w="3120" w:type="dxa"/>
+            <w:textDirection w:val="lrTb"/>
+            <w:noWrap w:val="false"/>
+          </w:tcPr>
+          <w:p>
+            <w:pPr>
+              <w:pBdr/>
+              <w:spacing w:line="360" w:lineRule="auto"/>
+              <w:ind/>
+              <w:jc w:val="both"/>
+              <w:rPr>
+                <w:b w:val="0"/>
+                <w:bCs w:val="0"/>
+                <w:sz w:val="32"/>
+                <w:szCs w:val="32"/>
+              </w:rPr>
+            </w:pPr>
+            <w:r>
+              <w:rPr>
+                <w:b w:val="0"/>
+                <w:bCs w:val="0"/>
+                <w:sz w:val="32"/>
+                <w:szCs w:val="32"/>
+              </w:rPr>
+            </w:r>
+            <w:r>
+              <w:rPr>
+                <w:b w:val="0"/>
+                <w:bCs w:val="0"/>
+                <w:sz w:val="32"/>
+                <w:szCs w:val="32"/>
+              </w:rPr>
+            </w:r>
+          </w:p>
+        </w:tc>
+      </w:tr>
+      <w:tr>
+        <w:trPr/>
+        <w:tc>
+          <w:tcPr>
+            <w:tcBorders/>
+            <w:tcW w:w="3120" w:type="dxa"/>
+            <w:textDirection w:val="lrTb"/>
+            <w:noWrap w:val="false"/>
+          </w:tcPr>
+          <w:p>
+            <w:pPr>
+              <w:pBdr>
+                <w:top w:val="none" w:color="000000" w:sz="0" w:space="0"/>
+                <w:left w:val="none" w:color="000000" w:sz="0" w:space="0"/>
+                <w:bottom w:val="none" w:color="000000" w:sz="0" w:space="0"/>
+                <w:right w:val="none" w:color="000000" w:sz="0" w:space="0"/>
+                <w:between w:val="none" w:color="000000" w:sz="0" w:space="0"/>
+              </w:pBdr>
+              <w:shd w:val="clear" w:color="auto" w:fill="auto"/>
+              <w:spacing w:line="275" w:lineRule="auto"/>
+              <w:ind/>
+              <w:jc w:val="center"/>
+              <w:rPr>
+                <w:rFonts w:ascii="Google Sans Text" w:hAnsi="Google Sans Text" w:eastAsia="Google Sans Text" w:cs="Google Sans Text"/>
+                <w:b/>
+                <w:color w:val="1b1c1d"/>
+                <w:sz w:val="32"/>
+                <w:szCs w:val="32"/>
+                <w:shd w:val="clear" w:color="auto" w:fill="auto"/>
+              </w:rPr>
+            </w:pPr>
+            <w:r>
+              <w:rPr>
+                <w:rFonts w:ascii="Google Sans Text" w:hAnsi="Google Sans Text" w:eastAsia="Google Sans Text" w:cs="Google Sans Text"/>
+                <w:b/>
+                <w:color w:val="1b1c1d"/>
+                <w:sz w:val="32"/>
+                <w:szCs w:val="32"/>
+                <w:shd w:val="clear" w:color="auto" w:fill="auto"/>
+                <w:rtl w:val="0"/>
+              </w:rPr>
+              <w:t xml:space="preserve">Salman Farooq</w:t>
+            </w:r>
+            <w:r>
+              <w:rPr>
+                <w:rFonts w:ascii="Google Sans Text" w:hAnsi="Google Sans Text" w:eastAsia="Google Sans Text" w:cs="Google Sans Text"/>
+                <w:b/>
+                <w:color w:val="1b1c1d"/>
+                <w:sz w:val="32"/>
+                <w:szCs w:val="32"/>
+                <w:shd w:val="clear" w:color="auto" w:fill="auto"/>
+              </w:rPr>
+            </w:r>
+            <w:r>
+              <w:rPr>
+                <w:rFonts w:ascii="Google Sans Text" w:hAnsi="Google Sans Text" w:eastAsia="Google Sans Text" w:cs="Google Sans Text"/>
+                <w:b/>
+                <w:color w:val="1b1c1d"/>
+                <w:sz w:val="32"/>
+                <w:szCs w:val="32"/>
+                <w:shd w:val="clear" w:color="auto" w:fill="auto"/>
+              </w:rPr>
+            </w:r>
+          </w:p>
+        </w:tc>
+        <w:tc>
+          <w:tcPr>
+            <w:tcBorders/>
+            <w:tcW w:w="3120" w:type="dxa"/>
+            <w:textDirection w:val="lrTb"/>
+            <w:noWrap w:val="false"/>
+          </w:tcPr>
+          <w:p>
+            <w:pPr>
+              <w:pBdr>
+                <w:top w:val="none" w:color="000000" w:sz="0" w:space="0"/>
+                <w:left w:val="none" w:color="000000" w:sz="0" w:space="0"/>
+                <w:bottom w:val="none" w:color="000000" w:sz="0" w:space="0"/>
+                <w:right w:val="none" w:color="000000" w:sz="0" w:space="0"/>
+                <w:between w:val="none" w:color="000000" w:sz="0" w:space="0"/>
+              </w:pBdr>
+              <w:shd w:val="clear" w:color="auto" w:fill="auto"/>
+              <w:spacing w:line="275" w:lineRule="auto"/>
+              <w:ind/>
+              <w:jc w:val="center"/>
+              <w:rPr>
+                <w:rFonts w:ascii="Google Sans Text" w:hAnsi="Google Sans Text" w:eastAsia="Google Sans Text" w:cs="Google Sans Text"/>
+                <w:color w:val="1b1c1d"/>
+                <w:sz w:val="32"/>
+                <w:szCs w:val="32"/>
+                <w:shd w:val="clear" w:color="auto" w:fill="auto"/>
+              </w:rPr>
+            </w:pPr>
+            <w:r>
+              <w:rPr>
+                <w:rFonts w:ascii="Google Sans Text" w:hAnsi="Google Sans Text" w:eastAsia="Google Sans Text" w:cs="Google Sans Text"/>
+                <w:color w:val="1b1c1d"/>
+                <w:sz w:val="32"/>
+                <w:szCs w:val="32"/>
+                <w:shd w:val="clear" w:color="auto" w:fill="auto"/>
+                <w:rtl w:val="0"/>
+              </w:rPr>
+              <w:t xml:space="preserve">L1F24BSCS0829</w:t>
+            </w:r>
+            <w:r>
+              <w:rPr>
+                <w:rFonts w:ascii="Google Sans Text" w:hAnsi="Google Sans Text" w:eastAsia="Google Sans Text" w:cs="Google Sans Text"/>
+                <w:color w:val="1b1c1d"/>
+                <w:sz w:val="32"/>
+                <w:szCs w:val="32"/>
+                <w:shd w:val="clear" w:color="auto" w:fill="auto"/>
+              </w:rPr>
+            </w:r>
+            <w:r>
+              <w:rPr>
+                <w:rFonts w:ascii="Google Sans Text" w:hAnsi="Google Sans Text" w:eastAsia="Google Sans Text" w:cs="Google Sans Text"/>
+                <w:color w:val="1b1c1d"/>
+                <w:sz w:val="32"/>
+                <w:szCs w:val="32"/>
+                <w:shd w:val="clear" w:color="auto" w:fill="auto"/>
+              </w:rPr>
+            </w:r>
+          </w:p>
+        </w:tc>
+        <w:tc>
+          <w:tcPr>
+            <w:tcBorders/>
+            <w:tcW w:w="3120" w:type="dxa"/>
+            <w:textDirection w:val="lrTb"/>
+            <w:noWrap w:val="false"/>
+          </w:tcPr>
+          <w:p>
+            <w:pPr>
+              <w:pBdr/>
+              <w:spacing w:line="360" w:lineRule="auto"/>
+              <w:ind/>
+              <w:jc w:val="both"/>
+              <w:rPr>
+                <w:b w:val="0"/>
+                <w:bCs w:val="0"/>
+                <w:sz w:val="32"/>
+                <w:szCs w:val="32"/>
+              </w:rPr>
+            </w:pPr>
+            <w:r>
+              <w:rPr>
+                <w:b w:val="0"/>
+                <w:bCs w:val="0"/>
+                <w:sz w:val="32"/>
+                <w:szCs w:val="32"/>
+              </w:rPr>
+            </w:r>
+            <w:r>
+              <w:rPr>
+                <w:b w:val="0"/>
+                <w:bCs w:val="0"/>
+                <w:sz w:val="32"/>
+                <w:szCs w:val="32"/>
+              </w:rPr>
+            </w:r>
+          </w:p>
+        </w:tc>
+      </w:tr>
+      <w:tr>
+        <w:trPr/>
+        <w:tc>
+          <w:tcPr>
+            <w:tcBorders/>
+            <w:tcW w:w="3120" w:type="dxa"/>
+            <w:textDirection w:val="lrTb"/>
+            <w:noWrap w:val="false"/>
+          </w:tcPr>
+          <w:p>
+            <w:pPr>
+              <w:pBdr>
+                <w:top w:val="none" w:color="000000" w:sz="0" w:space="0"/>
+                <w:left w:val="none" w:color="000000" w:sz="0" w:space="0"/>
+                <w:bottom w:val="none" w:color="000000" w:sz="0" w:space="0"/>
+                <w:right w:val="none" w:color="000000" w:sz="0" w:space="0"/>
+                <w:between w:val="none" w:color="000000" w:sz="0" w:space="0"/>
+              </w:pBdr>
+              <w:shd w:val="clear" w:color="auto" w:fill="auto"/>
+              <w:spacing w:line="275" w:lineRule="auto"/>
+              <w:ind/>
+              <w:jc w:val="center"/>
+              <w:rPr>
+                <w:rFonts w:ascii="Google Sans Text" w:hAnsi="Google Sans Text" w:eastAsia="Google Sans Text" w:cs="Google Sans Text"/>
+                <w:b/>
+                <w:color w:val="1b1c1d"/>
+                <w:sz w:val="32"/>
+                <w:szCs w:val="32"/>
+                <w:shd w:val="clear" w:color="auto" w:fill="auto"/>
+              </w:rPr>
+            </w:pPr>
+            <w:r>
+              <w:rPr>
+                <w:rFonts w:ascii="Google Sans Text" w:hAnsi="Google Sans Text" w:eastAsia="Google Sans Text" w:cs="Google Sans Text"/>
+                <w:b/>
+                <w:color w:val="1b1c1d"/>
+                <w:sz w:val="32"/>
+                <w:szCs w:val="32"/>
+                <w:shd w:val="clear" w:color="auto" w:fill="auto"/>
+                <w:rtl w:val="0"/>
+              </w:rPr>
+              <w:t xml:space="preserve">Ali Hamza</w:t>
+            </w:r>
+            <w:r>
+              <w:rPr>
+                <w:rFonts w:ascii="Google Sans Text" w:hAnsi="Google Sans Text" w:eastAsia="Google Sans Text" w:cs="Google Sans Text"/>
+                <w:b/>
+                <w:color w:val="1b1c1d"/>
+                <w:sz w:val="32"/>
+                <w:szCs w:val="32"/>
+                <w:shd w:val="clear" w:color="auto" w:fill="auto"/>
+              </w:rPr>
+            </w:r>
+            <w:r>
+              <w:rPr>
+                <w:rFonts w:ascii="Google Sans Text" w:hAnsi="Google Sans Text" w:eastAsia="Google Sans Text" w:cs="Google Sans Text"/>
+                <w:b/>
+                <w:color w:val="1b1c1d"/>
+                <w:sz w:val="32"/>
+                <w:szCs w:val="32"/>
+                <w:shd w:val="clear" w:color="auto" w:fill="auto"/>
+              </w:rPr>
+            </w:r>
+          </w:p>
+        </w:tc>
+        <w:tc>
+          <w:tcPr>
+            <w:tcBorders/>
+            <w:tcW w:w="3120" w:type="dxa"/>
+            <w:textDirection w:val="lrTb"/>
+            <w:noWrap w:val="false"/>
+          </w:tcPr>
+          <w:p>
+            <w:pPr>
+              <w:pBdr>
+                <w:top w:val="none" w:color="000000" w:sz="0" w:space="0"/>
+                <w:left w:val="none" w:color="000000" w:sz="0" w:space="0"/>
+                <w:bottom w:val="none" w:color="000000" w:sz="0" w:space="0"/>
+                <w:right w:val="none" w:color="000000" w:sz="0" w:space="0"/>
+                <w:between w:val="none" w:color="000000" w:sz="0" w:space="0"/>
+              </w:pBdr>
+              <w:shd w:val="clear" w:color="auto" w:fill="auto"/>
+              <w:spacing w:line="275" w:lineRule="auto"/>
+              <w:ind/>
+              <w:jc w:val="center"/>
+              <w:rPr>
+                <w:rFonts w:ascii="Google Sans Text" w:hAnsi="Google Sans Text" w:eastAsia="Google Sans Text" w:cs="Google Sans Text"/>
+                <w:color w:val="1b1c1d"/>
+                <w:sz w:val="32"/>
+                <w:szCs w:val="32"/>
+                <w:shd w:val="clear" w:color="auto" w:fill="auto"/>
+              </w:rPr>
+            </w:pPr>
+            <w:r>
+              <w:rPr>
+                <w:rFonts w:ascii="Google Sans Text" w:hAnsi="Google Sans Text" w:eastAsia="Google Sans Text" w:cs="Google Sans Text"/>
+                <w:color w:val="1b1c1d"/>
+                <w:sz w:val="32"/>
+                <w:szCs w:val="32"/>
+                <w:shd w:val="clear" w:color="auto" w:fill="auto"/>
+                <w:rtl w:val="0"/>
+              </w:rPr>
+              <w:t xml:space="preserve">L1F24BSCS1037</w:t>
+            </w:r>
+            <w:r>
+              <w:rPr>
+                <w:rFonts w:ascii="Google Sans Text" w:hAnsi="Google Sans Text" w:eastAsia="Google Sans Text" w:cs="Google Sans Text"/>
+                <w:color w:val="1b1c1d"/>
+                <w:sz w:val="32"/>
+                <w:szCs w:val="32"/>
+                <w:shd w:val="clear" w:color="auto" w:fill="auto"/>
+              </w:rPr>
+            </w:r>
+            <w:r>
+              <w:rPr>
+                <w:rFonts w:ascii="Google Sans Text" w:hAnsi="Google Sans Text" w:eastAsia="Google Sans Text" w:cs="Google Sans Text"/>
+                <w:color w:val="1b1c1d"/>
+                <w:sz w:val="32"/>
+                <w:szCs w:val="32"/>
+                <w:shd w:val="clear" w:color="auto" w:fill="auto"/>
+              </w:rPr>
+            </w:r>
+          </w:p>
+        </w:tc>
+        <w:tc>
+          <w:tcPr>
+            <w:tcBorders/>
+            <w:tcW w:w="3120" w:type="dxa"/>
+            <w:textDirection w:val="lrTb"/>
+            <w:noWrap w:val="false"/>
+          </w:tcPr>
+          <w:p>
+            <w:pPr>
+              <w:pBdr/>
+              <w:spacing w:line="360" w:lineRule="auto"/>
+              <w:ind/>
+              <w:jc w:val="both"/>
+              <w:rPr>
+                <w:b w:val="0"/>
+                <w:bCs w:val="0"/>
+                <w:sz w:val="32"/>
+                <w:szCs w:val="32"/>
+              </w:rPr>
+            </w:pPr>
+            <w:r>
+              <w:rPr>
+                <w:b w:val="0"/>
+                <w:bCs w:val="0"/>
+                <w:sz w:val="32"/>
+                <w:szCs w:val="32"/>
+              </w:rPr>
+            </w:r>
+            <w:r>
+              <w:rPr>
+                <w:b w:val="0"/>
+                <w:bCs w:val="0"/>
+                <w:sz w:val="32"/>
+                <w:szCs w:val="32"/>
+              </w:rPr>
+            </w:r>
+          </w:p>
+        </w:tc>
+      </w:tr>
+      <w:tr>
+        <w:trPr/>
+        <w:tc>
+          <w:tcPr>
+            <w:tcBorders/>
+            <w:tcW w:w="3120" w:type="dxa"/>
+            <w:textDirection w:val="lrTb"/>
+            <w:noWrap w:val="false"/>
+          </w:tcPr>
+          <w:p>
+            <w:pPr>
+              <w:pBdr>
+                <w:top w:val="none" w:color="000000" w:sz="0" w:space="0"/>
+                <w:left w:val="none" w:color="000000" w:sz="0" w:space="0"/>
+                <w:bottom w:val="none" w:color="000000" w:sz="0" w:space="0"/>
+                <w:right w:val="none" w:color="000000" w:sz="0" w:space="0"/>
+                <w:between w:val="none" w:color="000000" w:sz="0" w:space="0"/>
+              </w:pBdr>
+              <w:shd w:val="clear" w:color="auto" w:fill="auto"/>
+              <w:spacing w:line="275" w:lineRule="auto"/>
+              <w:ind/>
+              <w:jc w:val="center"/>
+              <w:rPr>
+                <w:rFonts w:ascii="Google Sans Text" w:hAnsi="Google Sans Text" w:eastAsia="Google Sans Text" w:cs="Google Sans Text"/>
+                <w:b/>
+                <w:color w:val="1b1c1d"/>
+                <w:sz w:val="32"/>
+                <w:szCs w:val="32"/>
+                <w:shd w:val="clear" w:color="auto" w:fill="auto"/>
+              </w:rPr>
+            </w:pPr>
+            <w:r>
+              <w:rPr>
+                <w:rFonts w:ascii="Google Sans Text" w:hAnsi="Google Sans Text" w:eastAsia="Google Sans Text" w:cs="Google Sans Text"/>
+                <w:b/>
+                <w:color w:val="1b1c1d"/>
+                <w:sz w:val="32"/>
+                <w:szCs w:val="32"/>
+                <w:shd w:val="clear" w:color="auto" w:fill="auto"/>
+                <w:rtl w:val="0"/>
+              </w:rPr>
+              <w:t xml:space="preserve">Esha Shareef</w:t>
+            </w:r>
+            <w:r>
+              <w:rPr>
+                <w:rFonts w:ascii="Google Sans Text" w:hAnsi="Google Sans Text" w:eastAsia="Google Sans Text" w:cs="Google Sans Text"/>
+                <w:b/>
+                <w:color w:val="1b1c1d"/>
+                <w:sz w:val="32"/>
+                <w:szCs w:val="32"/>
+                <w:shd w:val="clear" w:color="auto" w:fill="auto"/>
+              </w:rPr>
+            </w:r>
+            <w:r>
+              <w:rPr>
+                <w:rFonts w:ascii="Google Sans Text" w:hAnsi="Google Sans Text" w:eastAsia="Google Sans Text" w:cs="Google Sans Text"/>
+                <w:b/>
+                <w:color w:val="1b1c1d"/>
+                <w:sz w:val="32"/>
+                <w:szCs w:val="32"/>
+                <w:shd w:val="clear" w:color="auto" w:fill="auto"/>
+              </w:rPr>
+            </w:r>
+          </w:p>
+        </w:tc>
+        <w:tc>
+          <w:tcPr>
+            <w:tcBorders/>
+            <w:tcW w:w="3120" w:type="dxa"/>
+            <w:textDirection w:val="lrTb"/>
+            <w:noWrap w:val="false"/>
+          </w:tcPr>
+          <w:p>
+            <w:pPr>
+              <w:pBdr>
+                <w:top w:val="none" w:color="000000" w:sz="0" w:space="0"/>
+                <w:left w:val="none" w:color="000000" w:sz="0" w:space="0"/>
+                <w:bottom w:val="none" w:color="000000" w:sz="0" w:space="0"/>
+                <w:right w:val="none" w:color="000000" w:sz="0" w:space="0"/>
+                <w:between w:val="none" w:color="000000" w:sz="0" w:space="0"/>
+              </w:pBdr>
+              <w:shd w:val="clear" w:color="auto" w:fill="auto"/>
+              <w:spacing w:line="275" w:lineRule="auto"/>
+              <w:ind/>
+              <w:jc w:val="center"/>
+              <w:rPr>
+                <w:rFonts w:ascii="Google Sans Text" w:hAnsi="Google Sans Text" w:eastAsia="Google Sans Text" w:cs="Google Sans Text"/>
+                <w:color w:val="1b1c1d"/>
+                <w:sz w:val="32"/>
+                <w:szCs w:val="32"/>
+                <w:shd w:val="clear" w:color="auto" w:fill="auto"/>
+              </w:rPr>
+            </w:pPr>
+            <w:r>
+              <w:rPr>
+                <w:rFonts w:ascii="Google Sans Text" w:hAnsi="Google Sans Text" w:eastAsia="Google Sans Text" w:cs="Google Sans Text"/>
+                <w:color w:val="1b1c1d"/>
+                <w:sz w:val="32"/>
+                <w:szCs w:val="32"/>
+                <w:shd w:val="clear" w:color="auto" w:fill="auto"/>
+                <w:rtl w:val="0"/>
+              </w:rPr>
+              <w:t xml:space="preserve">L1F24BSCS1019</w:t>
+            </w:r>
+            <w:r>
+              <w:rPr>
+                <w:rFonts w:ascii="Google Sans Text" w:hAnsi="Google Sans Text" w:eastAsia="Google Sans Text" w:cs="Google Sans Text"/>
+                <w:color w:val="1b1c1d"/>
+                <w:sz w:val="32"/>
+                <w:szCs w:val="32"/>
+                <w:shd w:val="clear" w:color="auto" w:fill="auto"/>
+              </w:rPr>
+            </w:r>
+            <w:r>
+              <w:rPr>
+                <w:rFonts w:ascii="Google Sans Text" w:hAnsi="Google Sans Text" w:eastAsia="Google Sans Text" w:cs="Google Sans Text"/>
+                <w:color w:val="1b1c1d"/>
+                <w:sz w:val="32"/>
+                <w:szCs w:val="32"/>
+                <w:shd w:val="clear" w:color="auto" w:fill="auto"/>
+              </w:rPr>
+            </w:r>
+          </w:p>
+        </w:tc>
+        <w:tc>
+          <w:tcPr>
+            <w:tcBorders/>
+            <w:tcW w:w="3120" w:type="dxa"/>
+            <w:textDirection w:val="lrTb"/>
+            <w:noWrap w:val="false"/>
+          </w:tcPr>
+          <w:p>
+            <w:pPr>
+              <w:pBdr/>
+              <w:spacing w:line="360" w:lineRule="auto"/>
+              <w:ind/>
+              <w:jc w:val="both"/>
+              <w:rPr>
+                <w:b w:val="0"/>
+                <w:bCs w:val="0"/>
+                <w:sz w:val="32"/>
+                <w:szCs w:val="32"/>
+              </w:rPr>
+            </w:pPr>
+            <w:r>
+              <w:rPr>
+                <w:b w:val="0"/>
+                <w:bCs w:val="0"/>
+                <w:sz w:val="32"/>
+                <w:szCs w:val="32"/>
+              </w:rPr>
+            </w:r>
+            <w:r>
+              <w:rPr>
+                <w:b w:val="0"/>
+                <w:bCs w:val="0"/>
+                <w:sz w:val="32"/>
+                <w:szCs w:val="32"/>
               </w:rPr>
             </w:r>
           </w:p>
@@ -1544,432 +2535,34 @@
     </w:tbl>
     <w:p>
       <w:pPr>
-        <w:pStyle w:val="755"/>
-        <w:pBdr/>
-        <w:spacing/>
-        <w:ind w:left="0"/>
+        <w:pBdr/>
+        <w:spacing w:line="360" w:lineRule="auto"/>
+        <w:ind w:firstLine="0" w:left="0"/>
         <w:jc w:val="both"/>
         <w:rPr>
-          <w:b/>
+          <w:b w:val="0"/>
+          <w:bCs w:val="0"/>
         </w:rPr>
       </w:pPr>
       <w:r>
         <w:rPr>
-          <w:b/>
+          <w:b w:val="0"/>
+          <w:bCs w:val="0"/>
+          <w:highlight w:val="none"/>
         </w:rPr>
-        <w:t xml:space="preserve">Instructions: </w:t>
       </w:r>
       <w:r>
         <w:rPr>
-          <w:b/>
+          <w:b w:val="0"/>
+          <w:bCs w:val="0"/>
         </w:rPr>
-      </w:r>
-    </w:p>
-    <w:p>
-      <w:pPr>
-        <w:pStyle w:val="755"/>
-        <w:numPr>
-          <w:ilvl w:val="0"/>
-          <w:numId w:val="10"/>
-        </w:numPr>
-        <w:pBdr/>
-        <w:spacing/>
-        <w:ind/>
-        <w:jc w:val="both"/>
-        <w:rPr/>
-      </w:pPr>
-      <w:r>
-        <w:t xml:space="preserve">One group’s product/</w:t>
-      </w:r>
-      <w:r>
-        <w:t xml:space="preserve">concept/</w:t>
-      </w:r>
-      <w:r>
-        <w:t xml:space="preserve">company should not match with other group’s product. </w:t>
-      </w:r>
-      <w:r/>
-    </w:p>
-    <w:p>
-      <w:pPr>
-        <w:pStyle w:val="755"/>
-        <w:numPr>
-          <w:ilvl w:val="0"/>
-          <w:numId w:val="10"/>
-        </w:numPr>
-        <w:pBdr/>
-        <w:spacing/>
-        <w:ind/>
-        <w:jc w:val="both"/>
-        <w:rPr/>
-      </w:pPr>
-      <w:r>
-        <w:t xml:space="preserve">Selection of the product/</w:t>
-      </w:r>
-      <w:r>
-        <w:t xml:space="preserve">concept/</w:t>
-      </w:r>
-      <w:r>
-        <w:t xml:space="preserve">company will be on first come first serve basis.</w:t>
-      </w:r>
-      <w:r/>
-    </w:p>
-    <w:p>
-      <w:pPr>
-        <w:pStyle w:val="755"/>
-        <w:numPr>
-          <w:ilvl w:val="0"/>
-          <w:numId w:val="10"/>
-        </w:numPr>
-        <w:pBdr/>
-        <w:spacing/>
-        <w:ind/>
-        <w:jc w:val="both"/>
-        <w:rPr/>
-      </w:pPr>
-      <w:r>
-        <w:t xml:space="preserve">For this, you should register your product/</w:t>
-      </w:r>
-      <w:r>
-        <w:t xml:space="preserve">concept/</w:t>
-      </w:r>
-      <w:r>
-        <w:t xml:space="preserve">company with CR.</w:t>
-      </w:r>
-      <w:r/>
-    </w:p>
-    <w:p>
-      <w:pPr>
-        <w:pStyle w:val="755"/>
-        <w:numPr>
-          <w:ilvl w:val="0"/>
-          <w:numId w:val="10"/>
-        </w:numPr>
-        <w:pBdr/>
-        <w:spacing/>
-        <w:ind/>
-        <w:jc w:val="both"/>
-        <w:rPr/>
-      </w:pPr>
-      <w:r>
-        <w:t xml:space="preserve">Assignment </w:t>
-      </w:r>
-      <w:r>
-        <w:t xml:space="preserve">will</w:t>
-      </w:r>
-      <w:r>
-        <w:t xml:space="preserve"> be done in a group</w:t>
-      </w:r>
-      <w:r>
-        <w:t xml:space="preserve"> and one student from each group will give the presentation.</w:t>
-      </w:r>
-      <w:r/>
-    </w:p>
-    <w:p>
-      <w:pPr>
-        <w:pStyle w:val="755"/>
-        <w:numPr>
-          <w:ilvl w:val="0"/>
-          <w:numId w:val="10"/>
-        </w:numPr>
-        <w:pBdr/>
-        <w:spacing/>
-        <w:ind/>
-        <w:jc w:val="both"/>
-        <w:rPr/>
-      </w:pPr>
-      <w:r>
-        <w:t xml:space="preserve">Print this page along with the name &amp; roll no. of your group members and attach it as a front page of your assignment.</w:t>
-      </w:r>
-      <w:r/>
-    </w:p>
-    <w:p>
-      <w:pPr>
-        <w:pBdr/>
-        <w:spacing w:after="0" w:line="360" w:lineRule="auto"/>
-        <w:ind/>
-        <w:jc w:val="both"/>
-        <w:rPr/>
-      </w:pPr>
-      <w:r/>
-      <w:r/>
-    </w:p>
-    <w:p>
-      <w:pPr>
-        <w:pBdr/>
-        <w:spacing w:after="0" w:line="360" w:lineRule="auto"/>
-        <w:ind/>
-        <w:jc w:val="both"/>
-        <w:rPr>
-          <w:rFonts w:ascii="Times New Roman" w:hAnsi="Times New Roman" w:cs="Times New Roman"/>
-          <w:sz w:val="24"/>
-        </w:rPr>
-      </w:pPr>
-      <w:r>
-        <w:rPr>
-          <w:rFonts w:ascii="Times New Roman" w:hAnsi="Times New Roman" w:cs="Times New Roman"/>
-          <w:b/>
-          <w:sz w:val="24"/>
-        </w:rPr>
-        <w:t xml:space="preserve">Assignment Topic</w:t>
       </w:r>
       <w:r>
         <w:rPr>
-          <w:rFonts w:ascii="Times New Roman" w:hAnsi="Times New Roman" w:cs="Times New Roman"/>
-          <w:b/>
-          <w:sz w:val="24"/>
-        </w:rPr>
-        <w:t xml:space="preserve"> </w:t>
-      </w:r>
-      <w:r>
-        <w:rPr>
-          <w:rFonts w:ascii="Times New Roman" w:hAnsi="Times New Roman" w:cs="Times New Roman"/>
-          <w:b/>
-          <w:sz w:val="24"/>
-        </w:rPr>
-        <w:t xml:space="preserve">&amp; Details</w:t>
-      </w:r>
-      <w:r>
-        <w:rPr>
-          <w:rFonts w:ascii="Times New Roman" w:hAnsi="Times New Roman" w:cs="Times New Roman"/>
-          <w:b/>
-          <w:sz w:val="24"/>
-        </w:rPr>
-        <w:t xml:space="preserve">:</w:t>
-      </w:r>
-      <w:r>
-        <w:rPr>
-          <w:rFonts w:ascii="Times New Roman" w:hAnsi="Times New Roman" w:cs="Times New Roman"/>
-          <w:b/>
-          <w:sz w:val="24"/>
-        </w:rPr>
-        <w:t xml:space="preserve"> Opportunity and Concept Testing</w:t>
-      </w:r>
-      <w:r>
-        <w:rPr>
-          <w:rFonts w:ascii="Times New Roman" w:hAnsi="Times New Roman" w:cs="Times New Roman"/>
-          <w:sz w:val="24"/>
+          <w:b w:val="0"/>
+          <w:bCs w:val="0"/>
         </w:rPr>
       </w:r>
-    </w:p>
-    <w:p>
-      <w:pPr>
-        <w:pBdr/>
-        <w:spacing w:after="0" w:line="360" w:lineRule="auto"/>
-        <w:ind/>
-        <w:jc w:val="both"/>
-        <w:rPr>
-          <w:rFonts w:ascii="Times New Roman" w:hAnsi="Times New Roman" w:cs="Times New Roman"/>
-          <w:sz w:val="24"/>
-        </w:rPr>
-      </w:pPr>
-      <w:r>
-        <w:rPr>
-          <w:rFonts w:ascii="Times New Roman" w:hAnsi="Times New Roman" w:cs="Times New Roman"/>
-          <w:sz w:val="24"/>
-        </w:rPr>
-        <w:t xml:space="preserve">Many companies</w:t>
-      </w:r>
-      <w:r>
-        <w:rPr>
-          <w:rFonts w:ascii="Times New Roman" w:hAnsi="Times New Roman" w:cs="Times New Roman"/>
-          <w:sz w:val="24"/>
-        </w:rPr>
-        <w:t xml:space="preserve"> in Pakistan</w:t>
-      </w:r>
-      <w:r>
-        <w:rPr>
-          <w:rFonts w:ascii="Times New Roman" w:hAnsi="Times New Roman" w:cs="Times New Roman"/>
-          <w:sz w:val="24"/>
-        </w:rPr>
-        <w:t xml:space="preserve"> try to launch a new product and fail. You are to research ONE </w:t>
-      </w:r>
-      <w:r>
-        <w:rPr>
-          <w:rFonts w:ascii="Times New Roman" w:hAnsi="Times New Roman" w:cs="Times New Roman"/>
-          <w:sz w:val="24"/>
-        </w:rPr>
-        <w:t xml:space="preserve">that</w:t>
-      </w:r>
-      <w:r>
-        <w:rPr>
-          <w:rFonts w:ascii="Times New Roman" w:hAnsi="Times New Roman" w:cs="Times New Roman"/>
-          <w:sz w:val="24"/>
-        </w:rPr>
-        <w:t xml:space="preserve"> product/Concept from Grave Yard. Once you have </w:t>
-      </w:r>
-      <w:r>
-        <w:rPr>
-          <w:rFonts w:ascii="Times New Roman" w:hAnsi="Times New Roman" w:cs="Times New Roman"/>
-          <w:sz w:val="24"/>
-        </w:rPr>
-        <w:t xml:space="preserve">s</w:t>
-      </w:r>
-      <w:r>
-        <w:rPr>
-          <w:rFonts w:ascii="Times New Roman" w:hAnsi="Times New Roman" w:cs="Times New Roman"/>
-          <w:sz w:val="24"/>
-        </w:rPr>
-        <w:t xml:space="preserve">elected the product/concept</w:t>
-      </w:r>
-      <w:r>
-        <w:rPr>
-          <w:rFonts w:ascii="Times New Roman" w:hAnsi="Times New Roman" w:cs="Times New Roman"/>
-          <w:sz w:val="24"/>
-        </w:rPr>
-        <w:t xml:space="preserve">,</w:t>
-      </w:r>
-      <w:r>
-        <w:rPr>
-          <w:rFonts w:ascii="Times New Roman" w:hAnsi="Times New Roman" w:cs="Times New Roman"/>
-          <w:sz w:val="24"/>
-        </w:rPr>
-        <w:t xml:space="preserve"> </w:t>
-      </w:r>
-      <w:r>
-        <w:rPr>
-          <w:rFonts w:ascii="Times New Roman" w:hAnsi="Times New Roman" w:cs="Times New Roman"/>
-          <w:sz w:val="24"/>
-        </w:rPr>
-        <w:t xml:space="preserve">by </w:t>
-      </w:r>
-      <w:r>
-        <w:rPr>
-          <w:rFonts w:ascii="Times New Roman" w:hAnsi="Times New Roman" w:cs="Times New Roman"/>
-          <w:sz w:val="24"/>
-        </w:rPr>
-        <w:t xml:space="preserve">answer</w:t>
-      </w:r>
-      <w:r>
-        <w:rPr>
-          <w:rFonts w:ascii="Times New Roman" w:hAnsi="Times New Roman" w:cs="Times New Roman"/>
-          <w:sz w:val="24"/>
-        </w:rPr>
-        <w:t xml:space="preserve">ing</w:t>
-      </w:r>
-      <w:r>
-        <w:rPr>
-          <w:rFonts w:ascii="Times New Roman" w:hAnsi="Times New Roman" w:cs="Times New Roman"/>
-          <w:sz w:val="24"/>
-        </w:rPr>
-        <w:t xml:space="preserve"> the following questions</w:t>
-      </w:r>
-      <w:r>
-        <w:rPr>
-          <w:rFonts w:ascii="Times New Roman" w:hAnsi="Times New Roman" w:cs="Times New Roman"/>
-          <w:sz w:val="24"/>
-        </w:rPr>
-        <w:t xml:space="preserve"> prepare a short report</w:t>
-      </w:r>
-      <w:r>
-        <w:rPr>
-          <w:rFonts w:ascii="Times New Roman" w:hAnsi="Times New Roman" w:cs="Times New Roman"/>
-          <w:sz w:val="24"/>
-        </w:rPr>
-        <w:t xml:space="preserve"> (3-4 pages)</w:t>
-      </w:r>
-      <w:r>
-        <w:rPr>
-          <w:rFonts w:ascii="Times New Roman" w:hAnsi="Times New Roman" w:cs="Times New Roman"/>
-          <w:sz w:val="24"/>
-        </w:rPr>
-        <w:t xml:space="preserve">:</w:t>
-      </w:r>
-      <w:r>
-        <w:rPr>
-          <w:rFonts w:ascii="Times New Roman" w:hAnsi="Times New Roman" w:cs="Times New Roman"/>
-          <w:sz w:val="24"/>
-        </w:rPr>
-      </w:r>
-    </w:p>
-    <w:p>
-      <w:pPr>
-        <w:pStyle w:val="755"/>
-        <w:numPr>
-          <w:ilvl w:val="0"/>
-          <w:numId w:val="9"/>
-        </w:numPr>
-        <w:pBdr/>
-        <w:spacing w:line="360" w:lineRule="auto"/>
-        <w:ind/>
-        <w:jc w:val="both"/>
-        <w:rPr/>
-      </w:pPr>
-      <w:r>
-        <w:t xml:space="preserve">Introduction of the product/concept</w:t>
-      </w:r>
-      <w:r/>
-    </w:p>
-    <w:p>
-      <w:pPr>
-        <w:pStyle w:val="755"/>
-        <w:numPr>
-          <w:ilvl w:val="0"/>
-          <w:numId w:val="9"/>
-        </w:numPr>
-        <w:pBdr/>
-        <w:spacing w:line="360" w:lineRule="auto"/>
-        <w:ind/>
-        <w:jc w:val="both"/>
-        <w:rPr/>
-      </w:pPr>
-      <w:r>
-        <w:t xml:space="preserve">Segment/Target Market/Concept</w:t>
-      </w:r>
-      <w:r/>
-    </w:p>
-    <w:p>
-      <w:pPr>
-        <w:pStyle w:val="755"/>
-        <w:numPr>
-          <w:ilvl w:val="0"/>
-          <w:numId w:val="9"/>
-        </w:numPr>
-        <w:pBdr/>
-        <w:spacing w:line="360" w:lineRule="auto"/>
-        <w:ind/>
-        <w:jc w:val="both"/>
-        <w:rPr/>
-      </w:pPr>
-      <w:r>
-        <w:t xml:space="preserve">Commercialization Potential</w:t>
-      </w:r>
-      <w:r/>
-    </w:p>
-    <w:p>
-      <w:pPr>
-        <w:pStyle w:val="755"/>
-        <w:numPr>
-          <w:ilvl w:val="0"/>
-          <w:numId w:val="9"/>
-        </w:numPr>
-        <w:pBdr/>
-        <w:spacing w:line="360" w:lineRule="auto"/>
-        <w:ind/>
-        <w:jc w:val="both"/>
-        <w:rPr/>
-      </w:pPr>
-      <w:r>
-        <w:t xml:space="preserve">Reasons of Failure. </w:t>
-      </w:r>
-      <w:r/>
-    </w:p>
-    <w:p>
-      <w:pPr>
-        <w:pStyle w:val="755"/>
-        <w:numPr>
-          <w:ilvl w:val="0"/>
-          <w:numId w:val="9"/>
-        </w:numPr>
-        <w:pBdr/>
-        <w:spacing w:line="360" w:lineRule="auto"/>
-        <w:ind/>
-        <w:jc w:val="both"/>
-        <w:rPr/>
-      </w:pPr>
-      <w:r>
-        <w:t xml:space="preserve">Your Analysis recommendation on the concept. </w:t>
-      </w:r>
-      <w:r/>
     </w:p>
     <w:sectPr>
       <w:footerReference w:type="default" r:id="rId9"/>
@@ -2021,7 +2614,7 @@
 <w:ftr xmlns:wpc="http://schemas.microsoft.com/office/word/2010/wordprocessingCanvas" xmlns:mc="http://schemas.openxmlformats.org/markup-compatibility/2006" xmlns:o="urn:schemas-microsoft-com:office:office" xmlns:r="http://schemas.openxmlformats.org/officeDocument/2006/relationships" xmlns:m="http://schemas.openxmlformats.org/officeDocument/2006/math" xmlns:v="urn:schemas-microsoft-com:vml" xmlns:wp14="http://schemas.microsoft.com/office/word/2010/wordprocessingDrawing" xmlns:wp="http://schemas.openxmlformats.org/drawingml/2006/wordprocessingDrawing" xmlns:w10="urn:schemas-microsoft-com:office:word" xmlns:w="http://schemas.openxmlformats.org/wordprocessingml/2006/main" xmlns:w14="http://schemas.microsoft.com/office/word/2010/wordml" xmlns:w15="http://schemas.microsoft.com/office/word/2012/wordml" xmlns:wpg="http://schemas.microsoft.com/office/word/2010/wordprocessingGroup" xmlns:wpi="http://schemas.microsoft.com/office/word/2010/wordprocessingInk" xmlns:wne="http://schemas.microsoft.com/office/word/2006/wordml" xmlns:a="http://schemas.openxmlformats.org/drawingml/2006/main" xmlns:wps="http://schemas.microsoft.com/office/word/2010/wordprocessingShape" mc:Ignorable="w14 w15 wp14">
   <w:p>
     <w:pPr>
-      <w:pStyle w:val="759"/>
+      <w:pStyle w:val="954"/>
       <w:pBdr/>
       <w:spacing/>
       <w:ind/>
@@ -2218,6 +2811,13 @@
         <w:color w:val="7f7f7f" w:themeColor="text1" w:themeTint="80"/>
       </w:rPr>
     </w:r>
+    <w:r>
+      <w:rPr>
+        <w:rFonts w:ascii="Times New Roman" w:hAnsi="Times New Roman" w:cs="Times New Roman"/>
+        <w:i/>
+        <w:color w:val="7f7f7f" w:themeColor="text1" w:themeTint="80"/>
+      </w:rPr>
+    </w:r>
   </w:p>
 </w:ftr>
 </file>
@@ -3615,6 +4215,1035 @@
         <w:ind w:hanging="180" w:left="6840"/>
       </w:pPr>
       <w:rPr/>
+      <w:start w:val="1"/>
+      <w:suff w:val="tab"/>
+    </w:lvl>
+  </w:abstractNum>
+  <w:abstractNum w:abstractNumId="10">
+    <w:nsid w:val="6C904693"/>
+    <w:lvl w:ilvl="0">
+      <w:isLgl w:val="false"/>
+      <w:lvlJc w:val="left"/>
+      <w:lvlText w:val="·"/>
+      <w:numFmt w:val="bullet"/>
+      <w:pPr>
+        <w:pBdr/>
+        <w:spacing/>
+        <w:ind w:hanging="360" w:left="709"/>
+      </w:pPr>
+      <w:rPr>
+        <w:rFonts w:hint="default" w:ascii="Symbol" w:hAnsi="Symbol" w:eastAsia="Symbol" w:cs="Symbol"/>
+      </w:rPr>
+      <w:start w:val="1"/>
+      <w:suff w:val="tab"/>
+    </w:lvl>
+    <w:lvl w:ilvl="1">
+      <w:isLgl w:val="false"/>
+      <w:lvlJc w:val="left"/>
+      <w:lvlText w:val="o"/>
+      <w:numFmt w:val="bullet"/>
+      <w:pPr>
+        <w:pBdr/>
+        <w:spacing/>
+        <w:ind w:hanging="360" w:left="1429"/>
+      </w:pPr>
+      <w:rPr>
+        <w:rFonts w:hint="default" w:ascii="Courier New" w:hAnsi="Courier New" w:eastAsia="Courier New" w:cs="Courier New"/>
+      </w:rPr>
+      <w:start w:val="1"/>
+      <w:suff w:val="tab"/>
+    </w:lvl>
+    <w:lvl w:ilvl="2">
+      <w:isLgl w:val="false"/>
+      <w:lvlJc w:val="left"/>
+      <w:lvlText w:val="§"/>
+      <w:numFmt w:val="bullet"/>
+      <w:pPr>
+        <w:pBdr/>
+        <w:spacing/>
+        <w:ind w:hanging="360" w:left="2149"/>
+      </w:pPr>
+      <w:rPr>
+        <w:rFonts w:hint="default" w:ascii="Wingdings" w:hAnsi="Wingdings" w:eastAsia="Wingdings" w:cs="Wingdings"/>
+      </w:rPr>
+      <w:start w:val="1"/>
+      <w:suff w:val="tab"/>
+    </w:lvl>
+    <w:lvl w:ilvl="3">
+      <w:isLgl w:val="false"/>
+      <w:lvlJc w:val="left"/>
+      <w:lvlText w:val="·"/>
+      <w:numFmt w:val="bullet"/>
+      <w:pPr>
+        <w:pBdr/>
+        <w:spacing/>
+        <w:ind w:hanging="360" w:left="2869"/>
+      </w:pPr>
+      <w:rPr>
+        <w:rFonts w:hint="default" w:ascii="Symbol" w:hAnsi="Symbol" w:eastAsia="Symbol" w:cs="Symbol"/>
+      </w:rPr>
+      <w:start w:val="1"/>
+      <w:suff w:val="tab"/>
+    </w:lvl>
+    <w:lvl w:ilvl="4">
+      <w:isLgl w:val="false"/>
+      <w:lvlJc w:val="left"/>
+      <w:lvlText w:val="o"/>
+      <w:numFmt w:val="bullet"/>
+      <w:pPr>
+        <w:pBdr/>
+        <w:spacing/>
+        <w:ind w:hanging="360" w:left="3589"/>
+      </w:pPr>
+      <w:rPr>
+        <w:rFonts w:hint="default" w:ascii="Courier New" w:hAnsi="Courier New" w:eastAsia="Courier New" w:cs="Courier New"/>
+      </w:rPr>
+      <w:start w:val="1"/>
+      <w:suff w:val="tab"/>
+    </w:lvl>
+    <w:lvl w:ilvl="5">
+      <w:isLgl w:val="false"/>
+      <w:lvlJc w:val="left"/>
+      <w:lvlText w:val="§"/>
+      <w:numFmt w:val="bullet"/>
+      <w:pPr>
+        <w:pBdr/>
+        <w:spacing/>
+        <w:ind w:hanging="360" w:left="4309"/>
+      </w:pPr>
+      <w:rPr>
+        <w:rFonts w:hint="default" w:ascii="Wingdings" w:hAnsi="Wingdings" w:eastAsia="Wingdings" w:cs="Wingdings"/>
+      </w:rPr>
+      <w:start w:val="1"/>
+      <w:suff w:val="tab"/>
+    </w:lvl>
+    <w:lvl w:ilvl="6">
+      <w:isLgl w:val="false"/>
+      <w:lvlJc w:val="left"/>
+      <w:lvlText w:val="·"/>
+      <w:numFmt w:val="bullet"/>
+      <w:pPr>
+        <w:pBdr/>
+        <w:spacing/>
+        <w:ind w:hanging="360" w:left="5029"/>
+      </w:pPr>
+      <w:rPr>
+        <w:rFonts w:hint="default" w:ascii="Symbol" w:hAnsi="Symbol" w:eastAsia="Symbol" w:cs="Symbol"/>
+      </w:rPr>
+      <w:start w:val="1"/>
+      <w:suff w:val="tab"/>
+    </w:lvl>
+    <w:lvl w:ilvl="7">
+      <w:isLgl w:val="false"/>
+      <w:lvlJc w:val="left"/>
+      <w:lvlText w:val="o"/>
+      <w:numFmt w:val="bullet"/>
+      <w:pPr>
+        <w:pBdr/>
+        <w:spacing/>
+        <w:ind w:hanging="360" w:left="5749"/>
+      </w:pPr>
+      <w:rPr>
+        <w:rFonts w:hint="default" w:ascii="Courier New" w:hAnsi="Courier New" w:eastAsia="Courier New" w:cs="Courier New"/>
+      </w:rPr>
+      <w:start w:val="1"/>
+      <w:suff w:val="tab"/>
+    </w:lvl>
+    <w:lvl w:ilvl="8">
+      <w:isLgl w:val="false"/>
+      <w:lvlJc w:val="left"/>
+      <w:lvlText w:val="§"/>
+      <w:numFmt w:val="bullet"/>
+      <w:pPr>
+        <w:pBdr/>
+        <w:spacing/>
+        <w:ind w:hanging="360" w:left="6469"/>
+      </w:pPr>
+      <w:rPr>
+        <w:rFonts w:hint="default" w:ascii="Wingdings" w:hAnsi="Wingdings" w:eastAsia="Wingdings" w:cs="Wingdings"/>
+      </w:rPr>
+      <w:start w:val="1"/>
+      <w:suff w:val="tab"/>
+    </w:lvl>
+  </w:abstractNum>
+  <w:abstractNum w:abstractNumId="11">
+    <w:nsid w:val="6507AD18"/>
+    <w:lvl w:ilvl="0">
+      <w:isLgl w:val="false"/>
+      <w:lvlJc w:val="left"/>
+      <w:lvlText w:val="·"/>
+      <w:numFmt w:val="bullet"/>
+      <w:pPr>
+        <w:pBdr/>
+        <w:spacing/>
+        <w:ind w:hanging="360" w:left="709"/>
+      </w:pPr>
+      <w:rPr>
+        <w:rFonts w:hint="default" w:ascii="Symbol" w:hAnsi="Symbol" w:eastAsia="Symbol" w:cs="Symbol"/>
+      </w:rPr>
+      <w:start w:val="1"/>
+      <w:suff w:val="tab"/>
+    </w:lvl>
+    <w:lvl w:ilvl="1">
+      <w:isLgl w:val="false"/>
+      <w:lvlJc w:val="left"/>
+      <w:lvlText w:val="o"/>
+      <w:numFmt w:val="bullet"/>
+      <w:pPr>
+        <w:pBdr/>
+        <w:spacing/>
+        <w:ind w:hanging="360" w:left="1429"/>
+      </w:pPr>
+      <w:rPr>
+        <w:rFonts w:hint="default" w:ascii="Courier New" w:hAnsi="Courier New" w:eastAsia="Courier New" w:cs="Courier New"/>
+      </w:rPr>
+      <w:start w:val="1"/>
+      <w:suff w:val="tab"/>
+    </w:lvl>
+    <w:lvl w:ilvl="2">
+      <w:isLgl w:val="false"/>
+      <w:lvlJc w:val="left"/>
+      <w:lvlText w:val="§"/>
+      <w:numFmt w:val="bullet"/>
+      <w:pPr>
+        <w:pBdr/>
+        <w:spacing/>
+        <w:ind w:hanging="360" w:left="2149"/>
+      </w:pPr>
+      <w:rPr>
+        <w:rFonts w:hint="default" w:ascii="Wingdings" w:hAnsi="Wingdings" w:eastAsia="Wingdings" w:cs="Wingdings"/>
+      </w:rPr>
+      <w:start w:val="1"/>
+      <w:suff w:val="tab"/>
+    </w:lvl>
+    <w:lvl w:ilvl="3">
+      <w:isLgl w:val="false"/>
+      <w:lvlJc w:val="left"/>
+      <w:lvlText w:val="·"/>
+      <w:numFmt w:val="bullet"/>
+      <w:pPr>
+        <w:pBdr/>
+        <w:spacing/>
+        <w:ind w:hanging="360" w:left="2869"/>
+      </w:pPr>
+      <w:rPr>
+        <w:rFonts w:hint="default" w:ascii="Symbol" w:hAnsi="Symbol" w:eastAsia="Symbol" w:cs="Symbol"/>
+      </w:rPr>
+      <w:start w:val="1"/>
+      <w:suff w:val="tab"/>
+    </w:lvl>
+    <w:lvl w:ilvl="4">
+      <w:isLgl w:val="false"/>
+      <w:lvlJc w:val="left"/>
+      <w:lvlText w:val="o"/>
+      <w:numFmt w:val="bullet"/>
+      <w:pPr>
+        <w:pBdr/>
+        <w:spacing/>
+        <w:ind w:hanging="360" w:left="3589"/>
+      </w:pPr>
+      <w:rPr>
+        <w:rFonts w:hint="default" w:ascii="Courier New" w:hAnsi="Courier New" w:eastAsia="Courier New" w:cs="Courier New"/>
+      </w:rPr>
+      <w:start w:val="1"/>
+      <w:suff w:val="tab"/>
+    </w:lvl>
+    <w:lvl w:ilvl="5">
+      <w:isLgl w:val="false"/>
+      <w:lvlJc w:val="left"/>
+      <w:lvlText w:val="§"/>
+      <w:numFmt w:val="bullet"/>
+      <w:pPr>
+        <w:pBdr/>
+        <w:spacing/>
+        <w:ind w:hanging="360" w:left="4309"/>
+      </w:pPr>
+      <w:rPr>
+        <w:rFonts w:hint="default" w:ascii="Wingdings" w:hAnsi="Wingdings" w:eastAsia="Wingdings" w:cs="Wingdings"/>
+      </w:rPr>
+      <w:start w:val="1"/>
+      <w:suff w:val="tab"/>
+    </w:lvl>
+    <w:lvl w:ilvl="6">
+      <w:isLgl w:val="false"/>
+      <w:lvlJc w:val="left"/>
+      <w:lvlText w:val="·"/>
+      <w:numFmt w:val="bullet"/>
+      <w:pPr>
+        <w:pBdr/>
+        <w:spacing/>
+        <w:ind w:hanging="360" w:left="5029"/>
+      </w:pPr>
+      <w:rPr>
+        <w:rFonts w:hint="default" w:ascii="Symbol" w:hAnsi="Symbol" w:eastAsia="Symbol" w:cs="Symbol"/>
+      </w:rPr>
+      <w:start w:val="1"/>
+      <w:suff w:val="tab"/>
+    </w:lvl>
+    <w:lvl w:ilvl="7">
+      <w:isLgl w:val="false"/>
+      <w:lvlJc w:val="left"/>
+      <w:lvlText w:val="o"/>
+      <w:numFmt w:val="bullet"/>
+      <w:pPr>
+        <w:pBdr/>
+        <w:spacing/>
+        <w:ind w:hanging="360" w:left="5749"/>
+      </w:pPr>
+      <w:rPr>
+        <w:rFonts w:hint="default" w:ascii="Courier New" w:hAnsi="Courier New" w:eastAsia="Courier New" w:cs="Courier New"/>
+      </w:rPr>
+      <w:start w:val="1"/>
+      <w:suff w:val="tab"/>
+    </w:lvl>
+    <w:lvl w:ilvl="8">
+      <w:isLgl w:val="false"/>
+      <w:lvlJc w:val="left"/>
+      <w:lvlText w:val="§"/>
+      <w:numFmt w:val="bullet"/>
+      <w:pPr>
+        <w:pBdr/>
+        <w:spacing/>
+        <w:ind w:hanging="360" w:left="6469"/>
+      </w:pPr>
+      <w:rPr>
+        <w:rFonts w:hint="default" w:ascii="Wingdings" w:hAnsi="Wingdings" w:eastAsia="Wingdings" w:cs="Wingdings"/>
+      </w:rPr>
+      <w:start w:val="1"/>
+      <w:suff w:val="tab"/>
+    </w:lvl>
+  </w:abstractNum>
+  <w:abstractNum w:abstractNumId="12">
+    <w:nsid w:val="6D2A5FC9"/>
+    <w:lvl w:ilvl="0">
+      <w:isLgl w:val="false"/>
+      <w:lvlJc w:val="left"/>
+      <w:lvlText w:val="·"/>
+      <w:numFmt w:val="bullet"/>
+      <w:pPr>
+        <w:pBdr/>
+        <w:spacing/>
+        <w:ind w:hanging="360" w:left="709"/>
+      </w:pPr>
+      <w:rPr>
+        <w:rFonts w:hint="default" w:ascii="Symbol" w:hAnsi="Symbol" w:eastAsia="Symbol" w:cs="Symbol"/>
+      </w:rPr>
+      <w:start w:val="1"/>
+      <w:suff w:val="tab"/>
+    </w:lvl>
+    <w:lvl w:ilvl="1">
+      <w:isLgl w:val="false"/>
+      <w:lvlJc w:val="left"/>
+      <w:lvlText w:val="o"/>
+      <w:numFmt w:val="bullet"/>
+      <w:pPr>
+        <w:pBdr/>
+        <w:spacing/>
+        <w:ind w:hanging="360" w:left="1429"/>
+      </w:pPr>
+      <w:rPr>
+        <w:rFonts w:hint="default" w:ascii="Courier New" w:hAnsi="Courier New" w:eastAsia="Courier New" w:cs="Courier New"/>
+      </w:rPr>
+      <w:start w:val="1"/>
+      <w:suff w:val="tab"/>
+    </w:lvl>
+    <w:lvl w:ilvl="2">
+      <w:isLgl w:val="false"/>
+      <w:lvlJc w:val="left"/>
+      <w:lvlText w:val="§"/>
+      <w:numFmt w:val="bullet"/>
+      <w:pPr>
+        <w:pBdr/>
+        <w:spacing/>
+        <w:ind w:hanging="360" w:left="2149"/>
+      </w:pPr>
+      <w:rPr>
+        <w:rFonts w:hint="default" w:ascii="Wingdings" w:hAnsi="Wingdings" w:eastAsia="Wingdings" w:cs="Wingdings"/>
+      </w:rPr>
+      <w:start w:val="1"/>
+      <w:suff w:val="tab"/>
+    </w:lvl>
+    <w:lvl w:ilvl="3">
+      <w:isLgl w:val="false"/>
+      <w:lvlJc w:val="left"/>
+      <w:lvlText w:val="·"/>
+      <w:numFmt w:val="bullet"/>
+      <w:pPr>
+        <w:pBdr/>
+        <w:spacing/>
+        <w:ind w:hanging="360" w:left="2869"/>
+      </w:pPr>
+      <w:rPr>
+        <w:rFonts w:hint="default" w:ascii="Symbol" w:hAnsi="Symbol" w:eastAsia="Symbol" w:cs="Symbol"/>
+      </w:rPr>
+      <w:start w:val="1"/>
+      <w:suff w:val="tab"/>
+    </w:lvl>
+    <w:lvl w:ilvl="4">
+      <w:isLgl w:val="false"/>
+      <w:lvlJc w:val="left"/>
+      <w:lvlText w:val="o"/>
+      <w:numFmt w:val="bullet"/>
+      <w:pPr>
+        <w:pBdr/>
+        <w:spacing/>
+        <w:ind w:hanging="360" w:left="3589"/>
+      </w:pPr>
+      <w:rPr>
+        <w:rFonts w:hint="default" w:ascii="Courier New" w:hAnsi="Courier New" w:eastAsia="Courier New" w:cs="Courier New"/>
+      </w:rPr>
+      <w:start w:val="1"/>
+      <w:suff w:val="tab"/>
+    </w:lvl>
+    <w:lvl w:ilvl="5">
+      <w:isLgl w:val="false"/>
+      <w:lvlJc w:val="left"/>
+      <w:lvlText w:val="§"/>
+      <w:numFmt w:val="bullet"/>
+      <w:pPr>
+        <w:pBdr/>
+        <w:spacing/>
+        <w:ind w:hanging="360" w:left="4309"/>
+      </w:pPr>
+      <w:rPr>
+        <w:rFonts w:hint="default" w:ascii="Wingdings" w:hAnsi="Wingdings" w:eastAsia="Wingdings" w:cs="Wingdings"/>
+      </w:rPr>
+      <w:start w:val="1"/>
+      <w:suff w:val="tab"/>
+    </w:lvl>
+    <w:lvl w:ilvl="6">
+      <w:isLgl w:val="false"/>
+      <w:lvlJc w:val="left"/>
+      <w:lvlText w:val="·"/>
+      <w:numFmt w:val="bullet"/>
+      <w:pPr>
+        <w:pBdr/>
+        <w:spacing/>
+        <w:ind w:hanging="360" w:left="5029"/>
+      </w:pPr>
+      <w:rPr>
+        <w:rFonts w:hint="default" w:ascii="Symbol" w:hAnsi="Symbol" w:eastAsia="Symbol" w:cs="Symbol"/>
+      </w:rPr>
+      <w:start w:val="1"/>
+      <w:suff w:val="tab"/>
+    </w:lvl>
+    <w:lvl w:ilvl="7">
+      <w:isLgl w:val="false"/>
+      <w:lvlJc w:val="left"/>
+      <w:lvlText w:val="o"/>
+      <w:numFmt w:val="bullet"/>
+      <w:pPr>
+        <w:pBdr/>
+        <w:spacing/>
+        <w:ind w:hanging="360" w:left="5749"/>
+      </w:pPr>
+      <w:rPr>
+        <w:rFonts w:hint="default" w:ascii="Courier New" w:hAnsi="Courier New" w:eastAsia="Courier New" w:cs="Courier New"/>
+      </w:rPr>
+      <w:start w:val="1"/>
+      <w:suff w:val="tab"/>
+    </w:lvl>
+    <w:lvl w:ilvl="8">
+      <w:isLgl w:val="false"/>
+      <w:lvlJc w:val="left"/>
+      <w:lvlText w:val="§"/>
+      <w:numFmt w:val="bullet"/>
+      <w:pPr>
+        <w:pBdr/>
+        <w:spacing/>
+        <w:ind w:hanging="360" w:left="6469"/>
+      </w:pPr>
+      <w:rPr>
+        <w:rFonts w:hint="default" w:ascii="Wingdings" w:hAnsi="Wingdings" w:eastAsia="Wingdings" w:cs="Wingdings"/>
+      </w:rPr>
+      <w:start w:val="1"/>
+      <w:suff w:val="tab"/>
+    </w:lvl>
+  </w:abstractNum>
+  <w:abstractNum w:abstractNumId="13">
+    <w:nsid w:val="55CB49BB"/>
+    <w:lvl w:ilvl="0">
+      <w:isLgl w:val="false"/>
+      <w:lvlJc w:val="left"/>
+      <w:lvlText w:val="·"/>
+      <w:numFmt w:val="bullet"/>
+      <w:pPr>
+        <w:pBdr/>
+        <w:spacing/>
+        <w:ind w:hanging="360" w:left="709"/>
+      </w:pPr>
+      <w:rPr>
+        <w:rFonts w:hint="default" w:ascii="Symbol" w:hAnsi="Symbol" w:eastAsia="Symbol" w:cs="Symbol"/>
+      </w:rPr>
+      <w:start w:val="1"/>
+      <w:suff w:val="tab"/>
+    </w:lvl>
+    <w:lvl w:ilvl="1">
+      <w:isLgl w:val="false"/>
+      <w:lvlJc w:val="left"/>
+      <w:lvlText w:val="o"/>
+      <w:numFmt w:val="bullet"/>
+      <w:pPr>
+        <w:pBdr/>
+        <w:spacing/>
+        <w:ind w:hanging="360" w:left="1429"/>
+      </w:pPr>
+      <w:rPr>
+        <w:rFonts w:hint="default" w:ascii="Courier New" w:hAnsi="Courier New" w:eastAsia="Courier New" w:cs="Courier New"/>
+      </w:rPr>
+      <w:start w:val="1"/>
+      <w:suff w:val="tab"/>
+    </w:lvl>
+    <w:lvl w:ilvl="2">
+      <w:isLgl w:val="false"/>
+      <w:lvlJc w:val="left"/>
+      <w:lvlText w:val="§"/>
+      <w:numFmt w:val="bullet"/>
+      <w:pPr>
+        <w:pBdr/>
+        <w:spacing/>
+        <w:ind w:hanging="360" w:left="2149"/>
+      </w:pPr>
+      <w:rPr>
+        <w:rFonts w:hint="default" w:ascii="Wingdings" w:hAnsi="Wingdings" w:eastAsia="Wingdings" w:cs="Wingdings"/>
+      </w:rPr>
+      <w:start w:val="1"/>
+      <w:suff w:val="tab"/>
+    </w:lvl>
+    <w:lvl w:ilvl="3">
+      <w:isLgl w:val="false"/>
+      <w:lvlJc w:val="left"/>
+      <w:lvlText w:val="·"/>
+      <w:numFmt w:val="bullet"/>
+      <w:pPr>
+        <w:pBdr/>
+        <w:spacing/>
+        <w:ind w:hanging="360" w:left="2869"/>
+      </w:pPr>
+      <w:rPr>
+        <w:rFonts w:hint="default" w:ascii="Symbol" w:hAnsi="Symbol" w:eastAsia="Symbol" w:cs="Symbol"/>
+      </w:rPr>
+      <w:start w:val="1"/>
+      <w:suff w:val="tab"/>
+    </w:lvl>
+    <w:lvl w:ilvl="4">
+      <w:isLgl w:val="false"/>
+      <w:lvlJc w:val="left"/>
+      <w:lvlText w:val="o"/>
+      <w:numFmt w:val="bullet"/>
+      <w:pPr>
+        <w:pBdr/>
+        <w:spacing/>
+        <w:ind w:hanging="360" w:left="3589"/>
+      </w:pPr>
+      <w:rPr>
+        <w:rFonts w:hint="default" w:ascii="Courier New" w:hAnsi="Courier New" w:eastAsia="Courier New" w:cs="Courier New"/>
+      </w:rPr>
+      <w:start w:val="1"/>
+      <w:suff w:val="tab"/>
+    </w:lvl>
+    <w:lvl w:ilvl="5">
+      <w:isLgl w:val="false"/>
+      <w:lvlJc w:val="left"/>
+      <w:lvlText w:val="§"/>
+      <w:numFmt w:val="bullet"/>
+      <w:pPr>
+        <w:pBdr/>
+        <w:spacing/>
+        <w:ind w:hanging="360" w:left="4309"/>
+      </w:pPr>
+      <w:rPr>
+        <w:rFonts w:hint="default" w:ascii="Wingdings" w:hAnsi="Wingdings" w:eastAsia="Wingdings" w:cs="Wingdings"/>
+      </w:rPr>
+      <w:start w:val="1"/>
+      <w:suff w:val="tab"/>
+    </w:lvl>
+    <w:lvl w:ilvl="6">
+      <w:isLgl w:val="false"/>
+      <w:lvlJc w:val="left"/>
+      <w:lvlText w:val="·"/>
+      <w:numFmt w:val="bullet"/>
+      <w:pPr>
+        <w:pBdr/>
+        <w:spacing/>
+        <w:ind w:hanging="360" w:left="5029"/>
+      </w:pPr>
+      <w:rPr>
+        <w:rFonts w:hint="default" w:ascii="Symbol" w:hAnsi="Symbol" w:eastAsia="Symbol" w:cs="Symbol"/>
+      </w:rPr>
+      <w:start w:val="1"/>
+      <w:suff w:val="tab"/>
+    </w:lvl>
+    <w:lvl w:ilvl="7">
+      <w:isLgl w:val="false"/>
+      <w:lvlJc w:val="left"/>
+      <w:lvlText w:val="o"/>
+      <w:numFmt w:val="bullet"/>
+      <w:pPr>
+        <w:pBdr/>
+        <w:spacing/>
+        <w:ind w:hanging="360" w:left="5749"/>
+      </w:pPr>
+      <w:rPr>
+        <w:rFonts w:hint="default" w:ascii="Courier New" w:hAnsi="Courier New" w:eastAsia="Courier New" w:cs="Courier New"/>
+      </w:rPr>
+      <w:start w:val="1"/>
+      <w:suff w:val="tab"/>
+    </w:lvl>
+    <w:lvl w:ilvl="8">
+      <w:isLgl w:val="false"/>
+      <w:lvlJc w:val="left"/>
+      <w:lvlText w:val="§"/>
+      <w:numFmt w:val="bullet"/>
+      <w:pPr>
+        <w:pBdr/>
+        <w:spacing/>
+        <w:ind w:hanging="360" w:left="6469"/>
+      </w:pPr>
+      <w:rPr>
+        <w:rFonts w:hint="default" w:ascii="Wingdings" w:hAnsi="Wingdings" w:eastAsia="Wingdings" w:cs="Wingdings"/>
+      </w:rPr>
+      <w:start w:val="1"/>
+      <w:suff w:val="tab"/>
+    </w:lvl>
+  </w:abstractNum>
+  <w:abstractNum w:abstractNumId="14">
+    <w:nsid w:val="2B2DE127"/>
+    <w:lvl w:ilvl="0">
+      <w:isLgl w:val="false"/>
+      <w:lvlJc w:val="left"/>
+      <w:lvlText w:val="·"/>
+      <w:numFmt w:val="bullet"/>
+      <w:pPr>
+        <w:pBdr/>
+        <w:spacing/>
+        <w:ind w:hanging="360" w:left="709"/>
+      </w:pPr>
+      <w:rPr>
+        <w:rFonts w:hint="default" w:ascii="Symbol" w:hAnsi="Symbol" w:eastAsia="Symbol" w:cs="Symbol"/>
+      </w:rPr>
+      <w:start w:val="1"/>
+      <w:suff w:val="tab"/>
+    </w:lvl>
+    <w:lvl w:ilvl="1">
+      <w:isLgl w:val="false"/>
+      <w:lvlJc w:val="left"/>
+      <w:lvlText w:val="o"/>
+      <w:numFmt w:val="bullet"/>
+      <w:pPr>
+        <w:pBdr/>
+        <w:spacing/>
+        <w:ind w:hanging="360" w:left="1429"/>
+      </w:pPr>
+      <w:rPr>
+        <w:rFonts w:hint="default" w:ascii="Courier New" w:hAnsi="Courier New" w:eastAsia="Courier New" w:cs="Courier New"/>
+      </w:rPr>
+      <w:start w:val="1"/>
+      <w:suff w:val="tab"/>
+    </w:lvl>
+    <w:lvl w:ilvl="2">
+      <w:isLgl w:val="false"/>
+      <w:lvlJc w:val="left"/>
+      <w:lvlText w:val="§"/>
+      <w:numFmt w:val="bullet"/>
+      <w:pPr>
+        <w:pBdr/>
+        <w:spacing/>
+        <w:ind w:hanging="360" w:left="2149"/>
+      </w:pPr>
+      <w:rPr>
+        <w:rFonts w:hint="default" w:ascii="Wingdings" w:hAnsi="Wingdings" w:eastAsia="Wingdings" w:cs="Wingdings"/>
+      </w:rPr>
+      <w:start w:val="1"/>
+      <w:suff w:val="tab"/>
+    </w:lvl>
+    <w:lvl w:ilvl="3">
+      <w:isLgl w:val="false"/>
+      <w:lvlJc w:val="left"/>
+      <w:lvlText w:val="·"/>
+      <w:numFmt w:val="bullet"/>
+      <w:pPr>
+        <w:pBdr/>
+        <w:spacing/>
+        <w:ind w:hanging="360" w:left="2869"/>
+      </w:pPr>
+      <w:rPr>
+        <w:rFonts w:hint="default" w:ascii="Symbol" w:hAnsi="Symbol" w:eastAsia="Symbol" w:cs="Symbol"/>
+      </w:rPr>
+      <w:start w:val="1"/>
+      <w:suff w:val="tab"/>
+    </w:lvl>
+    <w:lvl w:ilvl="4">
+      <w:isLgl w:val="false"/>
+      <w:lvlJc w:val="left"/>
+      <w:lvlText w:val="o"/>
+      <w:numFmt w:val="bullet"/>
+      <w:pPr>
+        <w:pBdr/>
+        <w:spacing/>
+        <w:ind w:hanging="360" w:left="3589"/>
+      </w:pPr>
+      <w:rPr>
+        <w:rFonts w:hint="default" w:ascii="Courier New" w:hAnsi="Courier New" w:eastAsia="Courier New" w:cs="Courier New"/>
+      </w:rPr>
+      <w:start w:val="1"/>
+      <w:suff w:val="tab"/>
+    </w:lvl>
+    <w:lvl w:ilvl="5">
+      <w:isLgl w:val="false"/>
+      <w:lvlJc w:val="left"/>
+      <w:lvlText w:val="§"/>
+      <w:numFmt w:val="bullet"/>
+      <w:pPr>
+        <w:pBdr/>
+        <w:spacing/>
+        <w:ind w:hanging="360" w:left="4309"/>
+      </w:pPr>
+      <w:rPr>
+        <w:rFonts w:hint="default" w:ascii="Wingdings" w:hAnsi="Wingdings" w:eastAsia="Wingdings" w:cs="Wingdings"/>
+      </w:rPr>
+      <w:start w:val="1"/>
+      <w:suff w:val="tab"/>
+    </w:lvl>
+    <w:lvl w:ilvl="6">
+      <w:isLgl w:val="false"/>
+      <w:lvlJc w:val="left"/>
+      <w:lvlText w:val="·"/>
+      <w:numFmt w:val="bullet"/>
+      <w:pPr>
+        <w:pBdr/>
+        <w:spacing/>
+        <w:ind w:hanging="360" w:left="5029"/>
+      </w:pPr>
+      <w:rPr>
+        <w:rFonts w:hint="default" w:ascii="Symbol" w:hAnsi="Symbol" w:eastAsia="Symbol" w:cs="Symbol"/>
+      </w:rPr>
+      <w:start w:val="1"/>
+      <w:suff w:val="tab"/>
+    </w:lvl>
+    <w:lvl w:ilvl="7">
+      <w:isLgl w:val="false"/>
+      <w:lvlJc w:val="left"/>
+      <w:lvlText w:val="o"/>
+      <w:numFmt w:val="bullet"/>
+      <w:pPr>
+        <w:pBdr/>
+        <w:spacing/>
+        <w:ind w:hanging="360" w:left="5749"/>
+      </w:pPr>
+      <w:rPr>
+        <w:rFonts w:hint="default" w:ascii="Courier New" w:hAnsi="Courier New" w:eastAsia="Courier New" w:cs="Courier New"/>
+      </w:rPr>
+      <w:start w:val="1"/>
+      <w:suff w:val="tab"/>
+    </w:lvl>
+    <w:lvl w:ilvl="8">
+      <w:isLgl w:val="false"/>
+      <w:lvlJc w:val="left"/>
+      <w:lvlText w:val="§"/>
+      <w:numFmt w:val="bullet"/>
+      <w:pPr>
+        <w:pBdr/>
+        <w:spacing/>
+        <w:ind w:hanging="360" w:left="6469"/>
+      </w:pPr>
+      <w:rPr>
+        <w:rFonts w:hint="default" w:ascii="Wingdings" w:hAnsi="Wingdings" w:eastAsia="Wingdings" w:cs="Wingdings"/>
+      </w:rPr>
+      <w:start w:val="1"/>
+      <w:suff w:val="tab"/>
+    </w:lvl>
+  </w:abstractNum>
+  <w:abstractNum w:abstractNumId="15">
+    <w:nsid w:val="1F320EC3"/>
+    <w:lvl w:ilvl="0">
+      <w:isLgl w:val="false"/>
+      <w:lvlJc w:val="left"/>
+      <w:lvlText w:val="·"/>
+      <w:numFmt w:val="bullet"/>
+      <w:pPr>
+        <w:pBdr/>
+        <w:spacing/>
+        <w:ind w:hanging="360" w:left="709"/>
+      </w:pPr>
+      <w:rPr>
+        <w:rFonts w:hint="default" w:ascii="Symbol" w:hAnsi="Symbol" w:eastAsia="Symbol" w:cs="Symbol"/>
+      </w:rPr>
+      <w:start w:val="1"/>
+      <w:suff w:val="tab"/>
+    </w:lvl>
+    <w:lvl w:ilvl="1">
+      <w:isLgl w:val="false"/>
+      <w:lvlJc w:val="left"/>
+      <w:lvlText w:val="o"/>
+      <w:numFmt w:val="bullet"/>
+      <w:pPr>
+        <w:pBdr/>
+        <w:spacing/>
+        <w:ind w:hanging="360" w:left="1429"/>
+      </w:pPr>
+      <w:rPr>
+        <w:rFonts w:hint="default" w:ascii="Courier New" w:hAnsi="Courier New" w:eastAsia="Courier New" w:cs="Courier New"/>
+      </w:rPr>
+      <w:start w:val="1"/>
+      <w:suff w:val="tab"/>
+    </w:lvl>
+    <w:lvl w:ilvl="2">
+      <w:isLgl w:val="false"/>
+      <w:lvlJc w:val="left"/>
+      <w:lvlText w:val="§"/>
+      <w:numFmt w:val="bullet"/>
+      <w:pPr>
+        <w:pBdr/>
+        <w:spacing/>
+        <w:ind w:hanging="360" w:left="2149"/>
+      </w:pPr>
+      <w:rPr>
+        <w:rFonts w:hint="default" w:ascii="Wingdings" w:hAnsi="Wingdings" w:eastAsia="Wingdings" w:cs="Wingdings"/>
+      </w:rPr>
+      <w:start w:val="1"/>
+      <w:suff w:val="tab"/>
+    </w:lvl>
+    <w:lvl w:ilvl="3">
+      <w:isLgl w:val="false"/>
+      <w:lvlJc w:val="left"/>
+      <w:lvlText w:val="·"/>
+      <w:numFmt w:val="bullet"/>
+      <w:pPr>
+        <w:pBdr/>
+        <w:spacing/>
+        <w:ind w:hanging="360" w:left="2869"/>
+      </w:pPr>
+      <w:rPr>
+        <w:rFonts w:hint="default" w:ascii="Symbol" w:hAnsi="Symbol" w:eastAsia="Symbol" w:cs="Symbol"/>
+      </w:rPr>
+      <w:start w:val="1"/>
+      <w:suff w:val="tab"/>
+    </w:lvl>
+    <w:lvl w:ilvl="4">
+      <w:isLgl w:val="false"/>
+      <w:lvlJc w:val="left"/>
+      <w:lvlText w:val="o"/>
+      <w:numFmt w:val="bullet"/>
+      <w:pPr>
+        <w:pBdr/>
+        <w:spacing/>
+        <w:ind w:hanging="360" w:left="3589"/>
+      </w:pPr>
+      <w:rPr>
+        <w:rFonts w:hint="default" w:ascii="Courier New" w:hAnsi="Courier New" w:eastAsia="Courier New" w:cs="Courier New"/>
+      </w:rPr>
+      <w:start w:val="1"/>
+      <w:suff w:val="tab"/>
+    </w:lvl>
+    <w:lvl w:ilvl="5">
+      <w:isLgl w:val="false"/>
+      <w:lvlJc w:val="left"/>
+      <w:lvlText w:val="§"/>
+      <w:numFmt w:val="bullet"/>
+      <w:pPr>
+        <w:pBdr/>
+        <w:spacing/>
+        <w:ind w:hanging="360" w:left="4309"/>
+      </w:pPr>
+      <w:rPr>
+        <w:rFonts w:hint="default" w:ascii="Wingdings" w:hAnsi="Wingdings" w:eastAsia="Wingdings" w:cs="Wingdings"/>
+      </w:rPr>
+      <w:start w:val="1"/>
+      <w:suff w:val="tab"/>
+    </w:lvl>
+    <w:lvl w:ilvl="6">
+      <w:isLgl w:val="false"/>
+      <w:lvlJc w:val="left"/>
+      <w:lvlText w:val="·"/>
+      <w:numFmt w:val="bullet"/>
+      <w:pPr>
+        <w:pBdr/>
+        <w:spacing/>
+        <w:ind w:hanging="360" w:left="5029"/>
+      </w:pPr>
+      <w:rPr>
+        <w:rFonts w:hint="default" w:ascii="Symbol" w:hAnsi="Symbol" w:eastAsia="Symbol" w:cs="Symbol"/>
+      </w:rPr>
+      <w:start w:val="1"/>
+      <w:suff w:val="tab"/>
+    </w:lvl>
+    <w:lvl w:ilvl="7">
+      <w:isLgl w:val="false"/>
+      <w:lvlJc w:val="left"/>
+      <w:lvlText w:val="o"/>
+      <w:numFmt w:val="bullet"/>
+      <w:pPr>
+        <w:pBdr/>
+        <w:spacing/>
+        <w:ind w:hanging="360" w:left="5749"/>
+      </w:pPr>
+      <w:rPr>
+        <w:rFonts w:hint="default" w:ascii="Courier New" w:hAnsi="Courier New" w:eastAsia="Courier New" w:cs="Courier New"/>
+      </w:rPr>
+      <w:start w:val="1"/>
+      <w:suff w:val="tab"/>
+    </w:lvl>
+    <w:lvl w:ilvl="8">
+      <w:isLgl w:val="false"/>
+      <w:lvlJc w:val="left"/>
+      <w:lvlText w:val="§"/>
+      <w:numFmt w:val="bullet"/>
+      <w:pPr>
+        <w:pBdr/>
+        <w:spacing/>
+        <w:ind w:hanging="360" w:left="6469"/>
+      </w:pPr>
+      <w:rPr>
+        <w:rFonts w:hint="default" w:ascii="Wingdings" w:hAnsi="Wingdings" w:eastAsia="Wingdings" w:cs="Wingdings"/>
+      </w:rPr>
+      <w:start w:val="1"/>
+      <w:suff w:val="tab"/>
+    </w:lvl>
+  </w:abstractNum>
+  <w:abstractNum w:abstractNumId="16">
+    <w:nsid w:val="21B6FD2B"/>
+    <w:lvl w:ilvl="0">
+      <w:isLgl w:val="false"/>
+      <w:lvlJc w:val="left"/>
+      <w:lvlText w:val="·"/>
+      <w:numFmt w:val="bullet"/>
+      <w:pPr>
+        <w:pBdr/>
+        <w:spacing/>
+        <w:ind w:hanging="360" w:left="709"/>
+      </w:pPr>
+      <w:rPr>
+        <w:rFonts w:hint="default" w:ascii="Symbol" w:hAnsi="Symbol" w:eastAsia="Symbol" w:cs="Symbol"/>
+      </w:rPr>
+      <w:start w:val="1"/>
+      <w:suff w:val="tab"/>
+    </w:lvl>
+    <w:lvl w:ilvl="1">
+      <w:isLgl w:val="false"/>
+      <w:lvlJc w:val="left"/>
+      <w:lvlText w:val="o"/>
+      <w:numFmt w:val="bullet"/>
+      <w:pPr>
+        <w:pBdr/>
+        <w:spacing/>
+        <w:ind w:hanging="360" w:left="1429"/>
+      </w:pPr>
+      <w:rPr>
+        <w:rFonts w:hint="default" w:ascii="Courier New" w:hAnsi="Courier New" w:eastAsia="Courier New" w:cs="Courier New"/>
+      </w:rPr>
+      <w:start w:val="1"/>
+      <w:suff w:val="tab"/>
+    </w:lvl>
+    <w:lvl w:ilvl="2">
+      <w:isLgl w:val="false"/>
+      <w:lvlJc w:val="left"/>
+      <w:lvlText w:val="§"/>
+      <w:numFmt w:val="bullet"/>
+      <w:pPr>
+        <w:pBdr/>
+        <w:spacing/>
+        <w:ind w:hanging="360" w:left="2149"/>
+      </w:pPr>
+      <w:rPr>
+        <w:rFonts w:hint="default" w:ascii="Wingdings" w:hAnsi="Wingdings" w:eastAsia="Wingdings" w:cs="Wingdings"/>
+      </w:rPr>
+      <w:start w:val="1"/>
+      <w:suff w:val="tab"/>
+    </w:lvl>
+    <w:lvl w:ilvl="3">
+      <w:isLgl w:val="false"/>
+      <w:lvlJc w:val="left"/>
+      <w:lvlText w:val="·"/>
+      <w:numFmt w:val="bullet"/>
+      <w:pPr>
+        <w:pBdr/>
+        <w:spacing/>
+        <w:ind w:hanging="360" w:left="2869"/>
+      </w:pPr>
+      <w:rPr>
+        <w:rFonts w:hint="default" w:ascii="Symbol" w:hAnsi="Symbol" w:eastAsia="Symbol" w:cs="Symbol"/>
+      </w:rPr>
+      <w:start w:val="1"/>
+      <w:suff w:val="tab"/>
+    </w:lvl>
+    <w:lvl w:ilvl="4">
+      <w:isLgl w:val="false"/>
+      <w:lvlJc w:val="left"/>
+      <w:lvlText w:val="o"/>
+      <w:numFmt w:val="bullet"/>
+      <w:pPr>
+        <w:pBdr/>
+        <w:spacing/>
+        <w:ind w:hanging="360" w:left="3589"/>
+      </w:pPr>
+      <w:rPr>
+        <w:rFonts w:hint="default" w:ascii="Courier New" w:hAnsi="Courier New" w:eastAsia="Courier New" w:cs="Courier New"/>
+      </w:rPr>
+      <w:start w:val="1"/>
+      <w:suff w:val="tab"/>
+    </w:lvl>
+    <w:lvl w:ilvl="5">
+      <w:isLgl w:val="false"/>
+      <w:lvlJc w:val="left"/>
+      <w:lvlText w:val="§"/>
+      <w:numFmt w:val="bullet"/>
+      <w:pPr>
+        <w:pBdr/>
+        <w:spacing/>
+        <w:ind w:hanging="360" w:left="4309"/>
+      </w:pPr>
+      <w:rPr>
+        <w:rFonts w:hint="default" w:ascii="Wingdings" w:hAnsi="Wingdings" w:eastAsia="Wingdings" w:cs="Wingdings"/>
+      </w:rPr>
+      <w:start w:val="1"/>
+      <w:suff w:val="tab"/>
+    </w:lvl>
+    <w:lvl w:ilvl="6">
+      <w:isLgl w:val="false"/>
+      <w:lvlJc w:val="left"/>
+      <w:lvlText w:val="·"/>
+      <w:numFmt w:val="bullet"/>
+      <w:pPr>
+        <w:pBdr/>
+        <w:spacing/>
+        <w:ind w:hanging="360" w:left="5029"/>
+      </w:pPr>
+      <w:rPr>
+        <w:rFonts w:hint="default" w:ascii="Symbol" w:hAnsi="Symbol" w:eastAsia="Symbol" w:cs="Symbol"/>
+      </w:rPr>
+      <w:start w:val="1"/>
+      <w:suff w:val="tab"/>
+    </w:lvl>
+    <w:lvl w:ilvl="7">
+      <w:isLgl w:val="false"/>
+      <w:lvlJc w:val="left"/>
+      <w:lvlText w:val="o"/>
+      <w:numFmt w:val="bullet"/>
+      <w:pPr>
+        <w:pBdr/>
+        <w:spacing/>
+        <w:ind w:hanging="360" w:left="5749"/>
+      </w:pPr>
+      <w:rPr>
+        <w:rFonts w:hint="default" w:ascii="Courier New" w:hAnsi="Courier New" w:eastAsia="Courier New" w:cs="Courier New"/>
+      </w:rPr>
+      <w:start w:val="1"/>
+      <w:suff w:val="tab"/>
+    </w:lvl>
+    <w:lvl w:ilvl="8">
+      <w:isLgl w:val="false"/>
+      <w:lvlJc w:val="left"/>
+      <w:lvlText w:val="§"/>
+      <w:numFmt w:val="bullet"/>
+      <w:pPr>
+        <w:pBdr/>
+        <w:spacing/>
+        <w:ind w:hanging="360" w:left="6469"/>
+      </w:pPr>
+      <w:rPr>
+        <w:rFonts w:hint="default" w:ascii="Wingdings" w:hAnsi="Wingdings" w:eastAsia="Wingdings" w:cs="Wingdings"/>
+      </w:rPr>
       <w:start w:val="1"/>
       <w:suff w:val="tab"/>
     </w:lvl>
@@ -3648,6 +5277,27 @@
   </w:num>
   <w:num w:numId="10">
     <w:abstractNumId w:val="0"/>
+  </w:num>
+  <w:num w:numId="11">
+    <w:abstractNumId w:val="10"/>
+  </w:num>
+  <w:num w:numId="12">
+    <w:abstractNumId w:val="11"/>
+  </w:num>
+  <w:num w:numId="13">
+    <w:abstractNumId w:val="12"/>
+  </w:num>
+  <w:num w:numId="14">
+    <w:abstractNumId w:val="13"/>
+  </w:num>
+  <w:num w:numId="15">
+    <w:abstractNumId w:val="14"/>
+  </w:num>
+  <w:num w:numId="16">
+    <w:abstractNumId w:val="15"/>
+  </w:num>
+  <w:num w:numId="17">
+    <w:abstractNumId w:val="16"/>
   </w:num>
 </w:numbering>
 </file>
@@ -3810,9 +5460,9 @@
     <w:lsdException w:name="Bibliography" w:uiPriority="37"/>
     <w:lsdException w:name="TOC Heading" w:uiPriority="39" w:qFormat="1"/>
   </w:latentStyles>
-  <w:style w:type="table" w:styleId="13">
+  <w:style w:type="table" w:styleId="763">
     <w:name w:val="Table Grid Light"/>
-    <w:basedOn w:val="749"/>
+    <w:basedOn w:val="944"/>
     <w:uiPriority w:val="59"/>
     <w:pPr>
       <w:pBdr/>
@@ -4009,9 +5659,9 @@
       </w:tcPr>
     </w:tblStylePr>
   </w:style>
-  <w:style w:type="table" w:styleId="14">
+  <w:style w:type="table" w:styleId="764">
     <w:name w:val="Plain Table 1"/>
-    <w:basedOn w:val="749"/>
+    <w:basedOn w:val="944"/>
     <w:uiPriority w:val="59"/>
     <w:pPr>
       <w:pBdr/>
@@ -4234,9 +5884,9 @@
       </w:tcPr>
     </w:tblStylePr>
   </w:style>
-  <w:style w:type="table" w:styleId="15">
+  <w:style w:type="table" w:styleId="765">
     <w:name w:val="Plain Table 2"/>
-    <w:basedOn w:val="749"/>
+    <w:basedOn w:val="944"/>
     <w:uiPriority w:val="59"/>
     <w:pPr>
       <w:pBdr/>
@@ -4467,9 +6117,9 @@
       </w:tcPr>
     </w:tblStylePr>
   </w:style>
-  <w:style w:type="table" w:styleId="16">
+  <w:style w:type="table" w:styleId="766">
     <w:name w:val="Plain Table 3"/>
-    <w:basedOn w:val="749"/>
+    <w:basedOn w:val="944"/>
     <w:uiPriority w:val="99"/>
     <w:pPr>
       <w:pBdr/>
@@ -4697,9 +6347,9 @@
       </w:tcPr>
     </w:tblStylePr>
   </w:style>
-  <w:style w:type="table" w:styleId="17">
+  <w:style w:type="table" w:styleId="767">
     <w:name w:val="Plain Table 4"/>
-    <w:basedOn w:val="749"/>
+    <w:basedOn w:val="944"/>
     <w:uiPriority w:val="99"/>
     <w:pPr>
       <w:pBdr/>
@@ -4913,9 +6563,9 @@
       </w:tcPr>
     </w:tblStylePr>
   </w:style>
-  <w:style w:type="table" w:styleId="18">
+  <w:style w:type="table" w:styleId="768">
     <w:name w:val="Plain Table 5"/>
-    <w:basedOn w:val="749"/>
+    <w:basedOn w:val="944"/>
     <w:uiPriority w:val="99"/>
     <w:pPr>
       <w:pBdr/>
@@ -5146,9 +6796,9 @@
       </w:tcPr>
     </w:tblStylePr>
   </w:style>
-  <w:style w:type="table" w:styleId="19">
+  <w:style w:type="table" w:styleId="769">
     <w:name w:val="Grid Table 1 Light"/>
-    <w:basedOn w:val="749"/>
+    <w:basedOn w:val="944"/>
     <w:uiPriority w:val="99"/>
     <w:pPr>
       <w:pBdr/>
@@ -5369,9 +7019,9 @@
       </w:tcPr>
     </w:tblStylePr>
   </w:style>
-  <w:style w:type="table" w:styleId="20">
+  <w:style w:type="table" w:styleId="770">
     <w:name w:val="Grid Table 1 Light - Accent 1"/>
-    <w:basedOn w:val="749"/>
+    <w:basedOn w:val="944"/>
     <w:uiPriority w:val="99"/>
     <w:pPr>
       <w:pBdr/>
@@ -5592,9 +7242,9 @@
       </w:tcPr>
     </w:tblStylePr>
   </w:style>
-  <w:style w:type="table" w:styleId="21">
+  <w:style w:type="table" w:styleId="771">
     <w:name w:val="Grid Table 1 Light - Accent 2"/>
-    <w:basedOn w:val="749"/>
+    <w:basedOn w:val="944"/>
     <w:uiPriority w:val="99"/>
     <w:pPr>
       <w:pBdr/>
@@ -5815,9 +7465,9 @@
       </w:tcPr>
     </w:tblStylePr>
   </w:style>
-  <w:style w:type="table" w:styleId="22">
+  <w:style w:type="table" w:styleId="772">
     <w:name w:val="Grid Table 1 Light - Accent 3"/>
-    <w:basedOn w:val="749"/>
+    <w:basedOn w:val="944"/>
     <w:uiPriority w:val="99"/>
     <w:pPr>
       <w:pBdr/>
@@ -6038,9 +7688,9 @@
       </w:tcPr>
     </w:tblStylePr>
   </w:style>
-  <w:style w:type="table" w:styleId="23">
+  <w:style w:type="table" w:styleId="773">
     <w:name w:val="Grid Table 1 Light - Accent 4"/>
-    <w:basedOn w:val="749"/>
+    <w:basedOn w:val="944"/>
     <w:uiPriority w:val="99"/>
     <w:pPr>
       <w:pBdr/>
@@ -6261,9 +7911,9 @@
       </w:tcPr>
     </w:tblStylePr>
   </w:style>
-  <w:style w:type="table" w:styleId="24">
+  <w:style w:type="table" w:styleId="774">
     <w:name w:val="Grid Table 1 Light - Accent 5"/>
-    <w:basedOn w:val="749"/>
+    <w:basedOn w:val="944"/>
     <w:uiPriority w:val="99"/>
     <w:pPr>
       <w:pBdr/>
@@ -6484,9 +8134,9 @@
       </w:tcPr>
     </w:tblStylePr>
   </w:style>
-  <w:style w:type="table" w:styleId="25">
+  <w:style w:type="table" w:styleId="775">
     <w:name w:val="Grid Table 1 Light - Accent 6"/>
-    <w:basedOn w:val="749"/>
+    <w:basedOn w:val="944"/>
     <w:uiPriority w:val="99"/>
     <w:pPr>
       <w:pBdr/>
@@ -6707,9 +8357,9 @@
       </w:tcPr>
     </w:tblStylePr>
   </w:style>
-  <w:style w:type="table" w:styleId="26">
+  <w:style w:type="table" w:styleId="776">
     <w:name w:val="Grid Table 2"/>
-    <w:basedOn w:val="749"/>
+    <w:basedOn w:val="944"/>
     <w:uiPriority w:val="99"/>
     <w:pPr>
       <w:pBdr/>
@@ -6939,9 +8589,9 @@
       </w:tcPr>
     </w:tblStylePr>
   </w:style>
-  <w:style w:type="table" w:styleId="27">
+  <w:style w:type="table" w:styleId="777">
     <w:name w:val="Grid Table 2 - Accent 1"/>
-    <w:basedOn w:val="749"/>
+    <w:basedOn w:val="944"/>
     <w:uiPriority w:val="99"/>
     <w:pPr>
       <w:pBdr/>
@@ -7171,9 +8821,9 @@
       </w:tcPr>
     </w:tblStylePr>
   </w:style>
-  <w:style w:type="table" w:styleId="28">
+  <w:style w:type="table" w:styleId="778">
     <w:name w:val="Grid Table 2 - Accent 2"/>
-    <w:basedOn w:val="749"/>
+    <w:basedOn w:val="944"/>
     <w:uiPriority w:val="99"/>
     <w:pPr>
       <w:pBdr/>
@@ -7403,9 +9053,9 @@
       </w:tcPr>
     </w:tblStylePr>
   </w:style>
-  <w:style w:type="table" w:styleId="29">
+  <w:style w:type="table" w:styleId="779">
     <w:name w:val="Grid Table 2 - Accent 3"/>
-    <w:basedOn w:val="749"/>
+    <w:basedOn w:val="944"/>
     <w:uiPriority w:val="99"/>
     <w:pPr>
       <w:pBdr/>
@@ -7635,9 +9285,9 @@
       </w:tcPr>
     </w:tblStylePr>
   </w:style>
-  <w:style w:type="table" w:styleId="30">
+  <w:style w:type="table" w:styleId="780">
     <w:name w:val="Grid Table 2 - Accent 4"/>
-    <w:basedOn w:val="749"/>
+    <w:basedOn w:val="944"/>
     <w:uiPriority w:val="99"/>
     <w:pPr>
       <w:pBdr/>
@@ -7867,9 +9517,9 @@
       </w:tcPr>
     </w:tblStylePr>
   </w:style>
-  <w:style w:type="table" w:styleId="31">
+  <w:style w:type="table" w:styleId="781">
     <w:name w:val="Grid Table 2 - Accent 5"/>
-    <w:basedOn w:val="749"/>
+    <w:basedOn w:val="944"/>
     <w:uiPriority w:val="99"/>
     <w:pPr>
       <w:pBdr/>
@@ -8099,9 +9749,9 @@
       </w:tcPr>
     </w:tblStylePr>
   </w:style>
-  <w:style w:type="table" w:styleId="32">
+  <w:style w:type="table" w:styleId="782">
     <w:name w:val="Grid Table 2 - Accent 6"/>
-    <w:basedOn w:val="749"/>
+    <w:basedOn w:val="944"/>
     <w:uiPriority w:val="99"/>
     <w:pPr>
       <w:pBdr/>
@@ -8331,9 +9981,9 @@
       </w:tcPr>
     </w:tblStylePr>
   </w:style>
-  <w:style w:type="table" w:styleId="33">
+  <w:style w:type="table" w:styleId="783">
     <w:name w:val="Grid Table 3"/>
-    <w:basedOn w:val="749"/>
+    <w:basedOn w:val="944"/>
     <w:uiPriority w:val="99"/>
     <w:pPr>
       <w:pBdr/>
@@ -8432,29 +10082,6 @@
         <w:tblBorders/>
       </w:tblPr>
       <w:tcPr>
-        <w:shd w:color="ffffff"/>
-        <w:tcBorders>
-          <w:top w:val="none" w:color="000000" w:sz="4" w:space="0"/>
-          <w:left w:val="none" w:color="000000" w:sz="4" w:space="0"/>
-          <w:bottom w:val="none" w:color="000000" w:sz="4" w:space="0"/>
-          <w:right w:val="none" w:color="000000" w:sz="4" w:space="0"/>
-        </w:tcBorders>
-      </w:tcPr>
-    </w:tblStylePr>
-    <w:tblStylePr w:type="firstRow">
-      <w:rPr>
-        <w:b/>
-        <w:color w:val="404040"/>
-      </w:rPr>
-      <w:pPr>
-        <w:pBdr/>
-        <w:spacing/>
-        <w:ind/>
-      </w:pPr>
-      <w:tblPr>
-        <w:tblBorders/>
-      </w:tblPr>
-      <w:tcPr>
         <w:shd w:val="clear" w:color="ffffff"/>
         <w:tcBorders>
           <w:top w:val="none" w:color="000000" w:sz="4" w:space="0"/>
@@ -8464,30 +10091,7 @@
         </w:tcBorders>
       </w:tcPr>
     </w:tblStylePr>
-    <w:tblStylePr w:type="lastCol">
-      <w:rPr>
-        <w:i/>
-        <w:color w:val="404040"/>
-      </w:rPr>
-      <w:pPr>
-        <w:pBdr/>
-        <w:spacing/>
-        <w:ind/>
-      </w:pPr>
-      <w:tblPr>
-        <w:tblBorders/>
-      </w:tblPr>
-      <w:tcPr>
-        <w:shd w:color="ffffff"/>
-        <w:tcBorders>
-          <w:top w:val="none" w:color="000000" w:sz="4" w:space="0"/>
-          <w:left w:val="none" w:color="000000" w:sz="4" w:space="0"/>
-          <w:bottom w:val="none" w:color="000000" w:sz="4" w:space="0"/>
-          <w:right w:val="none" w:color="000000" w:sz="4" w:space="0"/>
-        </w:tcBorders>
-      </w:tcPr>
-    </w:tblStylePr>
-    <w:tblStylePr w:type="lastRow">
+    <w:tblStylePr w:type="firstRow">
       <w:rPr>
         <w:b/>
         <w:color w:val="404040"/>
@@ -8510,6 +10114,52 @@
         </w:tcBorders>
       </w:tcPr>
     </w:tblStylePr>
+    <w:tblStylePr w:type="lastCol">
+      <w:rPr>
+        <w:i/>
+        <w:color w:val="404040"/>
+      </w:rPr>
+      <w:pPr>
+        <w:pBdr/>
+        <w:spacing/>
+        <w:ind/>
+      </w:pPr>
+      <w:tblPr>
+        <w:tblBorders/>
+      </w:tblPr>
+      <w:tcPr>
+        <w:shd w:val="clear" w:color="ffffff"/>
+        <w:tcBorders>
+          <w:top w:val="none" w:color="000000" w:sz="4" w:space="0"/>
+          <w:left w:val="none" w:color="000000" w:sz="4" w:space="0"/>
+          <w:bottom w:val="none" w:color="000000" w:sz="4" w:space="0"/>
+          <w:right w:val="none" w:color="000000" w:sz="4" w:space="0"/>
+        </w:tcBorders>
+      </w:tcPr>
+    </w:tblStylePr>
+    <w:tblStylePr w:type="lastRow">
+      <w:rPr>
+        <w:b/>
+        <w:color w:val="404040"/>
+      </w:rPr>
+      <w:pPr>
+        <w:pBdr/>
+        <w:spacing/>
+        <w:ind/>
+      </w:pPr>
+      <w:tblPr>
+        <w:tblBorders/>
+      </w:tblPr>
+      <w:tcPr>
+        <w:shd w:val="clear" w:color="ffffff"/>
+        <w:tcBorders>
+          <w:top w:val="none" w:color="000000" w:sz="4" w:space="0"/>
+          <w:left w:val="none" w:color="000000" w:sz="4" w:space="0"/>
+          <w:bottom w:val="none" w:color="000000" w:sz="4" w:space="0"/>
+          <w:right w:val="none" w:color="000000" w:sz="4" w:space="0"/>
+        </w:tcBorders>
+      </w:tcPr>
+    </w:tblStylePr>
     <w:tblStylePr w:type="nwCell">
       <w:pPr>
         <w:pBdr/>
@@ -8576,9 +10226,9 @@
       </w:tcPr>
     </w:tblStylePr>
   </w:style>
-  <w:style w:type="table" w:styleId="34">
+  <w:style w:type="table" w:styleId="784">
     <w:name w:val="Grid Table 3 - Accent 1"/>
-    <w:basedOn w:val="749"/>
+    <w:basedOn w:val="944"/>
     <w:uiPriority w:val="99"/>
     <w:pPr>
       <w:pBdr/>
@@ -8677,29 +10327,6 @@
         <w:tblBorders/>
       </w:tblPr>
       <w:tcPr>
-        <w:shd w:color="ffffff"/>
-        <w:tcBorders>
-          <w:top w:val="none" w:color="000000" w:sz="4" w:space="0"/>
-          <w:left w:val="none" w:color="000000" w:sz="4" w:space="0"/>
-          <w:bottom w:val="none" w:color="000000" w:sz="4" w:space="0"/>
-          <w:right w:val="none" w:color="000000" w:sz="4" w:space="0"/>
-        </w:tcBorders>
-      </w:tcPr>
-    </w:tblStylePr>
-    <w:tblStylePr w:type="firstRow">
-      <w:rPr>
-        <w:b/>
-        <w:color w:val="404040"/>
-      </w:rPr>
-      <w:pPr>
-        <w:pBdr/>
-        <w:spacing/>
-        <w:ind/>
-      </w:pPr>
-      <w:tblPr>
-        <w:tblBorders/>
-      </w:tblPr>
-      <w:tcPr>
         <w:shd w:val="clear" w:color="ffffff"/>
         <w:tcBorders>
           <w:top w:val="none" w:color="000000" w:sz="4" w:space="0"/>
@@ -8709,30 +10336,7 @@
         </w:tcBorders>
       </w:tcPr>
     </w:tblStylePr>
-    <w:tblStylePr w:type="lastCol">
-      <w:rPr>
-        <w:i/>
-        <w:color w:val="404040"/>
-      </w:rPr>
-      <w:pPr>
-        <w:pBdr/>
-        <w:spacing/>
-        <w:ind/>
-      </w:pPr>
-      <w:tblPr>
-        <w:tblBorders/>
-      </w:tblPr>
-      <w:tcPr>
-        <w:shd w:color="ffffff"/>
-        <w:tcBorders>
-          <w:top w:val="none" w:color="000000" w:sz="4" w:space="0"/>
-          <w:left w:val="none" w:color="000000" w:sz="4" w:space="0"/>
-          <w:bottom w:val="none" w:color="000000" w:sz="4" w:space="0"/>
-          <w:right w:val="none" w:color="000000" w:sz="4" w:space="0"/>
-        </w:tcBorders>
-      </w:tcPr>
-    </w:tblStylePr>
-    <w:tblStylePr w:type="lastRow">
+    <w:tblStylePr w:type="firstRow">
       <w:rPr>
         <w:b/>
         <w:color w:val="404040"/>
@@ -8755,6 +10359,52 @@
         </w:tcBorders>
       </w:tcPr>
     </w:tblStylePr>
+    <w:tblStylePr w:type="lastCol">
+      <w:rPr>
+        <w:i/>
+        <w:color w:val="404040"/>
+      </w:rPr>
+      <w:pPr>
+        <w:pBdr/>
+        <w:spacing/>
+        <w:ind/>
+      </w:pPr>
+      <w:tblPr>
+        <w:tblBorders/>
+      </w:tblPr>
+      <w:tcPr>
+        <w:shd w:val="clear" w:color="ffffff"/>
+        <w:tcBorders>
+          <w:top w:val="none" w:color="000000" w:sz="4" w:space="0"/>
+          <w:left w:val="none" w:color="000000" w:sz="4" w:space="0"/>
+          <w:bottom w:val="none" w:color="000000" w:sz="4" w:space="0"/>
+          <w:right w:val="none" w:color="000000" w:sz="4" w:space="0"/>
+        </w:tcBorders>
+      </w:tcPr>
+    </w:tblStylePr>
+    <w:tblStylePr w:type="lastRow">
+      <w:rPr>
+        <w:b/>
+        <w:color w:val="404040"/>
+      </w:rPr>
+      <w:pPr>
+        <w:pBdr/>
+        <w:spacing/>
+        <w:ind/>
+      </w:pPr>
+      <w:tblPr>
+        <w:tblBorders/>
+      </w:tblPr>
+      <w:tcPr>
+        <w:shd w:val="clear" w:color="ffffff"/>
+        <w:tcBorders>
+          <w:top w:val="none" w:color="000000" w:sz="4" w:space="0"/>
+          <w:left w:val="none" w:color="000000" w:sz="4" w:space="0"/>
+          <w:bottom w:val="none" w:color="000000" w:sz="4" w:space="0"/>
+          <w:right w:val="none" w:color="000000" w:sz="4" w:space="0"/>
+        </w:tcBorders>
+      </w:tcPr>
+    </w:tblStylePr>
     <w:tblStylePr w:type="nwCell">
       <w:pPr>
         <w:pBdr/>
@@ -8821,9 +10471,9 @@
       </w:tcPr>
     </w:tblStylePr>
   </w:style>
-  <w:style w:type="table" w:styleId="35">
+  <w:style w:type="table" w:styleId="785">
     <w:name w:val="Grid Table 3 - Accent 2"/>
-    <w:basedOn w:val="749"/>
+    <w:basedOn w:val="944"/>
     <w:uiPriority w:val="99"/>
     <w:pPr>
       <w:pBdr/>
@@ -8922,29 +10572,6 @@
         <w:tblBorders/>
       </w:tblPr>
       <w:tcPr>
-        <w:shd w:color="ffffff"/>
-        <w:tcBorders>
-          <w:top w:val="none" w:color="000000" w:sz="4" w:space="0"/>
-          <w:left w:val="none" w:color="000000" w:sz="4" w:space="0"/>
-          <w:bottom w:val="none" w:color="000000" w:sz="4" w:space="0"/>
-          <w:right w:val="none" w:color="000000" w:sz="4" w:space="0"/>
-        </w:tcBorders>
-      </w:tcPr>
-    </w:tblStylePr>
-    <w:tblStylePr w:type="firstRow">
-      <w:rPr>
-        <w:b/>
-        <w:color w:val="404040"/>
-      </w:rPr>
-      <w:pPr>
-        <w:pBdr/>
-        <w:spacing/>
-        <w:ind/>
-      </w:pPr>
-      <w:tblPr>
-        <w:tblBorders/>
-      </w:tblPr>
-      <w:tcPr>
         <w:shd w:val="clear" w:color="ffffff"/>
         <w:tcBorders>
           <w:top w:val="none" w:color="000000" w:sz="4" w:space="0"/>
@@ -8954,30 +10581,7 @@
         </w:tcBorders>
       </w:tcPr>
     </w:tblStylePr>
-    <w:tblStylePr w:type="lastCol">
-      <w:rPr>
-        <w:i/>
-        <w:color w:val="404040"/>
-      </w:rPr>
-      <w:pPr>
-        <w:pBdr/>
-        <w:spacing/>
-        <w:ind/>
-      </w:pPr>
-      <w:tblPr>
-        <w:tblBorders/>
-      </w:tblPr>
-      <w:tcPr>
-        <w:shd w:color="ffffff"/>
-        <w:tcBorders>
-          <w:top w:val="none" w:color="000000" w:sz="4" w:space="0"/>
-          <w:left w:val="none" w:color="000000" w:sz="4" w:space="0"/>
-          <w:bottom w:val="none" w:color="000000" w:sz="4" w:space="0"/>
-          <w:right w:val="none" w:color="000000" w:sz="4" w:space="0"/>
-        </w:tcBorders>
-      </w:tcPr>
-    </w:tblStylePr>
-    <w:tblStylePr w:type="lastRow">
+    <w:tblStylePr w:type="firstRow">
       <w:rPr>
         <w:b/>
         <w:color w:val="404040"/>
@@ -9000,6 +10604,52 @@
         </w:tcBorders>
       </w:tcPr>
     </w:tblStylePr>
+    <w:tblStylePr w:type="lastCol">
+      <w:rPr>
+        <w:i/>
+        <w:color w:val="404040"/>
+      </w:rPr>
+      <w:pPr>
+        <w:pBdr/>
+        <w:spacing/>
+        <w:ind/>
+      </w:pPr>
+      <w:tblPr>
+        <w:tblBorders/>
+      </w:tblPr>
+      <w:tcPr>
+        <w:shd w:val="clear" w:color="ffffff"/>
+        <w:tcBorders>
+          <w:top w:val="none" w:color="000000" w:sz="4" w:space="0"/>
+          <w:left w:val="none" w:color="000000" w:sz="4" w:space="0"/>
+          <w:bottom w:val="none" w:color="000000" w:sz="4" w:space="0"/>
+          <w:right w:val="none" w:color="000000" w:sz="4" w:space="0"/>
+        </w:tcBorders>
+      </w:tcPr>
+    </w:tblStylePr>
+    <w:tblStylePr w:type="lastRow">
+      <w:rPr>
+        <w:b/>
+        <w:color w:val="404040"/>
+      </w:rPr>
+      <w:pPr>
+        <w:pBdr/>
+        <w:spacing/>
+        <w:ind/>
+      </w:pPr>
+      <w:tblPr>
+        <w:tblBorders/>
+      </w:tblPr>
+      <w:tcPr>
+        <w:shd w:val="clear" w:color="ffffff"/>
+        <w:tcBorders>
+          <w:top w:val="none" w:color="000000" w:sz="4" w:space="0"/>
+          <w:left w:val="none" w:color="000000" w:sz="4" w:space="0"/>
+          <w:bottom w:val="none" w:color="000000" w:sz="4" w:space="0"/>
+          <w:right w:val="none" w:color="000000" w:sz="4" w:space="0"/>
+        </w:tcBorders>
+      </w:tcPr>
+    </w:tblStylePr>
     <w:tblStylePr w:type="nwCell">
       <w:pPr>
         <w:pBdr/>
@@ -9066,9 +10716,9 @@
       </w:tcPr>
     </w:tblStylePr>
   </w:style>
-  <w:style w:type="table" w:styleId="36">
+  <w:style w:type="table" w:styleId="786">
     <w:name w:val="Grid Table 3 - Accent 3"/>
-    <w:basedOn w:val="749"/>
+    <w:basedOn w:val="944"/>
     <w:uiPriority w:val="99"/>
     <w:pPr>
       <w:pBdr/>
@@ -9167,29 +10817,6 @@
         <w:tblBorders/>
       </w:tblPr>
       <w:tcPr>
-        <w:shd w:color="ffffff"/>
-        <w:tcBorders>
-          <w:top w:val="none" w:color="000000" w:sz="4" w:space="0"/>
-          <w:left w:val="none" w:color="000000" w:sz="4" w:space="0"/>
-          <w:bottom w:val="none" w:color="000000" w:sz="4" w:space="0"/>
-          <w:right w:val="none" w:color="000000" w:sz="4" w:space="0"/>
-        </w:tcBorders>
-      </w:tcPr>
-    </w:tblStylePr>
-    <w:tblStylePr w:type="firstRow">
-      <w:rPr>
-        <w:b/>
-        <w:color w:val="404040"/>
-      </w:rPr>
-      <w:pPr>
-        <w:pBdr/>
-        <w:spacing/>
-        <w:ind/>
-      </w:pPr>
-      <w:tblPr>
-        <w:tblBorders/>
-      </w:tblPr>
-      <w:tcPr>
         <w:shd w:val="clear" w:color="ffffff"/>
         <w:tcBorders>
           <w:top w:val="none" w:color="000000" w:sz="4" w:space="0"/>
@@ -9199,30 +10826,7 @@
         </w:tcBorders>
       </w:tcPr>
     </w:tblStylePr>
-    <w:tblStylePr w:type="lastCol">
-      <w:rPr>
-        <w:i/>
-        <w:color w:val="404040"/>
-      </w:rPr>
-      <w:pPr>
-        <w:pBdr/>
-        <w:spacing/>
-        <w:ind/>
-      </w:pPr>
-      <w:tblPr>
-        <w:tblBorders/>
-      </w:tblPr>
-      <w:tcPr>
-        <w:shd w:color="ffffff"/>
-        <w:tcBorders>
-          <w:top w:val="none" w:color="000000" w:sz="4" w:space="0"/>
-          <w:left w:val="none" w:color="000000" w:sz="4" w:space="0"/>
-          <w:bottom w:val="none" w:color="000000" w:sz="4" w:space="0"/>
-          <w:right w:val="none" w:color="000000" w:sz="4" w:space="0"/>
-        </w:tcBorders>
-      </w:tcPr>
-    </w:tblStylePr>
-    <w:tblStylePr w:type="lastRow">
+    <w:tblStylePr w:type="firstRow">
       <w:rPr>
         <w:b/>
         <w:color w:val="404040"/>
@@ -9245,6 +10849,52 @@
         </w:tcBorders>
       </w:tcPr>
     </w:tblStylePr>
+    <w:tblStylePr w:type="lastCol">
+      <w:rPr>
+        <w:i/>
+        <w:color w:val="404040"/>
+      </w:rPr>
+      <w:pPr>
+        <w:pBdr/>
+        <w:spacing/>
+        <w:ind/>
+      </w:pPr>
+      <w:tblPr>
+        <w:tblBorders/>
+      </w:tblPr>
+      <w:tcPr>
+        <w:shd w:val="clear" w:color="ffffff"/>
+        <w:tcBorders>
+          <w:top w:val="none" w:color="000000" w:sz="4" w:space="0"/>
+          <w:left w:val="none" w:color="000000" w:sz="4" w:space="0"/>
+          <w:bottom w:val="none" w:color="000000" w:sz="4" w:space="0"/>
+          <w:right w:val="none" w:color="000000" w:sz="4" w:space="0"/>
+        </w:tcBorders>
+      </w:tcPr>
+    </w:tblStylePr>
+    <w:tblStylePr w:type="lastRow">
+      <w:rPr>
+        <w:b/>
+        <w:color w:val="404040"/>
+      </w:rPr>
+      <w:pPr>
+        <w:pBdr/>
+        <w:spacing/>
+        <w:ind/>
+      </w:pPr>
+      <w:tblPr>
+        <w:tblBorders/>
+      </w:tblPr>
+      <w:tcPr>
+        <w:shd w:val="clear" w:color="ffffff"/>
+        <w:tcBorders>
+          <w:top w:val="none" w:color="000000" w:sz="4" w:space="0"/>
+          <w:left w:val="none" w:color="000000" w:sz="4" w:space="0"/>
+          <w:bottom w:val="none" w:color="000000" w:sz="4" w:space="0"/>
+          <w:right w:val="none" w:color="000000" w:sz="4" w:space="0"/>
+        </w:tcBorders>
+      </w:tcPr>
+    </w:tblStylePr>
     <w:tblStylePr w:type="nwCell">
       <w:pPr>
         <w:pBdr/>
@@ -9311,9 +10961,9 @@
       </w:tcPr>
     </w:tblStylePr>
   </w:style>
-  <w:style w:type="table" w:styleId="37">
+  <w:style w:type="table" w:styleId="787">
     <w:name w:val="Grid Table 3 - Accent 4"/>
-    <w:basedOn w:val="749"/>
+    <w:basedOn w:val="944"/>
     <w:uiPriority w:val="99"/>
     <w:pPr>
       <w:pBdr/>
@@ -9412,29 +11062,6 @@
         <w:tblBorders/>
       </w:tblPr>
       <w:tcPr>
-        <w:shd w:color="ffffff"/>
-        <w:tcBorders>
-          <w:top w:val="none" w:color="000000" w:sz="4" w:space="0"/>
-          <w:left w:val="none" w:color="000000" w:sz="4" w:space="0"/>
-          <w:bottom w:val="none" w:color="000000" w:sz="4" w:space="0"/>
-          <w:right w:val="none" w:color="000000" w:sz="4" w:space="0"/>
-        </w:tcBorders>
-      </w:tcPr>
-    </w:tblStylePr>
-    <w:tblStylePr w:type="firstRow">
-      <w:rPr>
-        <w:b/>
-        <w:color w:val="404040"/>
-      </w:rPr>
-      <w:pPr>
-        <w:pBdr/>
-        <w:spacing/>
-        <w:ind/>
-      </w:pPr>
-      <w:tblPr>
-        <w:tblBorders/>
-      </w:tblPr>
-      <w:tcPr>
         <w:shd w:val="clear" w:color="ffffff"/>
         <w:tcBorders>
           <w:top w:val="none" w:color="000000" w:sz="4" w:space="0"/>
@@ -9444,30 +11071,7 @@
         </w:tcBorders>
       </w:tcPr>
     </w:tblStylePr>
-    <w:tblStylePr w:type="lastCol">
-      <w:rPr>
-        <w:i/>
-        <w:color w:val="404040"/>
-      </w:rPr>
-      <w:pPr>
-        <w:pBdr/>
-        <w:spacing/>
-        <w:ind/>
-      </w:pPr>
-      <w:tblPr>
-        <w:tblBorders/>
-      </w:tblPr>
-      <w:tcPr>
-        <w:shd w:color="ffffff"/>
-        <w:tcBorders>
-          <w:top w:val="none" w:color="000000" w:sz="4" w:space="0"/>
-          <w:left w:val="none" w:color="000000" w:sz="4" w:space="0"/>
-          <w:bottom w:val="none" w:color="000000" w:sz="4" w:space="0"/>
-          <w:right w:val="none" w:color="000000" w:sz="4" w:space="0"/>
-        </w:tcBorders>
-      </w:tcPr>
-    </w:tblStylePr>
-    <w:tblStylePr w:type="lastRow">
+    <w:tblStylePr w:type="firstRow">
       <w:rPr>
         <w:b/>
         <w:color w:val="404040"/>
@@ -9490,6 +11094,52 @@
         </w:tcBorders>
       </w:tcPr>
     </w:tblStylePr>
+    <w:tblStylePr w:type="lastCol">
+      <w:rPr>
+        <w:i/>
+        <w:color w:val="404040"/>
+      </w:rPr>
+      <w:pPr>
+        <w:pBdr/>
+        <w:spacing/>
+        <w:ind/>
+      </w:pPr>
+      <w:tblPr>
+        <w:tblBorders/>
+      </w:tblPr>
+      <w:tcPr>
+        <w:shd w:val="clear" w:color="ffffff"/>
+        <w:tcBorders>
+          <w:top w:val="none" w:color="000000" w:sz="4" w:space="0"/>
+          <w:left w:val="none" w:color="000000" w:sz="4" w:space="0"/>
+          <w:bottom w:val="none" w:color="000000" w:sz="4" w:space="0"/>
+          <w:right w:val="none" w:color="000000" w:sz="4" w:space="0"/>
+        </w:tcBorders>
+      </w:tcPr>
+    </w:tblStylePr>
+    <w:tblStylePr w:type="lastRow">
+      <w:rPr>
+        <w:b/>
+        <w:color w:val="404040"/>
+      </w:rPr>
+      <w:pPr>
+        <w:pBdr/>
+        <w:spacing/>
+        <w:ind/>
+      </w:pPr>
+      <w:tblPr>
+        <w:tblBorders/>
+      </w:tblPr>
+      <w:tcPr>
+        <w:shd w:val="clear" w:color="ffffff"/>
+        <w:tcBorders>
+          <w:top w:val="none" w:color="000000" w:sz="4" w:space="0"/>
+          <w:left w:val="none" w:color="000000" w:sz="4" w:space="0"/>
+          <w:bottom w:val="none" w:color="000000" w:sz="4" w:space="0"/>
+          <w:right w:val="none" w:color="000000" w:sz="4" w:space="0"/>
+        </w:tcBorders>
+      </w:tcPr>
+    </w:tblStylePr>
     <w:tblStylePr w:type="nwCell">
       <w:pPr>
         <w:pBdr/>
@@ -9556,9 +11206,9 @@
       </w:tcPr>
     </w:tblStylePr>
   </w:style>
-  <w:style w:type="table" w:styleId="38">
+  <w:style w:type="table" w:styleId="788">
     <w:name w:val="Grid Table 3 - Accent 5"/>
-    <w:basedOn w:val="749"/>
+    <w:basedOn w:val="944"/>
     <w:uiPriority w:val="99"/>
     <w:pPr>
       <w:pBdr/>
@@ -9657,29 +11307,6 @@
         <w:tblBorders/>
       </w:tblPr>
       <w:tcPr>
-        <w:shd w:color="ffffff"/>
-        <w:tcBorders>
-          <w:top w:val="none" w:color="000000" w:sz="4" w:space="0"/>
-          <w:left w:val="none" w:color="000000" w:sz="4" w:space="0"/>
-          <w:bottom w:val="none" w:color="000000" w:sz="4" w:space="0"/>
-          <w:right w:val="none" w:color="000000" w:sz="4" w:space="0"/>
-        </w:tcBorders>
-      </w:tcPr>
-    </w:tblStylePr>
-    <w:tblStylePr w:type="firstRow">
-      <w:rPr>
-        <w:b/>
-        <w:color w:val="404040"/>
-      </w:rPr>
-      <w:pPr>
-        <w:pBdr/>
-        <w:spacing/>
-        <w:ind/>
-      </w:pPr>
-      <w:tblPr>
-        <w:tblBorders/>
-      </w:tblPr>
-      <w:tcPr>
         <w:shd w:val="clear" w:color="ffffff"/>
         <w:tcBorders>
           <w:top w:val="none" w:color="000000" w:sz="4" w:space="0"/>
@@ -9689,30 +11316,7 @@
         </w:tcBorders>
       </w:tcPr>
     </w:tblStylePr>
-    <w:tblStylePr w:type="lastCol">
-      <w:rPr>
-        <w:i/>
-        <w:color w:val="404040"/>
-      </w:rPr>
-      <w:pPr>
-        <w:pBdr/>
-        <w:spacing/>
-        <w:ind/>
-      </w:pPr>
-      <w:tblPr>
-        <w:tblBorders/>
-      </w:tblPr>
-      <w:tcPr>
-        <w:shd w:color="ffffff"/>
-        <w:tcBorders>
-          <w:top w:val="none" w:color="000000" w:sz="4" w:space="0"/>
-          <w:left w:val="none" w:color="000000" w:sz="4" w:space="0"/>
-          <w:bottom w:val="none" w:color="000000" w:sz="4" w:space="0"/>
-          <w:right w:val="none" w:color="000000" w:sz="4" w:space="0"/>
-        </w:tcBorders>
-      </w:tcPr>
-    </w:tblStylePr>
-    <w:tblStylePr w:type="lastRow">
+    <w:tblStylePr w:type="firstRow">
       <w:rPr>
         <w:b/>
         <w:color w:val="404040"/>
@@ -9735,6 +11339,52 @@
         </w:tcBorders>
       </w:tcPr>
     </w:tblStylePr>
+    <w:tblStylePr w:type="lastCol">
+      <w:rPr>
+        <w:i/>
+        <w:color w:val="404040"/>
+      </w:rPr>
+      <w:pPr>
+        <w:pBdr/>
+        <w:spacing/>
+        <w:ind/>
+      </w:pPr>
+      <w:tblPr>
+        <w:tblBorders/>
+      </w:tblPr>
+      <w:tcPr>
+        <w:shd w:val="clear" w:color="ffffff"/>
+        <w:tcBorders>
+          <w:top w:val="none" w:color="000000" w:sz="4" w:space="0"/>
+          <w:left w:val="none" w:color="000000" w:sz="4" w:space="0"/>
+          <w:bottom w:val="none" w:color="000000" w:sz="4" w:space="0"/>
+          <w:right w:val="none" w:color="000000" w:sz="4" w:space="0"/>
+        </w:tcBorders>
+      </w:tcPr>
+    </w:tblStylePr>
+    <w:tblStylePr w:type="lastRow">
+      <w:rPr>
+        <w:b/>
+        <w:color w:val="404040"/>
+      </w:rPr>
+      <w:pPr>
+        <w:pBdr/>
+        <w:spacing/>
+        <w:ind/>
+      </w:pPr>
+      <w:tblPr>
+        <w:tblBorders/>
+      </w:tblPr>
+      <w:tcPr>
+        <w:shd w:val="clear" w:color="ffffff"/>
+        <w:tcBorders>
+          <w:top w:val="none" w:color="000000" w:sz="4" w:space="0"/>
+          <w:left w:val="none" w:color="000000" w:sz="4" w:space="0"/>
+          <w:bottom w:val="none" w:color="000000" w:sz="4" w:space="0"/>
+          <w:right w:val="none" w:color="000000" w:sz="4" w:space="0"/>
+        </w:tcBorders>
+      </w:tcPr>
+    </w:tblStylePr>
     <w:tblStylePr w:type="nwCell">
       <w:pPr>
         <w:pBdr/>
@@ -9801,9 +11451,9 @@
       </w:tcPr>
     </w:tblStylePr>
   </w:style>
-  <w:style w:type="table" w:styleId="39">
+  <w:style w:type="table" w:styleId="789">
     <w:name w:val="Grid Table 3 - Accent 6"/>
-    <w:basedOn w:val="749"/>
+    <w:basedOn w:val="944"/>
     <w:uiPriority w:val="99"/>
     <w:pPr>
       <w:pBdr/>
@@ -9902,29 +11552,6 @@
         <w:tblBorders/>
       </w:tblPr>
       <w:tcPr>
-        <w:shd w:color="ffffff"/>
-        <w:tcBorders>
-          <w:top w:val="none" w:color="000000" w:sz="4" w:space="0"/>
-          <w:left w:val="none" w:color="000000" w:sz="4" w:space="0"/>
-          <w:bottom w:val="none" w:color="000000" w:sz="4" w:space="0"/>
-          <w:right w:val="none" w:color="000000" w:sz="4" w:space="0"/>
-        </w:tcBorders>
-      </w:tcPr>
-    </w:tblStylePr>
-    <w:tblStylePr w:type="firstRow">
-      <w:rPr>
-        <w:b/>
-        <w:color w:val="404040"/>
-      </w:rPr>
-      <w:pPr>
-        <w:pBdr/>
-        <w:spacing/>
-        <w:ind/>
-      </w:pPr>
-      <w:tblPr>
-        <w:tblBorders/>
-      </w:tblPr>
-      <w:tcPr>
         <w:shd w:val="clear" w:color="ffffff"/>
         <w:tcBorders>
           <w:top w:val="none" w:color="000000" w:sz="4" w:space="0"/>
@@ -9934,30 +11561,7 @@
         </w:tcBorders>
       </w:tcPr>
     </w:tblStylePr>
-    <w:tblStylePr w:type="lastCol">
-      <w:rPr>
-        <w:i/>
-        <w:color w:val="404040"/>
-      </w:rPr>
-      <w:pPr>
-        <w:pBdr/>
-        <w:spacing/>
-        <w:ind/>
-      </w:pPr>
-      <w:tblPr>
-        <w:tblBorders/>
-      </w:tblPr>
-      <w:tcPr>
-        <w:shd w:color="ffffff"/>
-        <w:tcBorders>
-          <w:top w:val="none" w:color="000000" w:sz="4" w:space="0"/>
-          <w:left w:val="none" w:color="000000" w:sz="4" w:space="0"/>
-          <w:bottom w:val="none" w:color="000000" w:sz="4" w:space="0"/>
-          <w:right w:val="none" w:color="000000" w:sz="4" w:space="0"/>
-        </w:tcBorders>
-      </w:tcPr>
-    </w:tblStylePr>
-    <w:tblStylePr w:type="lastRow">
+    <w:tblStylePr w:type="firstRow">
       <w:rPr>
         <w:b/>
         <w:color w:val="404040"/>
@@ -9980,6 +11584,52 @@
         </w:tcBorders>
       </w:tcPr>
     </w:tblStylePr>
+    <w:tblStylePr w:type="lastCol">
+      <w:rPr>
+        <w:i/>
+        <w:color w:val="404040"/>
+      </w:rPr>
+      <w:pPr>
+        <w:pBdr/>
+        <w:spacing/>
+        <w:ind/>
+      </w:pPr>
+      <w:tblPr>
+        <w:tblBorders/>
+      </w:tblPr>
+      <w:tcPr>
+        <w:shd w:val="clear" w:color="ffffff"/>
+        <w:tcBorders>
+          <w:top w:val="none" w:color="000000" w:sz="4" w:space="0"/>
+          <w:left w:val="none" w:color="000000" w:sz="4" w:space="0"/>
+          <w:bottom w:val="none" w:color="000000" w:sz="4" w:space="0"/>
+          <w:right w:val="none" w:color="000000" w:sz="4" w:space="0"/>
+        </w:tcBorders>
+      </w:tcPr>
+    </w:tblStylePr>
+    <w:tblStylePr w:type="lastRow">
+      <w:rPr>
+        <w:b/>
+        <w:color w:val="404040"/>
+      </w:rPr>
+      <w:pPr>
+        <w:pBdr/>
+        <w:spacing/>
+        <w:ind/>
+      </w:pPr>
+      <w:tblPr>
+        <w:tblBorders/>
+      </w:tblPr>
+      <w:tcPr>
+        <w:shd w:val="clear" w:color="ffffff"/>
+        <w:tcBorders>
+          <w:top w:val="none" w:color="000000" w:sz="4" w:space="0"/>
+          <w:left w:val="none" w:color="000000" w:sz="4" w:space="0"/>
+          <w:bottom w:val="none" w:color="000000" w:sz="4" w:space="0"/>
+          <w:right w:val="none" w:color="000000" w:sz="4" w:space="0"/>
+        </w:tcBorders>
+      </w:tcPr>
+    </w:tblStylePr>
     <w:tblStylePr w:type="nwCell">
       <w:pPr>
         <w:pBdr/>
@@ -10046,9 +11696,9 @@
       </w:tcPr>
     </w:tblStylePr>
   </w:style>
-  <w:style w:type="table" w:styleId="40">
+  <w:style w:type="table" w:styleId="790">
     <w:name w:val="Grid Table 4"/>
-    <w:basedOn w:val="749"/>
+    <w:basedOn w:val="944"/>
     <w:uiPriority w:val="59"/>
     <w:pPr>
       <w:pBdr/>
@@ -10279,9 +11929,9 @@
       </w:tcPr>
     </w:tblStylePr>
   </w:style>
-  <w:style w:type="table" w:styleId="41">
+  <w:style w:type="table" w:styleId="791">
     <w:name w:val="Grid Table 4 - Accent 1"/>
-    <w:basedOn w:val="749"/>
+    <w:basedOn w:val="944"/>
     <w:uiPriority w:val="59"/>
     <w:pPr>
       <w:pBdr/>
@@ -10512,9 +12162,9 @@
       </w:tcPr>
     </w:tblStylePr>
   </w:style>
-  <w:style w:type="table" w:styleId="42">
+  <w:style w:type="table" w:styleId="792">
     <w:name w:val="Grid Table 4 - Accent 2"/>
-    <w:basedOn w:val="749"/>
+    <w:basedOn w:val="944"/>
     <w:uiPriority w:val="59"/>
     <w:pPr>
       <w:pBdr/>
@@ -10745,9 +12395,9 @@
       </w:tcPr>
     </w:tblStylePr>
   </w:style>
-  <w:style w:type="table" w:styleId="43">
+  <w:style w:type="table" w:styleId="793">
     <w:name w:val="Grid Table 4 - Accent 3"/>
-    <w:basedOn w:val="749"/>
+    <w:basedOn w:val="944"/>
     <w:uiPriority w:val="59"/>
     <w:pPr>
       <w:pBdr/>
@@ -10978,9 +12628,9 @@
       </w:tcPr>
     </w:tblStylePr>
   </w:style>
-  <w:style w:type="table" w:styleId="44">
+  <w:style w:type="table" w:styleId="794">
     <w:name w:val="Grid Table 4 - Accent 4"/>
-    <w:basedOn w:val="749"/>
+    <w:basedOn w:val="944"/>
     <w:uiPriority w:val="59"/>
     <w:pPr>
       <w:pBdr/>
@@ -11211,9 +12861,9 @@
       </w:tcPr>
     </w:tblStylePr>
   </w:style>
-  <w:style w:type="table" w:styleId="45">
+  <w:style w:type="table" w:styleId="795">
     <w:name w:val="Grid Table 4 - Accent 5"/>
-    <w:basedOn w:val="749"/>
+    <w:basedOn w:val="944"/>
     <w:uiPriority w:val="59"/>
     <w:pPr>
       <w:pBdr/>
@@ -11444,9 +13094,9 @@
       </w:tcPr>
     </w:tblStylePr>
   </w:style>
-  <w:style w:type="table" w:styleId="46">
+  <w:style w:type="table" w:styleId="796">
     <w:name w:val="Grid Table 4 - Accent 6"/>
-    <w:basedOn w:val="749"/>
+    <w:basedOn w:val="944"/>
     <w:uiPriority w:val="59"/>
     <w:pPr>
       <w:pBdr/>
@@ -11677,9 +13327,9 @@
       </w:tcPr>
     </w:tblStylePr>
   </w:style>
-  <w:style w:type="table" w:styleId="47">
+  <w:style w:type="table" w:styleId="797">
     <w:name w:val="Grid Table 5 Dark"/>
-    <w:basedOn w:val="749"/>
+    <w:basedOn w:val="944"/>
     <w:uiPriority w:val="99"/>
     <w:pPr>
       <w:pBdr/>
@@ -11905,9 +13555,9 @@
       </w:tcPr>
     </w:tblStylePr>
   </w:style>
-  <w:style w:type="table" w:styleId="48">
+  <w:style w:type="table" w:styleId="798">
     <w:name w:val="Grid Table 5 Dark- Accent 1"/>
-    <w:basedOn w:val="749"/>
+    <w:basedOn w:val="944"/>
     <w:uiPriority w:val="99"/>
     <w:pPr>
       <w:pBdr/>
@@ -12133,9 +13783,9 @@
       </w:tcPr>
     </w:tblStylePr>
   </w:style>
-  <w:style w:type="table" w:styleId="49">
+  <w:style w:type="table" w:styleId="799">
     <w:name w:val="Grid Table 5 Dark - Accent 2"/>
-    <w:basedOn w:val="749"/>
+    <w:basedOn w:val="944"/>
     <w:uiPriority w:val="99"/>
     <w:pPr>
       <w:pBdr/>
@@ -12361,9 +14011,9 @@
       </w:tcPr>
     </w:tblStylePr>
   </w:style>
-  <w:style w:type="table" w:styleId="50">
+  <w:style w:type="table" w:styleId="800">
     <w:name w:val="Grid Table 5 Dark - Accent 3"/>
-    <w:basedOn w:val="749"/>
+    <w:basedOn w:val="944"/>
     <w:uiPriority w:val="99"/>
     <w:pPr>
       <w:pBdr/>
@@ -12589,9 +14239,9 @@
       </w:tcPr>
     </w:tblStylePr>
   </w:style>
-  <w:style w:type="table" w:styleId="51">
+  <w:style w:type="table" w:styleId="801">
     <w:name w:val="Grid Table 5 Dark- Accent 4"/>
-    <w:basedOn w:val="749"/>
+    <w:basedOn w:val="944"/>
     <w:uiPriority w:val="99"/>
     <w:pPr>
       <w:pBdr/>
@@ -12817,9 +14467,9 @@
       </w:tcPr>
     </w:tblStylePr>
   </w:style>
-  <w:style w:type="table" w:styleId="52">
+  <w:style w:type="table" w:styleId="802">
     <w:name w:val="Grid Table 5 Dark - Accent 5"/>
-    <w:basedOn w:val="749"/>
+    <w:basedOn w:val="944"/>
     <w:uiPriority w:val="99"/>
     <w:pPr>
       <w:pBdr/>
@@ -13045,9 +14695,9 @@
       </w:tcPr>
     </w:tblStylePr>
   </w:style>
-  <w:style w:type="table" w:styleId="53">
+  <w:style w:type="table" w:styleId="803">
     <w:name w:val="Grid Table 5 Dark - Accent 6"/>
-    <w:basedOn w:val="749"/>
+    <w:basedOn w:val="944"/>
     <w:uiPriority w:val="99"/>
     <w:pPr>
       <w:pBdr/>
@@ -13273,9 +14923,9 @@
       </w:tcPr>
     </w:tblStylePr>
   </w:style>
-  <w:style w:type="table" w:styleId="54">
+  <w:style w:type="table" w:styleId="804">
     <w:name w:val="Grid Table 6 Colorful"/>
-    <w:basedOn w:val="749"/>
+    <w:basedOn w:val="944"/>
     <w:uiPriority w:val="99"/>
     <w:pPr>
       <w:pBdr/>
@@ -13503,9 +15153,9 @@
       </w:tcPr>
     </w:tblStylePr>
   </w:style>
-  <w:style w:type="table" w:styleId="55">
+  <w:style w:type="table" w:styleId="805">
     <w:name w:val="Grid Table 6 Colorful - Accent 1"/>
-    <w:basedOn w:val="749"/>
+    <w:basedOn w:val="944"/>
     <w:uiPriority w:val="99"/>
     <w:pPr>
       <w:pBdr/>
@@ -13733,9 +15383,9 @@
       </w:tcPr>
     </w:tblStylePr>
   </w:style>
-  <w:style w:type="table" w:styleId="56">
+  <w:style w:type="table" w:styleId="806">
     <w:name w:val="Grid Table 6 Colorful - Accent 2"/>
-    <w:basedOn w:val="749"/>
+    <w:basedOn w:val="944"/>
     <w:uiPriority w:val="99"/>
     <w:pPr>
       <w:pBdr/>
@@ -13963,9 +15613,9 @@
       </w:tcPr>
     </w:tblStylePr>
   </w:style>
-  <w:style w:type="table" w:styleId="57">
+  <w:style w:type="table" w:styleId="807">
     <w:name w:val="Grid Table 6 Colorful - Accent 3"/>
-    <w:basedOn w:val="749"/>
+    <w:basedOn w:val="944"/>
     <w:uiPriority w:val="99"/>
     <w:pPr>
       <w:pBdr/>
@@ -14193,9 +15843,9 @@
       </w:tcPr>
     </w:tblStylePr>
   </w:style>
-  <w:style w:type="table" w:styleId="58">
+  <w:style w:type="table" w:styleId="808">
     <w:name w:val="Grid Table 6 Colorful - Accent 4"/>
-    <w:basedOn w:val="749"/>
+    <w:basedOn w:val="944"/>
     <w:uiPriority w:val="99"/>
     <w:pPr>
       <w:pBdr/>
@@ -14423,9 +16073,9 @@
       </w:tcPr>
     </w:tblStylePr>
   </w:style>
-  <w:style w:type="table" w:styleId="59">
+  <w:style w:type="table" w:styleId="809">
     <w:name w:val="Grid Table 6 Colorful - Accent 5"/>
-    <w:basedOn w:val="749"/>
+    <w:basedOn w:val="944"/>
     <w:uiPriority w:val="99"/>
     <w:pPr>
       <w:pBdr/>
@@ -14653,9 +16303,9 @@
       </w:tcPr>
     </w:tblStylePr>
   </w:style>
-  <w:style w:type="table" w:styleId="60">
+  <w:style w:type="table" w:styleId="810">
     <w:name w:val="Grid Table 6 Colorful - Accent 6"/>
-    <w:basedOn w:val="749"/>
+    <w:basedOn w:val="944"/>
     <w:uiPriority w:val="99"/>
     <w:pPr>
       <w:pBdr/>
@@ -14883,9 +16533,9 @@
       </w:tcPr>
     </w:tblStylePr>
   </w:style>
-  <w:style w:type="table" w:styleId="61">
+  <w:style w:type="table" w:styleId="811">
     <w:name w:val="Grid Table 7 Colorful"/>
-    <w:basedOn w:val="749"/>
+    <w:basedOn w:val="944"/>
     <w:uiPriority w:val="99"/>
     <w:pPr>
       <w:pBdr/>
@@ -14987,11 +16637,11 @@
         <w:tblBorders/>
       </w:tblPr>
       <w:tcPr>
-        <w:shd w:color="ffffff"/>
+        <w:shd w:val="clear" w:color="ffffff"/>
         <w:tcBorders>
-          <w:top w:val="none"/>
-          <w:left w:val="none"/>
-          <w:bottom w:val="none"/>
+          <w:top w:val="none" w:color="000000" w:sz="4" w:space="0"/>
+          <w:left w:val="none" w:color="000000" w:sz="4" w:space="0"/>
+          <w:bottom w:val="none" w:color="000000" w:sz="4" w:space="0"/>
           <w:right w:val="single" w:color="000000" w:themeColor="text1" w:themeTint="80" w:sz="4" w:space="0"/>
         </w:tcBorders>
       </w:tcPr>
@@ -15014,10 +16664,10 @@
       <w:tcPr>
         <w:shd w:val="clear" w:color="ffffff" w:themeColor="light1" w:fill="ffffff" w:themeFill="light1"/>
         <w:tcBorders>
-          <w:top w:val="none"/>
-          <w:left w:val="none"/>
+          <w:top w:val="none" w:color="000000" w:sz="4" w:space="0"/>
+          <w:left w:val="none" w:color="000000" w:sz="4" w:space="0"/>
           <w:bottom w:val="single" w:color="000000" w:themeColor="text1" w:themeTint="80" w:sz="4" w:space="0"/>
-          <w:right w:val="none"/>
+          <w:right w:val="none" w:color="000000" w:sz="4" w:space="0"/>
         </w:tcBorders>
       </w:tcPr>
     </w:tblStylePr>
@@ -15037,12 +16687,12 @@
         <w:tblBorders/>
       </w:tblPr>
       <w:tcPr>
-        <w:shd w:color="ffffff"/>
+        <w:shd w:val="clear" w:color="ffffff"/>
         <w:tcBorders>
-          <w:top w:val="none"/>
+          <w:top w:val="none" w:color="000000" w:sz="4" w:space="0"/>
           <w:left w:val="single" w:color="000000" w:themeColor="text1" w:themeTint="80" w:sz="4" w:space="0"/>
-          <w:bottom w:val="none"/>
-          <w:right w:val="none"/>
+          <w:bottom w:val="none" w:color="000000" w:sz="4" w:space="0"/>
+          <w:right w:val="none" w:color="000000" w:sz="4" w:space="0"/>
         </w:tcBorders>
       </w:tcPr>
     </w:tblStylePr>
@@ -15065,9 +16715,9 @@
         <w:shd w:val="clear" w:color="ffffff" w:themeColor="light1" w:fill="ffffff" w:themeFill="light1"/>
         <w:tcBorders>
           <w:top w:val="single" w:color="000000" w:themeColor="text1" w:themeTint="80" w:sz="4" w:space="0"/>
-          <w:left w:val="none"/>
-          <w:bottom w:val="none"/>
-          <w:right w:val="none"/>
+          <w:left w:val="none" w:color="000000" w:sz="4" w:space="0"/>
+          <w:bottom w:val="none" w:color="000000" w:sz="4" w:space="0"/>
+          <w:right w:val="none" w:color="000000" w:sz="4" w:space="0"/>
         </w:tcBorders>
       </w:tcPr>
     </w:tblStylePr>
@@ -15137,9 +16787,9 @@
       </w:tcPr>
     </w:tblStylePr>
   </w:style>
-  <w:style w:type="table" w:styleId="62">
+  <w:style w:type="table" w:styleId="812">
     <w:name w:val="Grid Table 7 Colorful - Accent 1"/>
-    <w:basedOn w:val="749"/>
+    <w:basedOn w:val="944"/>
     <w:uiPriority w:val="99"/>
     <w:pPr>
       <w:pBdr/>
@@ -15241,11 +16891,11 @@
         <w:tblBorders/>
       </w:tblPr>
       <w:tcPr>
-        <w:shd w:color="ffffff"/>
+        <w:shd w:val="clear" w:color="ffffff"/>
         <w:tcBorders>
-          <w:top w:val="none"/>
-          <w:left w:val="none"/>
-          <w:bottom w:val="none"/>
+          <w:top w:val="none" w:color="000000" w:sz="4" w:space="0"/>
+          <w:left w:val="none" w:color="000000" w:sz="4" w:space="0"/>
+          <w:bottom w:val="none" w:color="000000" w:sz="4" w:space="0"/>
           <w:right w:val="single" w:color="000000" w:themeColor="accent1" w:themeTint="80" w:sz="4" w:space="0"/>
         </w:tcBorders>
       </w:tcPr>
@@ -15268,10 +16918,10 @@
       <w:tcPr>
         <w:shd w:val="clear" w:color="ffffff" w:themeColor="light1" w:fill="ffffff" w:themeFill="light1"/>
         <w:tcBorders>
-          <w:top w:val="none"/>
-          <w:left w:val="none"/>
+          <w:top w:val="none" w:color="000000" w:sz="4" w:space="0"/>
+          <w:left w:val="none" w:color="000000" w:sz="4" w:space="0"/>
           <w:bottom w:val="single" w:color="000000" w:themeColor="accent1" w:themeTint="80" w:sz="4" w:space="0"/>
-          <w:right w:val="none"/>
+          <w:right w:val="none" w:color="000000" w:sz="4" w:space="0"/>
         </w:tcBorders>
       </w:tcPr>
     </w:tblStylePr>
@@ -15291,12 +16941,12 @@
         <w:tblBorders/>
       </w:tblPr>
       <w:tcPr>
-        <w:shd w:color="ffffff"/>
+        <w:shd w:val="clear" w:color="ffffff"/>
         <w:tcBorders>
-          <w:top w:val="none"/>
+          <w:top w:val="none" w:color="000000" w:sz="4" w:space="0"/>
           <w:left w:val="single" w:color="000000" w:themeColor="accent1" w:themeTint="80" w:sz="4" w:space="0"/>
-          <w:bottom w:val="none"/>
-          <w:right w:val="none"/>
+          <w:bottom w:val="none" w:color="000000" w:sz="4" w:space="0"/>
+          <w:right w:val="none" w:color="000000" w:sz="4" w:space="0"/>
         </w:tcBorders>
       </w:tcPr>
     </w:tblStylePr>
@@ -15319,9 +16969,9 @@
         <w:shd w:val="clear" w:color="ffffff" w:themeColor="light1" w:fill="ffffff" w:themeFill="light1"/>
         <w:tcBorders>
           <w:top w:val="single" w:color="000000" w:themeColor="accent1" w:themeTint="80" w:sz="4" w:space="0"/>
-          <w:left w:val="none"/>
-          <w:bottom w:val="none"/>
-          <w:right w:val="none"/>
+          <w:left w:val="none" w:color="000000" w:sz="4" w:space="0"/>
+          <w:bottom w:val="none" w:color="000000" w:sz="4" w:space="0"/>
+          <w:right w:val="none" w:color="000000" w:sz="4" w:space="0"/>
         </w:tcBorders>
       </w:tcPr>
     </w:tblStylePr>
@@ -15391,9 +17041,9 @@
       </w:tcPr>
     </w:tblStylePr>
   </w:style>
-  <w:style w:type="table" w:styleId="63">
+  <w:style w:type="table" w:styleId="813">
     <w:name w:val="Grid Table 7 Colorful - Accent 2"/>
-    <w:basedOn w:val="749"/>
+    <w:basedOn w:val="944"/>
     <w:uiPriority w:val="99"/>
     <w:pPr>
       <w:pBdr/>
@@ -15495,11 +17145,11 @@
         <w:tblBorders/>
       </w:tblPr>
       <w:tcPr>
-        <w:shd w:color="ffffff"/>
+        <w:shd w:val="clear" w:color="ffffff"/>
         <w:tcBorders>
-          <w:top w:val="none"/>
-          <w:left w:val="none"/>
-          <w:bottom w:val="none"/>
+          <w:top w:val="none" w:color="000000" w:sz="4" w:space="0"/>
+          <w:left w:val="none" w:color="000000" w:sz="4" w:space="0"/>
+          <w:bottom w:val="none" w:color="000000" w:sz="4" w:space="0"/>
           <w:right w:val="single" w:color="000000" w:themeColor="accent2" w:themeTint="97" w:sz="4" w:space="0"/>
         </w:tcBorders>
       </w:tcPr>
@@ -15522,10 +17172,10 @@
       <w:tcPr>
         <w:shd w:val="clear" w:color="ffffff" w:themeColor="light1" w:fill="ffffff" w:themeFill="light1"/>
         <w:tcBorders>
-          <w:top w:val="none"/>
-          <w:left w:val="none"/>
+          <w:top w:val="none" w:color="000000" w:sz="4" w:space="0"/>
+          <w:left w:val="none" w:color="000000" w:sz="4" w:space="0"/>
           <w:bottom w:val="single" w:color="000000" w:themeColor="accent2" w:themeTint="97" w:sz="4" w:space="0"/>
-          <w:right w:val="none"/>
+          <w:right w:val="none" w:color="000000" w:sz="4" w:space="0"/>
         </w:tcBorders>
       </w:tcPr>
     </w:tblStylePr>
@@ -15545,12 +17195,12 @@
         <w:tblBorders/>
       </w:tblPr>
       <w:tcPr>
-        <w:shd w:color="ffffff"/>
+        <w:shd w:val="clear" w:color="ffffff"/>
         <w:tcBorders>
-          <w:top w:val="none"/>
+          <w:top w:val="none" w:color="000000" w:sz="4" w:space="0"/>
           <w:left w:val="single" w:color="000000" w:themeColor="accent2" w:themeTint="97" w:sz="4" w:space="0"/>
-          <w:bottom w:val="none"/>
-          <w:right w:val="none"/>
+          <w:bottom w:val="none" w:color="000000" w:sz="4" w:space="0"/>
+          <w:right w:val="none" w:color="000000" w:sz="4" w:space="0"/>
         </w:tcBorders>
       </w:tcPr>
     </w:tblStylePr>
@@ -15573,9 +17223,9 @@
         <w:shd w:val="clear" w:color="ffffff" w:themeColor="light1" w:fill="ffffff" w:themeFill="light1"/>
         <w:tcBorders>
           <w:top w:val="single" w:color="000000" w:themeColor="accent2" w:themeTint="97" w:sz="4" w:space="0"/>
-          <w:left w:val="none"/>
-          <w:bottom w:val="none"/>
-          <w:right w:val="none"/>
+          <w:left w:val="none" w:color="000000" w:sz="4" w:space="0"/>
+          <w:bottom w:val="none" w:color="000000" w:sz="4" w:space="0"/>
+          <w:right w:val="none" w:color="000000" w:sz="4" w:space="0"/>
         </w:tcBorders>
       </w:tcPr>
     </w:tblStylePr>
@@ -15645,9 +17295,9 @@
       </w:tcPr>
     </w:tblStylePr>
   </w:style>
-  <w:style w:type="table" w:styleId="64">
+  <w:style w:type="table" w:styleId="814">
     <w:name w:val="Grid Table 7 Colorful - Accent 3"/>
-    <w:basedOn w:val="749"/>
+    <w:basedOn w:val="944"/>
     <w:uiPriority w:val="99"/>
     <w:pPr>
       <w:pBdr/>
@@ -15749,11 +17399,11 @@
         <w:tblBorders/>
       </w:tblPr>
       <w:tcPr>
-        <w:shd w:color="ffffff"/>
+        <w:shd w:val="clear" w:color="ffffff"/>
         <w:tcBorders>
-          <w:top w:val="none"/>
-          <w:left w:val="none"/>
-          <w:bottom w:val="none"/>
+          <w:top w:val="none" w:color="000000" w:sz="4" w:space="0"/>
+          <w:left w:val="none" w:color="000000" w:sz="4" w:space="0"/>
+          <w:bottom w:val="none" w:color="000000" w:sz="4" w:space="0"/>
           <w:right w:val="single" w:color="000000" w:themeColor="accent3" w:themeTint="FE" w:sz="4" w:space="0"/>
         </w:tcBorders>
       </w:tcPr>
@@ -15776,10 +17426,10 @@
       <w:tcPr>
         <w:shd w:val="clear" w:color="ffffff" w:themeColor="light1" w:fill="ffffff" w:themeFill="light1"/>
         <w:tcBorders>
-          <w:top w:val="none"/>
-          <w:left w:val="none"/>
+          <w:top w:val="none" w:color="000000" w:sz="4" w:space="0"/>
+          <w:left w:val="none" w:color="000000" w:sz="4" w:space="0"/>
           <w:bottom w:val="single" w:color="000000" w:themeColor="accent3" w:themeTint="FE" w:sz="4" w:space="0"/>
-          <w:right w:val="none"/>
+          <w:right w:val="none" w:color="000000" w:sz="4" w:space="0"/>
         </w:tcBorders>
       </w:tcPr>
     </w:tblStylePr>
@@ -15799,12 +17449,12 @@
         <w:tblBorders/>
       </w:tblPr>
       <w:tcPr>
-        <w:shd w:color="ffffff"/>
+        <w:shd w:val="clear" w:color="ffffff"/>
         <w:tcBorders>
-          <w:top w:val="none"/>
+          <w:top w:val="none" w:color="000000" w:sz="4" w:space="0"/>
           <w:left w:val="single" w:color="000000" w:themeColor="accent3" w:themeTint="FE" w:sz="4" w:space="0"/>
-          <w:bottom w:val="none"/>
-          <w:right w:val="none"/>
+          <w:bottom w:val="none" w:color="000000" w:sz="4" w:space="0"/>
+          <w:right w:val="none" w:color="000000" w:sz="4" w:space="0"/>
         </w:tcBorders>
       </w:tcPr>
     </w:tblStylePr>
@@ -15827,9 +17477,9 @@
         <w:shd w:val="clear" w:color="ffffff" w:themeColor="light1" w:fill="ffffff" w:themeFill="light1"/>
         <w:tcBorders>
           <w:top w:val="single" w:color="000000" w:themeColor="accent3" w:themeTint="FE" w:sz="4" w:space="0"/>
-          <w:left w:val="none"/>
-          <w:bottom w:val="none"/>
-          <w:right w:val="none"/>
+          <w:left w:val="none" w:color="000000" w:sz="4" w:space="0"/>
+          <w:bottom w:val="none" w:color="000000" w:sz="4" w:space="0"/>
+          <w:right w:val="none" w:color="000000" w:sz="4" w:space="0"/>
         </w:tcBorders>
       </w:tcPr>
     </w:tblStylePr>
@@ -15899,9 +17549,9 @@
       </w:tcPr>
     </w:tblStylePr>
   </w:style>
-  <w:style w:type="table" w:styleId="65">
+  <w:style w:type="table" w:styleId="815">
     <w:name w:val="Grid Table 7 Colorful - Accent 4"/>
-    <w:basedOn w:val="749"/>
+    <w:basedOn w:val="944"/>
     <w:uiPriority w:val="99"/>
     <w:pPr>
       <w:pBdr/>
@@ -16003,11 +17653,11 @@
         <w:tblBorders/>
       </w:tblPr>
       <w:tcPr>
-        <w:shd w:color="ffffff"/>
+        <w:shd w:val="clear" w:color="ffffff"/>
         <w:tcBorders>
-          <w:top w:val="none"/>
-          <w:left w:val="none"/>
-          <w:bottom w:val="none"/>
+          <w:top w:val="none" w:color="000000" w:sz="4" w:space="0"/>
+          <w:left w:val="none" w:color="000000" w:sz="4" w:space="0"/>
+          <w:bottom w:val="none" w:color="000000" w:sz="4" w:space="0"/>
           <w:right w:val="single" w:color="000000" w:themeColor="accent4" w:themeTint="9A" w:sz="4" w:space="0"/>
         </w:tcBorders>
       </w:tcPr>
@@ -16030,10 +17680,10 @@
       <w:tcPr>
         <w:shd w:val="clear" w:color="ffffff" w:themeColor="light1" w:fill="ffffff" w:themeFill="light1"/>
         <w:tcBorders>
-          <w:top w:val="none"/>
-          <w:left w:val="none"/>
+          <w:top w:val="none" w:color="000000" w:sz="4" w:space="0"/>
+          <w:left w:val="none" w:color="000000" w:sz="4" w:space="0"/>
           <w:bottom w:val="single" w:color="000000" w:themeColor="accent4" w:themeTint="9A" w:sz="4" w:space="0"/>
-          <w:right w:val="none"/>
+          <w:right w:val="none" w:color="000000" w:sz="4" w:space="0"/>
         </w:tcBorders>
       </w:tcPr>
     </w:tblStylePr>
@@ -16053,12 +17703,12 @@
         <w:tblBorders/>
       </w:tblPr>
       <w:tcPr>
-        <w:shd w:color="ffffff"/>
+        <w:shd w:val="clear" w:color="ffffff"/>
         <w:tcBorders>
-          <w:top w:val="none"/>
+          <w:top w:val="none" w:color="000000" w:sz="4" w:space="0"/>
           <w:left w:val="single" w:color="000000" w:themeColor="accent4" w:themeTint="9A" w:sz="4" w:space="0"/>
-          <w:bottom w:val="none"/>
-          <w:right w:val="none"/>
+          <w:bottom w:val="none" w:color="000000" w:sz="4" w:space="0"/>
+          <w:right w:val="none" w:color="000000" w:sz="4" w:space="0"/>
         </w:tcBorders>
       </w:tcPr>
     </w:tblStylePr>
@@ -16081,9 +17731,9 @@
         <w:shd w:val="clear" w:color="ffffff" w:themeColor="light1" w:fill="ffffff" w:themeFill="light1"/>
         <w:tcBorders>
           <w:top w:val="single" w:color="000000" w:themeColor="accent4" w:themeTint="9A" w:sz="4" w:space="0"/>
-          <w:left w:val="none"/>
-          <w:bottom w:val="none"/>
-          <w:right w:val="none"/>
+          <w:left w:val="none" w:color="000000" w:sz="4" w:space="0"/>
+          <w:bottom w:val="none" w:color="000000" w:sz="4" w:space="0"/>
+          <w:right w:val="none" w:color="000000" w:sz="4" w:space="0"/>
         </w:tcBorders>
       </w:tcPr>
     </w:tblStylePr>
@@ -16153,9 +17803,9 @@
       </w:tcPr>
     </w:tblStylePr>
   </w:style>
-  <w:style w:type="table" w:styleId="66">
+  <w:style w:type="table" w:styleId="816">
     <w:name w:val="Grid Table 7 Colorful - Accent 5"/>
-    <w:basedOn w:val="749"/>
+    <w:basedOn w:val="944"/>
     <w:uiPriority w:val="99"/>
     <w:pPr>
       <w:pBdr/>
@@ -16257,11 +17907,11 @@
         <w:tblBorders/>
       </w:tblPr>
       <w:tcPr>
-        <w:shd w:color="ffffff"/>
+        <w:shd w:val="clear" w:color="ffffff"/>
         <w:tcBorders>
-          <w:top w:val="none"/>
-          <w:left w:val="none"/>
-          <w:bottom w:val="none"/>
+          <w:top w:val="none" w:color="000000" w:sz="4" w:space="0"/>
+          <w:left w:val="none" w:color="000000" w:sz="4" w:space="0"/>
+          <w:bottom w:val="none" w:color="000000" w:sz="4" w:space="0"/>
           <w:right w:val="single" w:color="000000" w:themeColor="accent5" w:themeTint="90" w:sz="4" w:space="0"/>
         </w:tcBorders>
       </w:tcPr>
@@ -16284,10 +17934,10 @@
       <w:tcPr>
         <w:shd w:val="clear" w:color="ffffff" w:themeColor="light1" w:fill="ffffff" w:themeFill="light1"/>
         <w:tcBorders>
-          <w:top w:val="none"/>
-          <w:left w:val="none"/>
+          <w:top w:val="none" w:color="000000" w:sz="4" w:space="0"/>
+          <w:left w:val="none" w:color="000000" w:sz="4" w:space="0"/>
           <w:bottom w:val="single" w:color="000000" w:themeColor="accent5" w:themeTint="90" w:sz="4" w:space="0"/>
-          <w:right w:val="none"/>
+          <w:right w:val="none" w:color="000000" w:sz="4" w:space="0"/>
         </w:tcBorders>
       </w:tcPr>
     </w:tblStylePr>
@@ -16307,12 +17957,12 @@
         <w:tblBorders/>
       </w:tblPr>
       <w:tcPr>
-        <w:shd w:color="ffffff"/>
+        <w:shd w:val="clear" w:color="ffffff"/>
         <w:tcBorders>
-          <w:top w:val="none"/>
+          <w:top w:val="none" w:color="000000" w:sz="4" w:space="0"/>
           <w:left w:val="single" w:color="000000" w:themeColor="accent5" w:themeTint="90" w:sz="4" w:space="0"/>
-          <w:bottom w:val="none"/>
-          <w:right w:val="none"/>
+          <w:bottom w:val="none" w:color="000000" w:sz="4" w:space="0"/>
+          <w:right w:val="none" w:color="000000" w:sz="4" w:space="0"/>
         </w:tcBorders>
       </w:tcPr>
     </w:tblStylePr>
@@ -16335,9 +17985,9 @@
         <w:shd w:val="clear" w:color="ffffff" w:themeColor="light1" w:fill="ffffff" w:themeFill="light1"/>
         <w:tcBorders>
           <w:top w:val="single" w:color="000000" w:themeColor="accent5" w:themeTint="90" w:sz="4" w:space="0"/>
-          <w:left w:val="none"/>
-          <w:bottom w:val="none"/>
-          <w:right w:val="none"/>
+          <w:left w:val="none" w:color="000000" w:sz="4" w:space="0"/>
+          <w:bottom w:val="none" w:color="000000" w:sz="4" w:space="0"/>
+          <w:right w:val="none" w:color="000000" w:sz="4" w:space="0"/>
         </w:tcBorders>
       </w:tcPr>
     </w:tblStylePr>
@@ -16407,9 +18057,9 @@
       </w:tcPr>
     </w:tblStylePr>
   </w:style>
-  <w:style w:type="table" w:styleId="67">
+  <w:style w:type="table" w:styleId="817">
     <w:name w:val="Grid Table 7 Colorful - Accent 6"/>
-    <w:basedOn w:val="749"/>
+    <w:basedOn w:val="944"/>
     <w:uiPriority w:val="99"/>
     <w:pPr>
       <w:pBdr/>
@@ -16511,11 +18161,11 @@
         <w:tblBorders/>
       </w:tblPr>
       <w:tcPr>
-        <w:shd w:color="ffffff"/>
+        <w:shd w:val="clear" w:color="ffffff"/>
         <w:tcBorders>
-          <w:top w:val="none"/>
-          <w:left w:val="none"/>
-          <w:bottom w:val="none"/>
+          <w:top w:val="none" w:color="000000" w:sz="4" w:space="0"/>
+          <w:left w:val="none" w:color="000000" w:sz="4" w:space="0"/>
+          <w:bottom w:val="none" w:color="000000" w:sz="4" w:space="0"/>
           <w:right w:val="single" w:color="000000" w:themeColor="accent6" w:themeTint="90" w:sz="4" w:space="0"/>
         </w:tcBorders>
       </w:tcPr>
@@ -16538,10 +18188,10 @@
       <w:tcPr>
         <w:shd w:val="clear" w:color="ffffff" w:themeColor="light1" w:fill="ffffff" w:themeFill="light1"/>
         <w:tcBorders>
-          <w:top w:val="none"/>
-          <w:left w:val="none"/>
+          <w:top w:val="none" w:color="000000" w:sz="4" w:space="0"/>
+          <w:left w:val="none" w:color="000000" w:sz="4" w:space="0"/>
           <w:bottom w:val="single" w:color="000000" w:themeColor="accent6" w:themeTint="90" w:sz="4" w:space="0"/>
-          <w:right w:val="none"/>
+          <w:right w:val="none" w:color="000000" w:sz="4" w:space="0"/>
         </w:tcBorders>
       </w:tcPr>
     </w:tblStylePr>
@@ -16561,12 +18211,12 @@
         <w:tblBorders/>
       </w:tblPr>
       <w:tcPr>
-        <w:shd w:color="ffffff"/>
+        <w:shd w:val="clear" w:color="ffffff"/>
         <w:tcBorders>
-          <w:top w:val="none"/>
+          <w:top w:val="none" w:color="000000" w:sz="4" w:space="0"/>
           <w:left w:val="single" w:color="000000" w:themeColor="accent6" w:themeTint="90" w:sz="4" w:space="0"/>
-          <w:bottom w:val="none"/>
-          <w:right w:val="none"/>
+          <w:bottom w:val="none" w:color="000000" w:sz="4" w:space="0"/>
+          <w:right w:val="none" w:color="000000" w:sz="4" w:space="0"/>
         </w:tcBorders>
       </w:tcPr>
     </w:tblStylePr>
@@ -16589,9 +18239,9 @@
         <w:shd w:val="clear" w:color="ffffff" w:themeColor="light1" w:fill="ffffff" w:themeFill="light1"/>
         <w:tcBorders>
           <w:top w:val="single" w:color="000000" w:themeColor="accent6" w:themeTint="90" w:sz="4" w:space="0"/>
-          <w:left w:val="none"/>
-          <w:bottom w:val="none"/>
-          <w:right w:val="none"/>
+          <w:left w:val="none" w:color="000000" w:sz="4" w:space="0"/>
+          <w:bottom w:val="none" w:color="000000" w:sz="4" w:space="0"/>
+          <w:right w:val="none" w:color="000000" w:sz="4" w:space="0"/>
         </w:tcBorders>
       </w:tcPr>
     </w:tblStylePr>
@@ -16661,9 +18311,9 @@
       </w:tcPr>
     </w:tblStylePr>
   </w:style>
-  <w:style w:type="table" w:styleId="68">
+  <w:style w:type="table" w:styleId="818">
     <w:name w:val="List Table 1 Light"/>
-    <w:basedOn w:val="749"/>
+    <w:basedOn w:val="944"/>
     <w:uiPriority w:val="99"/>
     <w:pPr>
       <w:pBdr/>
@@ -16877,9 +18527,9 @@
       </w:tcPr>
     </w:tblStylePr>
   </w:style>
-  <w:style w:type="table" w:styleId="69">
+  <w:style w:type="table" w:styleId="819">
     <w:name w:val="List Table 1 Light - Accent 1"/>
-    <w:basedOn w:val="749"/>
+    <w:basedOn w:val="944"/>
     <w:uiPriority w:val="99"/>
     <w:pPr>
       <w:pBdr/>
@@ -17093,9 +18743,9 @@
       </w:tcPr>
     </w:tblStylePr>
   </w:style>
-  <w:style w:type="table" w:styleId="70">
+  <w:style w:type="table" w:styleId="820">
     <w:name w:val="List Table 1 Light - Accent 2"/>
-    <w:basedOn w:val="749"/>
+    <w:basedOn w:val="944"/>
     <w:uiPriority w:val="99"/>
     <w:pPr>
       <w:pBdr/>
@@ -17309,9 +18959,9 @@
       </w:tcPr>
     </w:tblStylePr>
   </w:style>
-  <w:style w:type="table" w:styleId="71">
+  <w:style w:type="table" w:styleId="821">
     <w:name w:val="List Table 1 Light - Accent 3"/>
-    <w:basedOn w:val="749"/>
+    <w:basedOn w:val="944"/>
     <w:uiPriority w:val="99"/>
     <w:pPr>
       <w:pBdr/>
@@ -17525,9 +19175,9 @@
       </w:tcPr>
     </w:tblStylePr>
   </w:style>
-  <w:style w:type="table" w:styleId="72">
+  <w:style w:type="table" w:styleId="822">
     <w:name w:val="List Table 1 Light - Accent 4"/>
-    <w:basedOn w:val="749"/>
+    <w:basedOn w:val="944"/>
     <w:uiPriority w:val="99"/>
     <w:pPr>
       <w:pBdr/>
@@ -17741,9 +19391,9 @@
       </w:tcPr>
     </w:tblStylePr>
   </w:style>
-  <w:style w:type="table" w:styleId="73">
+  <w:style w:type="table" w:styleId="823">
     <w:name w:val="List Table 1 Light - Accent 5"/>
-    <w:basedOn w:val="749"/>
+    <w:basedOn w:val="944"/>
     <w:uiPriority w:val="99"/>
     <w:pPr>
       <w:pBdr/>
@@ -17957,9 +19607,9 @@
       </w:tcPr>
     </w:tblStylePr>
   </w:style>
-  <w:style w:type="table" w:styleId="74">
+  <w:style w:type="table" w:styleId="824">
     <w:name w:val="List Table 1 Light - Accent 6"/>
-    <w:basedOn w:val="749"/>
+    <w:basedOn w:val="944"/>
     <w:uiPriority w:val="99"/>
     <w:pPr>
       <w:pBdr/>
@@ -18173,9 +19823,9 @@
       </w:tcPr>
     </w:tblStylePr>
   </w:style>
-  <w:style w:type="table" w:styleId="75">
+  <w:style w:type="table" w:styleId="825">
     <w:name w:val="List Table 2"/>
-    <w:basedOn w:val="749"/>
+    <w:basedOn w:val="944"/>
     <w:uiPriority w:val="99"/>
     <w:pPr>
       <w:pBdr/>
@@ -18411,9 +20061,9 @@
       </w:tcPr>
     </w:tblStylePr>
   </w:style>
-  <w:style w:type="table" w:styleId="76">
+  <w:style w:type="table" w:styleId="826">
     <w:name w:val="List Table 2 - Accent 1"/>
-    <w:basedOn w:val="749"/>
+    <w:basedOn w:val="944"/>
     <w:uiPriority w:val="99"/>
     <w:pPr>
       <w:pBdr/>
@@ -18649,9 +20299,9 @@
       </w:tcPr>
     </w:tblStylePr>
   </w:style>
-  <w:style w:type="table" w:styleId="77">
+  <w:style w:type="table" w:styleId="827">
     <w:name w:val="List Table 2 - Accent 2"/>
-    <w:basedOn w:val="749"/>
+    <w:basedOn w:val="944"/>
     <w:uiPriority w:val="99"/>
     <w:pPr>
       <w:pBdr/>
@@ -18887,9 +20537,9 @@
       </w:tcPr>
     </w:tblStylePr>
   </w:style>
-  <w:style w:type="table" w:styleId="78">
+  <w:style w:type="table" w:styleId="828">
     <w:name w:val="List Table 2 - Accent 3"/>
-    <w:basedOn w:val="749"/>
+    <w:basedOn w:val="944"/>
     <w:uiPriority w:val="99"/>
     <w:pPr>
       <w:pBdr/>
@@ -19125,9 +20775,9 @@
       </w:tcPr>
     </w:tblStylePr>
   </w:style>
-  <w:style w:type="table" w:styleId="79">
+  <w:style w:type="table" w:styleId="829">
     <w:name w:val="List Table 2 - Accent 4"/>
-    <w:basedOn w:val="749"/>
+    <w:basedOn w:val="944"/>
     <w:uiPriority w:val="99"/>
     <w:pPr>
       <w:pBdr/>
@@ -19363,9 +21013,9 @@
       </w:tcPr>
     </w:tblStylePr>
   </w:style>
-  <w:style w:type="table" w:styleId="80">
+  <w:style w:type="table" w:styleId="830">
     <w:name w:val="List Table 2 - Accent 5"/>
-    <w:basedOn w:val="749"/>
+    <w:basedOn w:val="944"/>
     <w:uiPriority w:val="99"/>
     <w:pPr>
       <w:pBdr/>
@@ -19601,9 +21251,9 @@
       </w:tcPr>
     </w:tblStylePr>
   </w:style>
-  <w:style w:type="table" w:styleId="81">
+  <w:style w:type="table" w:styleId="831">
     <w:name w:val="List Table 2 - Accent 6"/>
-    <w:basedOn w:val="749"/>
+    <w:basedOn w:val="944"/>
     <w:uiPriority w:val="99"/>
     <w:pPr>
       <w:pBdr/>
@@ -19839,9 +21489,9 @@
       </w:tcPr>
     </w:tblStylePr>
   </w:style>
-  <w:style w:type="table" w:styleId="82">
+  <w:style w:type="table" w:styleId="832">
     <w:name w:val="List Table 3"/>
-    <w:basedOn w:val="749"/>
+    <w:basedOn w:val="944"/>
     <w:uiPriority w:val="99"/>
     <w:pPr>
       <w:pBdr/>
@@ -20067,9 +21717,9 @@
       </w:tcPr>
     </w:tblStylePr>
   </w:style>
-  <w:style w:type="table" w:styleId="83">
+  <w:style w:type="table" w:styleId="833">
     <w:name w:val="List Table 3 - Accent 1"/>
-    <w:basedOn w:val="749"/>
+    <w:basedOn w:val="944"/>
     <w:uiPriority w:val="99"/>
     <w:pPr>
       <w:pBdr/>
@@ -20295,9 +21945,9 @@
       </w:tcPr>
     </w:tblStylePr>
   </w:style>
-  <w:style w:type="table" w:styleId="84">
+  <w:style w:type="table" w:styleId="834">
     <w:name w:val="List Table 3 - Accent 2"/>
-    <w:basedOn w:val="749"/>
+    <w:basedOn w:val="944"/>
     <w:uiPriority w:val="99"/>
     <w:pPr>
       <w:pBdr/>
@@ -20523,9 +22173,9 @@
       </w:tcPr>
     </w:tblStylePr>
   </w:style>
-  <w:style w:type="table" w:styleId="85">
+  <w:style w:type="table" w:styleId="835">
     <w:name w:val="List Table 3 - Accent 3"/>
-    <w:basedOn w:val="749"/>
+    <w:basedOn w:val="944"/>
     <w:uiPriority w:val="99"/>
     <w:pPr>
       <w:pBdr/>
@@ -20751,9 +22401,9 @@
       </w:tcPr>
     </w:tblStylePr>
   </w:style>
-  <w:style w:type="table" w:styleId="86">
+  <w:style w:type="table" w:styleId="836">
     <w:name w:val="List Table 3 - Accent 4"/>
-    <w:basedOn w:val="749"/>
+    <w:basedOn w:val="944"/>
     <w:uiPriority w:val="99"/>
     <w:pPr>
       <w:pBdr/>
@@ -20979,9 +22629,9 @@
       </w:tcPr>
     </w:tblStylePr>
   </w:style>
-  <w:style w:type="table" w:styleId="87">
+  <w:style w:type="table" w:styleId="837">
     <w:name w:val="List Table 3 - Accent 5"/>
-    <w:basedOn w:val="749"/>
+    <w:basedOn w:val="944"/>
     <w:uiPriority w:val="99"/>
     <w:pPr>
       <w:pBdr/>
@@ -21207,9 +22857,9 @@
       </w:tcPr>
     </w:tblStylePr>
   </w:style>
-  <w:style w:type="table" w:styleId="88">
+  <w:style w:type="table" w:styleId="838">
     <w:name w:val="List Table 3 - Accent 6"/>
-    <w:basedOn w:val="749"/>
+    <w:basedOn w:val="944"/>
     <w:uiPriority w:val="99"/>
     <w:pPr>
       <w:pBdr/>
@@ -21435,9 +23085,9 @@
       </w:tcPr>
     </w:tblStylePr>
   </w:style>
-  <w:style w:type="table" w:styleId="89">
+  <w:style w:type="table" w:styleId="839">
     <w:name w:val="List Table 4"/>
-    <w:basedOn w:val="749"/>
+    <w:basedOn w:val="944"/>
     <w:uiPriority w:val="99"/>
     <w:pPr>
       <w:pBdr/>
@@ -21660,9 +23310,9 @@
       </w:tcPr>
     </w:tblStylePr>
   </w:style>
-  <w:style w:type="table" w:styleId="90">
+  <w:style w:type="table" w:styleId="840">
     <w:name w:val="List Table 4 - Accent 1"/>
-    <w:basedOn w:val="749"/>
+    <w:basedOn w:val="944"/>
     <w:uiPriority w:val="99"/>
     <w:pPr>
       <w:pBdr/>
@@ -21885,9 +23535,9 @@
       </w:tcPr>
     </w:tblStylePr>
   </w:style>
-  <w:style w:type="table" w:styleId="91">
+  <w:style w:type="table" w:styleId="841">
     <w:name w:val="List Table 4 - Accent 2"/>
-    <w:basedOn w:val="749"/>
+    <w:basedOn w:val="944"/>
     <w:uiPriority w:val="99"/>
     <w:pPr>
       <w:pBdr/>
@@ -22110,9 +23760,9 @@
       </w:tcPr>
     </w:tblStylePr>
   </w:style>
-  <w:style w:type="table" w:styleId="92">
+  <w:style w:type="table" w:styleId="842">
     <w:name w:val="List Table 4 - Accent 3"/>
-    <w:basedOn w:val="749"/>
+    <w:basedOn w:val="944"/>
     <w:uiPriority w:val="99"/>
     <w:pPr>
       <w:pBdr/>
@@ -22335,9 +23985,9 @@
       </w:tcPr>
     </w:tblStylePr>
   </w:style>
-  <w:style w:type="table" w:styleId="93">
+  <w:style w:type="table" w:styleId="843">
     <w:name w:val="List Table 4 - Accent 4"/>
-    <w:basedOn w:val="749"/>
+    <w:basedOn w:val="944"/>
     <w:uiPriority w:val="99"/>
     <w:pPr>
       <w:pBdr/>
@@ -22560,9 +24210,9 @@
       </w:tcPr>
     </w:tblStylePr>
   </w:style>
-  <w:style w:type="table" w:styleId="94">
+  <w:style w:type="table" w:styleId="844">
     <w:name w:val="List Table 4 - Accent 5"/>
-    <w:basedOn w:val="749"/>
+    <w:basedOn w:val="944"/>
     <w:uiPriority w:val="99"/>
     <w:pPr>
       <w:pBdr/>
@@ -22785,9 +24435,9 @@
       </w:tcPr>
     </w:tblStylePr>
   </w:style>
-  <w:style w:type="table" w:styleId="95">
+  <w:style w:type="table" w:styleId="845">
     <w:name w:val="List Table 4 - Accent 6"/>
-    <w:basedOn w:val="749"/>
+    <w:basedOn w:val="944"/>
     <w:uiPriority w:val="99"/>
     <w:pPr>
       <w:pBdr/>
@@ -23010,9 +24660,9 @@
       </w:tcPr>
     </w:tblStylePr>
   </w:style>
-  <w:style w:type="table" w:styleId="96">
+  <w:style w:type="table" w:styleId="846">
     <w:name w:val="List Table 5 Dark"/>
-    <w:basedOn w:val="749"/>
+    <w:basedOn w:val="944"/>
     <w:uiPriority w:val="99"/>
     <w:pPr>
       <w:pBdr/>
@@ -23252,9 +24902,9 @@
       </w:tcPr>
     </w:tblStylePr>
   </w:style>
-  <w:style w:type="table" w:styleId="97">
+  <w:style w:type="table" w:styleId="847">
     <w:name w:val="List Table 5 Dark - Accent 1"/>
-    <w:basedOn w:val="749"/>
+    <w:basedOn w:val="944"/>
     <w:uiPriority w:val="99"/>
     <w:pPr>
       <w:pBdr/>
@@ -23494,9 +25144,9 @@
       </w:tcPr>
     </w:tblStylePr>
   </w:style>
-  <w:style w:type="table" w:styleId="98">
+  <w:style w:type="table" w:styleId="848">
     <w:name w:val="List Table 5 Dark - Accent 2"/>
-    <w:basedOn w:val="749"/>
+    <w:basedOn w:val="944"/>
     <w:uiPriority w:val="99"/>
     <w:pPr>
       <w:pBdr/>
@@ -23736,9 +25386,9 @@
       </w:tcPr>
     </w:tblStylePr>
   </w:style>
-  <w:style w:type="table" w:styleId="99">
+  <w:style w:type="table" w:styleId="849">
     <w:name w:val="List Table 5 Dark - Accent 3"/>
-    <w:basedOn w:val="749"/>
+    <w:basedOn w:val="944"/>
     <w:uiPriority w:val="99"/>
     <w:pPr>
       <w:pBdr/>
@@ -23978,9 +25628,9 @@
       </w:tcPr>
     </w:tblStylePr>
   </w:style>
-  <w:style w:type="table" w:styleId="100">
+  <w:style w:type="table" w:styleId="850">
     <w:name w:val="List Table 5 Dark - Accent 4"/>
-    <w:basedOn w:val="749"/>
+    <w:basedOn w:val="944"/>
     <w:uiPriority w:val="99"/>
     <w:pPr>
       <w:pBdr/>
@@ -24220,9 +25870,9 @@
       </w:tcPr>
     </w:tblStylePr>
   </w:style>
-  <w:style w:type="table" w:styleId="101">
+  <w:style w:type="table" w:styleId="851">
     <w:name w:val="List Table 5 Dark - Accent 5"/>
-    <w:basedOn w:val="749"/>
+    <w:basedOn w:val="944"/>
     <w:uiPriority w:val="99"/>
     <w:pPr>
       <w:pBdr/>
@@ -24462,9 +26112,9 @@
       </w:tcPr>
     </w:tblStylePr>
   </w:style>
-  <w:style w:type="table" w:styleId="102">
+  <w:style w:type="table" w:styleId="852">
     <w:name w:val="List Table 5 Dark - Accent 6"/>
-    <w:basedOn w:val="749"/>
+    <w:basedOn w:val="944"/>
     <w:uiPriority w:val="99"/>
     <w:pPr>
       <w:pBdr/>
@@ -24704,9 +26354,9 @@
       </w:tcPr>
     </w:tblStylePr>
   </w:style>
-  <w:style w:type="table" w:styleId="103">
+  <w:style w:type="table" w:styleId="853">
     <w:name w:val="List Table 6 Colorful"/>
-    <w:basedOn w:val="749"/>
+    <w:basedOn w:val="944"/>
     <w:uiPriority w:val="99"/>
     <w:pPr>
       <w:pBdr/>
@@ -24927,9 +26577,9 @@
       </w:tcPr>
     </w:tblStylePr>
   </w:style>
-  <w:style w:type="table" w:styleId="104">
+  <w:style w:type="table" w:styleId="854">
     <w:name w:val="List Table 6 Colorful - Accent 1"/>
-    <w:basedOn w:val="749"/>
+    <w:basedOn w:val="944"/>
     <w:uiPriority w:val="99"/>
     <w:pPr>
       <w:pBdr/>
@@ -25150,9 +26800,9 @@
       </w:tcPr>
     </w:tblStylePr>
   </w:style>
-  <w:style w:type="table" w:styleId="105">
+  <w:style w:type="table" w:styleId="855">
     <w:name w:val="List Table 6 Colorful - Accent 2"/>
-    <w:basedOn w:val="749"/>
+    <w:basedOn w:val="944"/>
     <w:uiPriority w:val="99"/>
     <w:pPr>
       <w:pBdr/>
@@ -25373,9 +27023,9 @@
       </w:tcPr>
     </w:tblStylePr>
   </w:style>
-  <w:style w:type="table" w:styleId="106">
+  <w:style w:type="table" w:styleId="856">
     <w:name w:val="List Table 6 Colorful - Accent 3"/>
-    <w:basedOn w:val="749"/>
+    <w:basedOn w:val="944"/>
     <w:uiPriority w:val="99"/>
     <w:pPr>
       <w:pBdr/>
@@ -25596,9 +27246,9 @@
       </w:tcPr>
     </w:tblStylePr>
   </w:style>
-  <w:style w:type="table" w:styleId="107">
+  <w:style w:type="table" w:styleId="857">
     <w:name w:val="List Table 6 Colorful - Accent 4"/>
-    <w:basedOn w:val="749"/>
+    <w:basedOn w:val="944"/>
     <w:uiPriority w:val="99"/>
     <w:pPr>
       <w:pBdr/>
@@ -25819,9 +27469,9 @@
       </w:tcPr>
     </w:tblStylePr>
   </w:style>
-  <w:style w:type="table" w:styleId="108">
+  <w:style w:type="table" w:styleId="858">
     <w:name w:val="List Table 6 Colorful - Accent 5"/>
-    <w:basedOn w:val="749"/>
+    <w:basedOn w:val="944"/>
     <w:uiPriority w:val="99"/>
     <w:pPr>
       <w:pBdr/>
@@ -26042,9 +27692,9 @@
       </w:tcPr>
     </w:tblStylePr>
   </w:style>
-  <w:style w:type="table" w:styleId="109">
+  <w:style w:type="table" w:styleId="859">
     <w:name w:val="List Table 6 Colorful - Accent 6"/>
-    <w:basedOn w:val="749"/>
+    <w:basedOn w:val="944"/>
     <w:uiPriority w:val="99"/>
     <w:pPr>
       <w:pBdr/>
@@ -26265,9 +27915,9 @@
       </w:tcPr>
     </w:tblStylePr>
   </w:style>
-  <w:style w:type="table" w:styleId="110">
+  <w:style w:type="table" w:styleId="860">
     <w:name w:val="List Table 7 Colorful"/>
-    <w:basedOn w:val="749"/>
+    <w:basedOn w:val="944"/>
     <w:uiPriority w:val="99"/>
     <w:pPr>
       <w:pBdr/>
@@ -26366,11 +28016,11 @@
         <w:tblBorders/>
       </w:tblPr>
       <w:tcPr>
-        <w:shd w:color="ffffff"/>
+        <w:shd w:val="clear" w:color="ffffff"/>
         <w:tcBorders>
-          <w:top w:val="none"/>
-          <w:left w:val="none"/>
-          <w:bottom w:val="none"/>
+          <w:top w:val="none" w:color="000000" w:sz="4" w:space="0"/>
+          <w:left w:val="none" w:color="000000" w:sz="4" w:space="0"/>
+          <w:bottom w:val="none" w:color="000000" w:sz="4" w:space="0"/>
           <w:right w:val="single" w:color="000000" w:themeColor="text1" w:themeTint="80" w:sz="4" w:space="0"/>
         </w:tcBorders>
       </w:tcPr>
@@ -26393,10 +28043,10 @@
       <w:tcPr>
         <w:shd w:val="clear" w:color="ffffff" w:themeColor="light1" w:fill="ffffff" w:themeFill="light1"/>
         <w:tcBorders>
-          <w:top w:val="none"/>
-          <w:left w:val="none"/>
+          <w:top w:val="none" w:color="000000" w:sz="4" w:space="0"/>
+          <w:left w:val="none" w:color="000000" w:sz="4" w:space="0"/>
           <w:bottom w:val="single" w:color="000000" w:themeColor="text1" w:themeTint="80" w:sz="4" w:space="0"/>
-          <w:right w:val="none"/>
+          <w:right w:val="none" w:color="000000" w:sz="4" w:space="0"/>
         </w:tcBorders>
       </w:tcPr>
     </w:tblStylePr>
@@ -26416,12 +28066,12 @@
         <w:tblBorders/>
       </w:tblPr>
       <w:tcPr>
-        <w:shd w:color="ffffff"/>
+        <w:shd w:val="clear" w:color="ffffff"/>
         <w:tcBorders>
-          <w:top w:val="none"/>
+          <w:top w:val="none" w:color="000000" w:sz="4" w:space="0"/>
           <w:left w:val="single" w:color="000000" w:themeColor="text1" w:themeTint="80" w:sz="4" w:space="0"/>
-          <w:bottom w:val="none"/>
-          <w:right w:val="none"/>
+          <w:bottom w:val="none" w:color="000000" w:sz="4" w:space="0"/>
+          <w:right w:val="none" w:color="000000" w:sz="4" w:space="0"/>
         </w:tcBorders>
       </w:tcPr>
     </w:tblStylePr>
@@ -26444,9 +28094,9 @@
         <w:shd w:val="clear" w:color="ffffff" w:themeColor="light1" w:fill="ffffff" w:themeFill="light1"/>
         <w:tcBorders>
           <w:top w:val="single" w:color="000000" w:themeColor="text1" w:themeTint="80" w:sz="4" w:space="0"/>
-          <w:left w:val="none"/>
-          <w:bottom w:val="none"/>
-          <w:right w:val="none"/>
+          <w:left w:val="none" w:color="000000" w:sz="4" w:space="0"/>
+          <w:bottom w:val="none" w:color="000000" w:sz="4" w:space="0"/>
+          <w:right w:val="none" w:color="000000" w:sz="4" w:space="0"/>
         </w:tcBorders>
       </w:tcPr>
     </w:tblStylePr>
@@ -26521,9 +28171,9 @@
       </w:tcPr>
     </w:tblStylePr>
   </w:style>
-  <w:style w:type="table" w:styleId="111">
+  <w:style w:type="table" w:styleId="861">
     <w:name w:val="List Table 7 Colorful - Accent 1"/>
-    <w:basedOn w:val="749"/>
+    <w:basedOn w:val="944"/>
     <w:uiPriority w:val="99"/>
     <w:pPr>
       <w:pBdr/>
@@ -26622,11 +28272,11 @@
         <w:tblBorders/>
       </w:tblPr>
       <w:tcPr>
-        <w:shd w:color="ffffff"/>
+        <w:shd w:val="clear" w:color="ffffff"/>
         <w:tcBorders>
-          <w:top w:val="none"/>
-          <w:left w:val="none"/>
-          <w:bottom w:val="none"/>
+          <w:top w:val="none" w:color="000000" w:sz="4" w:space="0"/>
+          <w:left w:val="none" w:color="000000" w:sz="4" w:space="0"/>
+          <w:bottom w:val="none" w:color="000000" w:sz="4" w:space="0"/>
           <w:right w:val="single" w:color="000000" w:themeColor="accent1" w:sz="4" w:space="0"/>
         </w:tcBorders>
       </w:tcPr>
@@ -26649,10 +28299,10 @@
       <w:tcPr>
         <w:shd w:val="clear" w:color="ffffff" w:themeColor="light1" w:fill="ffffff" w:themeFill="light1"/>
         <w:tcBorders>
-          <w:top w:val="none"/>
-          <w:left w:val="none"/>
+          <w:top w:val="none" w:color="000000" w:sz="4" w:space="0"/>
+          <w:left w:val="none" w:color="000000" w:sz="4" w:space="0"/>
           <w:bottom w:val="single" w:color="000000" w:themeColor="accent1" w:sz="4" w:space="0"/>
-          <w:right w:val="none"/>
+          <w:right w:val="none" w:color="000000" w:sz="4" w:space="0"/>
         </w:tcBorders>
       </w:tcPr>
     </w:tblStylePr>
@@ -26672,12 +28322,12 @@
         <w:tblBorders/>
       </w:tblPr>
       <w:tcPr>
-        <w:shd w:color="ffffff"/>
+        <w:shd w:val="clear" w:color="ffffff"/>
         <w:tcBorders>
-          <w:top w:val="none"/>
+          <w:top w:val="none" w:color="000000" w:sz="4" w:space="0"/>
           <w:left w:val="single" w:color="000000" w:themeColor="accent1" w:sz="4" w:space="0"/>
-          <w:bottom w:val="none"/>
-          <w:right w:val="none"/>
+          <w:bottom w:val="none" w:color="000000" w:sz="4" w:space="0"/>
+          <w:right w:val="none" w:color="000000" w:sz="4" w:space="0"/>
         </w:tcBorders>
       </w:tcPr>
     </w:tblStylePr>
@@ -26700,9 +28350,9 @@
         <w:shd w:val="clear" w:color="ffffff" w:themeColor="light1" w:fill="ffffff" w:themeFill="light1"/>
         <w:tcBorders>
           <w:top w:val="single" w:color="000000" w:themeColor="accent1" w:sz="4" w:space="0"/>
-          <w:left w:val="none"/>
-          <w:bottom w:val="none"/>
-          <w:right w:val="none"/>
+          <w:left w:val="none" w:color="000000" w:sz="4" w:space="0"/>
+          <w:bottom w:val="none" w:color="000000" w:sz="4" w:space="0"/>
+          <w:right w:val="none" w:color="000000" w:sz="4" w:space="0"/>
         </w:tcBorders>
       </w:tcPr>
     </w:tblStylePr>
@@ -26777,9 +28427,9 @@
       </w:tcPr>
     </w:tblStylePr>
   </w:style>
-  <w:style w:type="table" w:styleId="112">
+  <w:style w:type="table" w:styleId="862">
     <w:name w:val="List Table 7 Colorful - Accent 2"/>
-    <w:basedOn w:val="749"/>
+    <w:basedOn w:val="944"/>
     <w:uiPriority w:val="99"/>
     <w:pPr>
       <w:pBdr/>
@@ -26878,11 +28528,11 @@
         <w:tblBorders/>
       </w:tblPr>
       <w:tcPr>
-        <w:shd w:color="ffffff"/>
+        <w:shd w:val="clear" w:color="ffffff"/>
         <w:tcBorders>
-          <w:top w:val="none"/>
-          <w:left w:val="none"/>
-          <w:bottom w:val="none"/>
+          <w:top w:val="none" w:color="000000" w:sz="4" w:space="0"/>
+          <w:left w:val="none" w:color="000000" w:sz="4" w:space="0"/>
+          <w:bottom w:val="none" w:color="000000" w:sz="4" w:space="0"/>
           <w:right w:val="single" w:color="000000" w:themeColor="accent2" w:themeTint="97" w:sz="4" w:space="0"/>
         </w:tcBorders>
       </w:tcPr>
@@ -26905,10 +28555,10 @@
       <w:tcPr>
         <w:shd w:val="clear" w:color="ffffff" w:themeColor="light1" w:fill="ffffff" w:themeFill="light1"/>
         <w:tcBorders>
-          <w:top w:val="none"/>
-          <w:left w:val="none"/>
+          <w:top w:val="none" w:color="000000" w:sz="4" w:space="0"/>
+          <w:left w:val="none" w:color="000000" w:sz="4" w:space="0"/>
           <w:bottom w:val="single" w:color="000000" w:themeColor="accent2" w:themeTint="97" w:sz="4" w:space="0"/>
-          <w:right w:val="none"/>
+          <w:right w:val="none" w:color="000000" w:sz="4" w:space="0"/>
         </w:tcBorders>
       </w:tcPr>
     </w:tblStylePr>
@@ -26928,12 +28578,12 @@
         <w:tblBorders/>
       </w:tblPr>
       <w:tcPr>
-        <w:shd w:color="ffffff"/>
+        <w:shd w:val="clear" w:color="ffffff"/>
         <w:tcBorders>
-          <w:top w:val="none"/>
+          <w:top w:val="none" w:color="000000" w:sz="4" w:space="0"/>
           <w:left w:val="single" w:color="000000" w:themeColor="accent2" w:themeTint="97" w:sz="4" w:space="0"/>
-          <w:bottom w:val="none"/>
-          <w:right w:val="none"/>
+          <w:bottom w:val="none" w:color="000000" w:sz="4" w:space="0"/>
+          <w:right w:val="none" w:color="000000" w:sz="4" w:space="0"/>
         </w:tcBorders>
       </w:tcPr>
     </w:tblStylePr>
@@ -26956,9 +28606,9 @@
         <w:shd w:val="clear" w:color="ffffff" w:themeColor="light1" w:fill="ffffff" w:themeFill="light1"/>
         <w:tcBorders>
           <w:top w:val="single" w:color="000000" w:themeColor="accent2" w:themeTint="97" w:sz="4" w:space="0"/>
-          <w:left w:val="none"/>
-          <w:bottom w:val="none"/>
-          <w:right w:val="none"/>
+          <w:left w:val="none" w:color="000000" w:sz="4" w:space="0"/>
+          <w:bottom w:val="none" w:color="000000" w:sz="4" w:space="0"/>
+          <w:right w:val="none" w:color="000000" w:sz="4" w:space="0"/>
         </w:tcBorders>
       </w:tcPr>
     </w:tblStylePr>
@@ -27033,9 +28683,9 @@
       </w:tcPr>
     </w:tblStylePr>
   </w:style>
-  <w:style w:type="table" w:styleId="113">
+  <w:style w:type="table" w:styleId="863">
     <w:name w:val="List Table 7 Colorful - Accent 3"/>
-    <w:basedOn w:val="749"/>
+    <w:basedOn w:val="944"/>
     <w:uiPriority w:val="99"/>
     <w:pPr>
       <w:pBdr/>
@@ -27134,11 +28784,11 @@
         <w:tblBorders/>
       </w:tblPr>
       <w:tcPr>
-        <w:shd w:color="ffffff"/>
+        <w:shd w:val="clear" w:color="ffffff"/>
         <w:tcBorders>
-          <w:top w:val="none"/>
-          <w:left w:val="none"/>
-          <w:bottom w:val="none"/>
+          <w:top w:val="none" w:color="000000" w:sz="4" w:space="0"/>
+          <w:left w:val="none" w:color="000000" w:sz="4" w:space="0"/>
+          <w:bottom w:val="none" w:color="000000" w:sz="4" w:space="0"/>
           <w:right w:val="single" w:color="000000" w:themeColor="accent3" w:themeTint="98" w:sz="4" w:space="0"/>
         </w:tcBorders>
       </w:tcPr>
@@ -27161,10 +28811,10 @@
       <w:tcPr>
         <w:shd w:val="clear" w:color="ffffff" w:themeColor="light1" w:fill="ffffff" w:themeFill="light1"/>
         <w:tcBorders>
-          <w:top w:val="none"/>
-          <w:left w:val="none"/>
+          <w:top w:val="none" w:color="000000" w:sz="4" w:space="0"/>
+          <w:left w:val="none" w:color="000000" w:sz="4" w:space="0"/>
           <w:bottom w:val="single" w:color="000000" w:themeColor="accent3" w:themeTint="98" w:sz="4" w:space="0"/>
-          <w:right w:val="none"/>
+          <w:right w:val="none" w:color="000000" w:sz="4" w:space="0"/>
         </w:tcBorders>
       </w:tcPr>
     </w:tblStylePr>
@@ -27184,12 +28834,12 @@
         <w:tblBorders/>
       </w:tblPr>
       <w:tcPr>
-        <w:shd w:color="ffffff"/>
+        <w:shd w:val="clear" w:color="ffffff"/>
         <w:tcBorders>
-          <w:top w:val="none"/>
+          <w:top w:val="none" w:color="000000" w:sz="4" w:space="0"/>
           <w:left w:val="single" w:color="000000" w:themeColor="accent3" w:themeTint="98" w:sz="4" w:space="0"/>
-          <w:bottom w:val="none"/>
-          <w:right w:val="none"/>
+          <w:bottom w:val="none" w:color="000000" w:sz="4" w:space="0"/>
+          <w:right w:val="none" w:color="000000" w:sz="4" w:space="0"/>
         </w:tcBorders>
       </w:tcPr>
     </w:tblStylePr>
@@ -27212,9 +28862,9 @@
         <w:shd w:val="clear" w:color="ffffff" w:themeColor="light1" w:fill="ffffff" w:themeFill="light1"/>
         <w:tcBorders>
           <w:top w:val="single" w:color="000000" w:themeColor="accent3" w:themeTint="98" w:sz="4" w:space="0"/>
-          <w:left w:val="none"/>
-          <w:bottom w:val="none"/>
-          <w:right w:val="none"/>
+          <w:left w:val="none" w:color="000000" w:sz="4" w:space="0"/>
+          <w:bottom w:val="none" w:color="000000" w:sz="4" w:space="0"/>
+          <w:right w:val="none" w:color="000000" w:sz="4" w:space="0"/>
         </w:tcBorders>
       </w:tcPr>
     </w:tblStylePr>
@@ -27289,9 +28939,9 @@
       </w:tcPr>
     </w:tblStylePr>
   </w:style>
-  <w:style w:type="table" w:styleId="114">
+  <w:style w:type="table" w:styleId="864">
     <w:name w:val="List Table 7 Colorful - Accent 4"/>
-    <w:basedOn w:val="749"/>
+    <w:basedOn w:val="944"/>
     <w:uiPriority w:val="99"/>
     <w:pPr>
       <w:pBdr/>
@@ -27390,11 +29040,11 @@
         <w:tblBorders/>
       </w:tblPr>
       <w:tcPr>
-        <w:shd w:color="ffffff"/>
+        <w:shd w:val="clear" w:color="ffffff"/>
         <w:tcBorders>
-          <w:top w:val="none"/>
-          <w:left w:val="none"/>
-          <w:bottom w:val="none"/>
+          <w:top w:val="none" w:color="000000" w:sz="4" w:space="0"/>
+          <w:left w:val="none" w:color="000000" w:sz="4" w:space="0"/>
+          <w:bottom w:val="none" w:color="000000" w:sz="4" w:space="0"/>
           <w:right w:val="single" w:color="000000" w:themeColor="accent4" w:themeTint="9A" w:sz="4" w:space="0"/>
         </w:tcBorders>
       </w:tcPr>
@@ -27417,10 +29067,10 @@
       <w:tcPr>
         <w:shd w:val="clear" w:color="ffffff" w:themeColor="light1" w:fill="ffffff" w:themeFill="light1"/>
         <w:tcBorders>
-          <w:top w:val="none"/>
-          <w:left w:val="none"/>
+          <w:top w:val="none" w:color="000000" w:sz="4" w:space="0"/>
+          <w:left w:val="none" w:color="000000" w:sz="4" w:space="0"/>
           <w:bottom w:val="single" w:color="000000" w:themeColor="accent4" w:themeTint="9A" w:sz="4" w:space="0"/>
-          <w:right w:val="none"/>
+          <w:right w:val="none" w:color="000000" w:sz="4" w:space="0"/>
         </w:tcBorders>
       </w:tcPr>
     </w:tblStylePr>
@@ -27440,12 +29090,12 @@
         <w:tblBorders/>
       </w:tblPr>
       <w:tcPr>
-        <w:shd w:color="ffffff"/>
+        <w:shd w:val="clear" w:color="ffffff"/>
         <w:tcBorders>
-          <w:top w:val="none"/>
+          <w:top w:val="none" w:color="000000" w:sz="4" w:space="0"/>
           <w:left w:val="single" w:color="000000" w:themeColor="accent4" w:themeTint="9A" w:sz="4" w:space="0"/>
-          <w:bottom w:val="none"/>
-          <w:right w:val="none"/>
+          <w:bottom w:val="none" w:color="000000" w:sz="4" w:space="0"/>
+          <w:right w:val="none" w:color="000000" w:sz="4" w:space="0"/>
         </w:tcBorders>
       </w:tcPr>
     </w:tblStylePr>
@@ -27468,9 +29118,9 @@
         <w:shd w:val="clear" w:color="ffffff" w:themeColor="light1" w:fill="ffffff" w:themeFill="light1"/>
         <w:tcBorders>
           <w:top w:val="single" w:color="000000" w:themeColor="accent4" w:themeTint="9A" w:sz="4" w:space="0"/>
-          <w:left w:val="none"/>
-          <w:bottom w:val="none"/>
-          <w:right w:val="none"/>
+          <w:left w:val="none" w:color="000000" w:sz="4" w:space="0"/>
+          <w:bottom w:val="none" w:color="000000" w:sz="4" w:space="0"/>
+          <w:right w:val="none" w:color="000000" w:sz="4" w:space="0"/>
         </w:tcBorders>
       </w:tcPr>
     </w:tblStylePr>
@@ -27545,9 +29195,9 @@
       </w:tcPr>
     </w:tblStylePr>
   </w:style>
-  <w:style w:type="table" w:styleId="115">
+  <w:style w:type="table" w:styleId="865">
     <w:name w:val="List Table 7 Colorful - Accent 5"/>
-    <w:basedOn w:val="749"/>
+    <w:basedOn w:val="944"/>
     <w:uiPriority w:val="99"/>
     <w:pPr>
       <w:pBdr/>
@@ -27646,11 +29296,11 @@
         <w:tblBorders/>
       </w:tblPr>
       <w:tcPr>
-        <w:shd w:color="ffffff"/>
+        <w:shd w:val="clear" w:color="ffffff"/>
         <w:tcBorders>
-          <w:top w:val="none"/>
-          <w:left w:val="none"/>
-          <w:bottom w:val="none"/>
+          <w:top w:val="none" w:color="000000" w:sz="4" w:space="0"/>
+          <w:left w:val="none" w:color="000000" w:sz="4" w:space="0"/>
+          <w:bottom w:val="none" w:color="000000" w:sz="4" w:space="0"/>
           <w:right w:val="single" w:color="000000" w:themeColor="accent5" w:themeTint="9A" w:sz="4" w:space="0"/>
         </w:tcBorders>
       </w:tcPr>
@@ -27673,10 +29323,10 @@
       <w:tcPr>
         <w:shd w:val="clear" w:color="ffffff" w:themeColor="light1" w:fill="ffffff" w:themeFill="light1"/>
         <w:tcBorders>
-          <w:top w:val="none"/>
-          <w:left w:val="none"/>
+          <w:top w:val="none" w:color="000000" w:sz="4" w:space="0"/>
+          <w:left w:val="none" w:color="000000" w:sz="4" w:space="0"/>
           <w:bottom w:val="single" w:color="000000" w:themeColor="accent5" w:themeTint="9A" w:sz="4" w:space="0"/>
-          <w:right w:val="none"/>
+          <w:right w:val="none" w:color="000000" w:sz="4" w:space="0"/>
         </w:tcBorders>
       </w:tcPr>
     </w:tblStylePr>
@@ -27696,12 +29346,12 @@
         <w:tblBorders/>
       </w:tblPr>
       <w:tcPr>
-        <w:shd w:color="ffffff"/>
+        <w:shd w:val="clear" w:color="ffffff"/>
         <w:tcBorders>
-          <w:top w:val="none"/>
+          <w:top w:val="none" w:color="000000" w:sz="4" w:space="0"/>
           <w:left w:val="single" w:color="000000" w:themeColor="accent5" w:themeTint="9A" w:sz="4" w:space="0"/>
-          <w:bottom w:val="none"/>
-          <w:right w:val="none"/>
+          <w:bottom w:val="none" w:color="000000" w:sz="4" w:space="0"/>
+          <w:right w:val="none" w:color="000000" w:sz="4" w:space="0"/>
         </w:tcBorders>
       </w:tcPr>
     </w:tblStylePr>
@@ -27724,9 +29374,9 @@
         <w:shd w:val="clear" w:color="ffffff" w:themeColor="light1" w:fill="ffffff" w:themeFill="light1"/>
         <w:tcBorders>
           <w:top w:val="single" w:color="000000" w:themeColor="accent5" w:themeTint="9A" w:sz="4" w:space="0"/>
-          <w:left w:val="none"/>
-          <w:bottom w:val="none"/>
-          <w:right w:val="none"/>
+          <w:left w:val="none" w:color="000000" w:sz="4" w:space="0"/>
+          <w:bottom w:val="none" w:color="000000" w:sz="4" w:space="0"/>
+          <w:right w:val="none" w:color="000000" w:sz="4" w:space="0"/>
         </w:tcBorders>
       </w:tcPr>
     </w:tblStylePr>
@@ -27801,9 +29451,9 @@
       </w:tcPr>
     </w:tblStylePr>
   </w:style>
-  <w:style w:type="table" w:styleId="116">
+  <w:style w:type="table" w:styleId="866">
     <w:name w:val="List Table 7 Colorful - Accent 6"/>
-    <w:basedOn w:val="749"/>
+    <w:basedOn w:val="944"/>
     <w:uiPriority w:val="99"/>
     <w:pPr>
       <w:pBdr/>
@@ -27902,11 +29552,11 @@
         <w:tblBorders/>
       </w:tblPr>
       <w:tcPr>
-        <w:shd w:color="ffffff"/>
+        <w:shd w:val="clear" w:color="ffffff"/>
         <w:tcBorders>
-          <w:top w:val="none"/>
-          <w:left w:val="none"/>
-          <w:bottom w:val="none"/>
+          <w:top w:val="none" w:color="000000" w:sz="4" w:space="0"/>
+          <w:left w:val="none" w:color="000000" w:sz="4" w:space="0"/>
+          <w:bottom w:val="none" w:color="000000" w:sz="4" w:space="0"/>
           <w:right w:val="single" w:color="000000" w:themeColor="accent6" w:themeTint="98" w:sz="4" w:space="0"/>
         </w:tcBorders>
       </w:tcPr>
@@ -27929,10 +29579,10 @@
       <w:tcPr>
         <w:shd w:val="clear" w:color="ffffff" w:themeColor="light1" w:fill="ffffff" w:themeFill="light1"/>
         <w:tcBorders>
-          <w:top w:val="none"/>
-          <w:left w:val="none"/>
+          <w:top w:val="none" w:color="000000" w:sz="4" w:space="0"/>
+          <w:left w:val="none" w:color="000000" w:sz="4" w:space="0"/>
           <w:bottom w:val="single" w:color="000000" w:themeColor="accent6" w:themeTint="98" w:sz="4" w:space="0"/>
-          <w:right w:val="none"/>
+          <w:right w:val="none" w:color="000000" w:sz="4" w:space="0"/>
         </w:tcBorders>
       </w:tcPr>
     </w:tblStylePr>
@@ -27952,12 +29602,12 @@
         <w:tblBorders/>
       </w:tblPr>
       <w:tcPr>
-        <w:shd w:color="ffffff"/>
+        <w:shd w:val="clear" w:color="ffffff"/>
         <w:tcBorders>
-          <w:top w:val="none"/>
+          <w:top w:val="none" w:color="000000" w:sz="4" w:space="0"/>
           <w:left w:val="single" w:color="000000" w:themeColor="accent6" w:themeTint="98" w:sz="4" w:space="0"/>
-          <w:bottom w:val="none"/>
-          <w:right w:val="none"/>
+          <w:bottom w:val="none" w:color="000000" w:sz="4" w:space="0"/>
+          <w:right w:val="none" w:color="000000" w:sz="4" w:space="0"/>
         </w:tcBorders>
       </w:tcPr>
     </w:tblStylePr>
@@ -27980,9 +29630,9 @@
         <w:shd w:val="clear" w:color="ffffff" w:themeColor="light1" w:fill="ffffff" w:themeFill="light1"/>
         <w:tcBorders>
           <w:top w:val="single" w:color="000000" w:themeColor="accent6" w:themeTint="98" w:sz="4" w:space="0"/>
-          <w:left w:val="none"/>
-          <w:bottom w:val="none"/>
-          <w:right w:val="none"/>
+          <w:left w:val="none" w:color="000000" w:sz="4" w:space="0"/>
+          <w:bottom w:val="none" w:color="000000" w:sz="4" w:space="0"/>
+          <w:right w:val="none" w:color="000000" w:sz="4" w:space="0"/>
         </w:tcBorders>
       </w:tcPr>
     </w:tblStylePr>
@@ -28057,9 +29707,9 @@
       </w:tcPr>
     </w:tblStylePr>
   </w:style>
-  <w:style w:type="table" w:styleId="117">
+  <w:style w:type="table" w:styleId="867">
     <w:name w:val="Lined - Accent"/>
-    <w:basedOn w:val="749"/>
+    <w:basedOn w:val="944"/>
     <w:uiPriority w:val="99"/>
     <w:pPr>
       <w:pBdr/>
@@ -28294,9 +29944,9 @@
       </w:tcPr>
     </w:tblStylePr>
   </w:style>
-  <w:style w:type="table" w:styleId="118">
+  <w:style w:type="table" w:styleId="868">
     <w:name w:val="Lined - Accent 1"/>
-    <w:basedOn w:val="749"/>
+    <w:basedOn w:val="944"/>
     <w:uiPriority w:val="99"/>
     <w:pPr>
       <w:pBdr/>
@@ -28531,9 +30181,9 @@
       </w:tcPr>
     </w:tblStylePr>
   </w:style>
-  <w:style w:type="table" w:styleId="119">
+  <w:style w:type="table" w:styleId="869">
     <w:name w:val="Lined - Accent 2"/>
-    <w:basedOn w:val="749"/>
+    <w:basedOn w:val="944"/>
     <w:uiPriority w:val="99"/>
     <w:pPr>
       <w:pBdr/>
@@ -28768,9 +30418,9 @@
       </w:tcPr>
     </w:tblStylePr>
   </w:style>
-  <w:style w:type="table" w:styleId="120">
+  <w:style w:type="table" w:styleId="870">
     <w:name w:val="Lined - Accent 3"/>
-    <w:basedOn w:val="749"/>
+    <w:basedOn w:val="944"/>
     <w:uiPriority w:val="99"/>
     <w:pPr>
       <w:pBdr/>
@@ -29005,9 +30655,9 @@
       </w:tcPr>
     </w:tblStylePr>
   </w:style>
-  <w:style w:type="table" w:styleId="121">
+  <w:style w:type="table" w:styleId="871">
     <w:name w:val="Lined - Accent 4"/>
-    <w:basedOn w:val="749"/>
+    <w:basedOn w:val="944"/>
     <w:uiPriority w:val="99"/>
     <w:pPr>
       <w:pBdr/>
@@ -29242,9 +30892,9 @@
       </w:tcPr>
     </w:tblStylePr>
   </w:style>
-  <w:style w:type="table" w:styleId="122">
+  <w:style w:type="table" w:styleId="872">
     <w:name w:val="Lined - Accent 5"/>
-    <w:basedOn w:val="749"/>
+    <w:basedOn w:val="944"/>
     <w:uiPriority w:val="99"/>
     <w:pPr>
       <w:pBdr/>
@@ -29479,9 +31129,9 @@
       </w:tcPr>
     </w:tblStylePr>
   </w:style>
-  <w:style w:type="table" w:styleId="123">
+  <w:style w:type="table" w:styleId="873">
     <w:name w:val="Lined - Accent 6"/>
-    <w:basedOn w:val="749"/>
+    <w:basedOn w:val="944"/>
     <w:uiPriority w:val="99"/>
     <w:pPr>
       <w:pBdr/>
@@ -29716,9 +31366,9 @@
       </w:tcPr>
     </w:tblStylePr>
   </w:style>
-  <w:style w:type="table" w:styleId="124">
+  <w:style w:type="table" w:styleId="874">
     <w:name w:val="Bordered &amp; Lined - Accent"/>
-    <w:basedOn w:val="749"/>
+    <w:basedOn w:val="944"/>
     <w:uiPriority w:val="99"/>
     <w:pPr>
       <w:pBdr/>
@@ -29960,9 +31610,9 @@
       </w:tcPr>
     </w:tblStylePr>
   </w:style>
-  <w:style w:type="table" w:styleId="125">
+  <w:style w:type="table" w:styleId="875">
     <w:name w:val="Bordered &amp; Lined - Accent 1"/>
-    <w:basedOn w:val="749"/>
+    <w:basedOn w:val="944"/>
     <w:uiPriority w:val="99"/>
     <w:pPr>
       <w:pBdr/>
@@ -30204,9 +31854,9 @@
       </w:tcPr>
     </w:tblStylePr>
   </w:style>
-  <w:style w:type="table" w:styleId="126">
+  <w:style w:type="table" w:styleId="876">
     <w:name w:val="Bordered &amp; Lined - Accent 2"/>
-    <w:basedOn w:val="749"/>
+    <w:basedOn w:val="944"/>
     <w:uiPriority w:val="99"/>
     <w:pPr>
       <w:pBdr/>
@@ -30448,9 +32098,9 @@
       </w:tcPr>
     </w:tblStylePr>
   </w:style>
-  <w:style w:type="table" w:styleId="127">
+  <w:style w:type="table" w:styleId="877">
     <w:name w:val="Bordered &amp; Lined - Accent 3"/>
-    <w:basedOn w:val="749"/>
+    <w:basedOn w:val="944"/>
     <w:uiPriority w:val="99"/>
     <w:pPr>
       <w:pBdr/>
@@ -30692,9 +32342,9 @@
       </w:tcPr>
     </w:tblStylePr>
   </w:style>
-  <w:style w:type="table" w:styleId="128">
+  <w:style w:type="table" w:styleId="878">
     <w:name w:val="Bordered &amp; Lined - Accent 4"/>
-    <w:basedOn w:val="749"/>
+    <w:basedOn w:val="944"/>
     <w:uiPriority w:val="99"/>
     <w:pPr>
       <w:pBdr/>
@@ -30936,9 +32586,9 @@
       </w:tcPr>
     </w:tblStylePr>
   </w:style>
-  <w:style w:type="table" w:styleId="129">
+  <w:style w:type="table" w:styleId="879">
     <w:name w:val="Bordered &amp; Lined - Accent 5"/>
-    <w:basedOn w:val="749"/>
+    <w:basedOn w:val="944"/>
     <w:uiPriority w:val="99"/>
     <w:pPr>
       <w:pBdr/>
@@ -31180,9 +32830,9 @@
       </w:tcPr>
     </w:tblStylePr>
   </w:style>
-  <w:style w:type="table" w:styleId="130">
+  <w:style w:type="table" w:styleId="880">
     <w:name w:val="Bordered &amp; Lined - Accent 6"/>
-    <w:basedOn w:val="749"/>
+    <w:basedOn w:val="944"/>
     <w:uiPriority w:val="99"/>
     <w:pPr>
       <w:pBdr/>
@@ -31424,9 +33074,9 @@
       </w:tcPr>
     </w:tblStylePr>
   </w:style>
-  <w:style w:type="table" w:styleId="131">
+  <w:style w:type="table" w:styleId="881">
     <w:name w:val="Bordered"/>
-    <w:basedOn w:val="749"/>
+    <w:basedOn w:val="944"/>
     <w:uiPriority w:val="99"/>
     <w:pPr>
       <w:pBdr/>
@@ -31655,9 +33305,9 @@
       </w:tcPr>
     </w:tblStylePr>
   </w:style>
-  <w:style w:type="table" w:styleId="132">
+  <w:style w:type="table" w:styleId="882">
     <w:name w:val="Bordered - Accent 1"/>
-    <w:basedOn w:val="749"/>
+    <w:basedOn w:val="944"/>
     <w:uiPriority w:val="99"/>
     <w:pPr>
       <w:pBdr/>
@@ -31886,9 +33536,9 @@
       </w:tcPr>
     </w:tblStylePr>
   </w:style>
-  <w:style w:type="table" w:styleId="133">
+  <w:style w:type="table" w:styleId="883">
     <w:name w:val="Bordered - Accent 2"/>
-    <w:basedOn w:val="749"/>
+    <w:basedOn w:val="944"/>
     <w:uiPriority w:val="99"/>
     <w:pPr>
       <w:pBdr/>
@@ -32117,9 +33767,9 @@
       </w:tcPr>
     </w:tblStylePr>
   </w:style>
-  <w:style w:type="table" w:styleId="134">
+  <w:style w:type="table" w:styleId="884">
     <w:name w:val="Bordered - Accent 3"/>
-    <w:basedOn w:val="749"/>
+    <w:basedOn w:val="944"/>
     <w:uiPriority w:val="99"/>
     <w:pPr>
       <w:pBdr/>
@@ -32348,9 +33998,9 @@
       </w:tcPr>
     </w:tblStylePr>
   </w:style>
-  <w:style w:type="table" w:styleId="135">
+  <w:style w:type="table" w:styleId="885">
     <w:name w:val="Bordered - Accent 4"/>
-    <w:basedOn w:val="749"/>
+    <w:basedOn w:val="944"/>
     <w:uiPriority w:val="99"/>
     <w:pPr>
       <w:pBdr/>
@@ -32579,9 +34229,9 @@
       </w:tcPr>
     </w:tblStylePr>
   </w:style>
-  <w:style w:type="table" w:styleId="136">
+  <w:style w:type="table" w:styleId="886">
     <w:name w:val="Bordered - Accent 5"/>
-    <w:basedOn w:val="749"/>
+    <w:basedOn w:val="944"/>
     <w:uiPriority w:val="99"/>
     <w:pPr>
       <w:pBdr/>
@@ -32810,9 +34460,9 @@
       </w:tcPr>
     </w:tblStylePr>
   </w:style>
-  <w:style w:type="table" w:styleId="137">
+  <w:style w:type="table" w:styleId="887">
     <w:name w:val="Bordered - Accent 6"/>
-    <w:basedOn w:val="749"/>
+    <w:basedOn w:val="944"/>
     <w:uiPriority w:val="99"/>
     <w:pPr>
       <w:pBdr/>
@@ -33041,11 +34691,11 @@
       </w:tcPr>
     </w:tblStylePr>
   </w:style>
-  <w:style w:type="paragraph" w:styleId="140">
+  <w:style w:type="paragraph" w:styleId="888">
     <w:name w:val="Heading 2"/>
-    <w:basedOn w:val="746"/>
-    <w:next w:val="746"/>
-    <w:link w:val="151"/>
+    <w:basedOn w:val="941"/>
+    <w:next w:val="941"/>
+    <w:link w:val="896"/>
     <w:uiPriority w:val="9"/>
     <w:unhideWhenUsed/>
     <w:qFormat/>
@@ -33064,11 +34714,11 @@
       <w:szCs w:val="32"/>
     </w:rPr>
   </w:style>
-  <w:style w:type="paragraph" w:styleId="141">
+  <w:style w:type="paragraph" w:styleId="889">
     <w:name w:val="Heading 3"/>
-    <w:basedOn w:val="746"/>
-    <w:next w:val="746"/>
-    <w:link w:val="152"/>
+    <w:basedOn w:val="941"/>
+    <w:next w:val="941"/>
+    <w:link w:val="897"/>
     <w:uiPriority w:val="9"/>
     <w:unhideWhenUsed/>
     <w:qFormat/>
@@ -33087,11 +34737,11 @@
       <w:szCs w:val="28"/>
     </w:rPr>
   </w:style>
-  <w:style w:type="paragraph" w:styleId="142">
+  <w:style w:type="paragraph" w:styleId="890">
     <w:name w:val="Heading 4"/>
-    <w:basedOn w:val="746"/>
-    <w:next w:val="746"/>
-    <w:link w:val="153"/>
+    <w:basedOn w:val="941"/>
+    <w:next w:val="941"/>
+    <w:link w:val="898"/>
     <w:uiPriority w:val="9"/>
     <w:unhideWhenUsed/>
     <w:qFormat/>
@@ -33110,11 +34760,11 @@
       <w:color w:val="0f4761" w:themeColor="accent1" w:themeShade="BF"/>
     </w:rPr>
   </w:style>
-  <w:style w:type="paragraph" w:styleId="143">
+  <w:style w:type="paragraph" w:styleId="891">
     <w:name w:val="Heading 5"/>
-    <w:basedOn w:val="746"/>
-    <w:next w:val="746"/>
-    <w:link w:val="154"/>
+    <w:basedOn w:val="941"/>
+    <w:next w:val="941"/>
+    <w:link w:val="899"/>
     <w:uiPriority w:val="9"/>
     <w:unhideWhenUsed/>
     <w:qFormat/>
@@ -33131,11 +34781,11 @@
       <w:color w:val="0f4761" w:themeColor="accent1" w:themeShade="BF"/>
     </w:rPr>
   </w:style>
-  <w:style w:type="paragraph" w:styleId="144">
+  <w:style w:type="paragraph" w:styleId="892">
     <w:name w:val="Heading 6"/>
-    <w:basedOn w:val="746"/>
-    <w:next w:val="746"/>
-    <w:link w:val="155"/>
+    <w:basedOn w:val="941"/>
+    <w:next w:val="941"/>
+    <w:link w:val="900"/>
     <w:uiPriority w:val="9"/>
     <w:unhideWhenUsed/>
     <w:qFormat/>
@@ -33154,11 +34804,11 @@
       <w:color w:val="595959" w:themeColor="text1" w:themeTint="A6"/>
     </w:rPr>
   </w:style>
-  <w:style w:type="paragraph" w:styleId="145">
+  <w:style w:type="paragraph" w:styleId="893">
     <w:name w:val="Heading 7"/>
-    <w:basedOn w:val="746"/>
-    <w:next w:val="746"/>
-    <w:link w:val="156"/>
+    <w:basedOn w:val="941"/>
+    <w:next w:val="941"/>
+    <w:link w:val="901"/>
     <w:uiPriority w:val="9"/>
     <w:unhideWhenUsed/>
     <w:qFormat/>
@@ -33175,11 +34825,11 @@
       <w:color w:val="595959" w:themeColor="text1" w:themeTint="A6"/>
     </w:rPr>
   </w:style>
-  <w:style w:type="paragraph" w:styleId="146">
+  <w:style w:type="paragraph" w:styleId="894">
     <w:name w:val="Heading 8"/>
-    <w:basedOn w:val="746"/>
-    <w:next w:val="746"/>
-    <w:link w:val="157"/>
+    <w:basedOn w:val="941"/>
+    <w:next w:val="941"/>
+    <w:link w:val="902"/>
     <w:uiPriority w:val="9"/>
     <w:unhideWhenUsed/>
     <w:qFormat/>
@@ -33198,11 +34848,11 @@
       <w:color w:val="272727" w:themeColor="text1" w:themeTint="D8"/>
     </w:rPr>
   </w:style>
-  <w:style w:type="paragraph" w:styleId="147">
+  <w:style w:type="paragraph" w:styleId="895">
     <w:name w:val="Heading 9"/>
-    <w:basedOn w:val="746"/>
-    <w:next w:val="746"/>
-    <w:link w:val="158"/>
+    <w:basedOn w:val="941"/>
+    <w:next w:val="941"/>
+    <w:link w:val="903"/>
     <w:uiPriority w:val="9"/>
     <w:unhideWhenUsed/>
     <w:qFormat/>
@@ -33221,10 +34871,10 @@
       <w:color w:val="272727" w:themeColor="text1" w:themeTint="D8"/>
     </w:rPr>
   </w:style>
-  <w:style w:type="character" w:styleId="151">
+  <w:style w:type="character" w:styleId="896">
     <w:name w:val="Heading 2 Char"/>
-    <w:basedOn w:val="748"/>
-    <w:link w:val="140"/>
+    <w:basedOn w:val="943"/>
+    <w:link w:val="888"/>
     <w:uiPriority w:val="9"/>
     <w:pPr>
       <w:pBdr/>
@@ -33238,10 +34888,10 @@
       <w:szCs w:val="32"/>
     </w:rPr>
   </w:style>
-  <w:style w:type="character" w:styleId="152">
+  <w:style w:type="character" w:styleId="897">
     <w:name w:val="Heading 3 Char"/>
-    <w:basedOn w:val="748"/>
-    <w:link w:val="141"/>
+    <w:basedOn w:val="943"/>
+    <w:link w:val="889"/>
     <w:uiPriority w:val="9"/>
     <w:pPr>
       <w:pBdr/>
@@ -33255,10 +34905,10 @@
       <w:szCs w:val="28"/>
     </w:rPr>
   </w:style>
-  <w:style w:type="character" w:styleId="153">
+  <w:style w:type="character" w:styleId="898">
     <w:name w:val="Heading 4 Char"/>
-    <w:basedOn w:val="748"/>
-    <w:link w:val="142"/>
+    <w:basedOn w:val="943"/>
+    <w:link w:val="890"/>
     <w:uiPriority w:val="9"/>
     <w:pPr>
       <w:pBdr/>
@@ -33272,10 +34922,10 @@
       <w:color w:val="0f4761" w:themeColor="accent1" w:themeShade="BF"/>
     </w:rPr>
   </w:style>
-  <w:style w:type="character" w:styleId="154">
+  <w:style w:type="character" w:styleId="899">
     <w:name w:val="Heading 5 Char"/>
-    <w:basedOn w:val="748"/>
-    <w:link w:val="143"/>
+    <w:basedOn w:val="943"/>
+    <w:link w:val="891"/>
     <w:uiPriority w:val="9"/>
     <w:pPr>
       <w:pBdr/>
@@ -33287,10 +34937,10 @@
       <w:color w:val="0f4761" w:themeColor="accent1" w:themeShade="BF"/>
     </w:rPr>
   </w:style>
-  <w:style w:type="character" w:styleId="155">
+  <w:style w:type="character" w:styleId="900">
     <w:name w:val="Heading 6 Char"/>
-    <w:basedOn w:val="748"/>
-    <w:link w:val="144"/>
+    <w:basedOn w:val="943"/>
+    <w:link w:val="892"/>
     <w:uiPriority w:val="9"/>
     <w:pPr>
       <w:pBdr/>
@@ -33304,10 +34954,10 @@
       <w:color w:val="595959" w:themeColor="text1" w:themeTint="A6"/>
     </w:rPr>
   </w:style>
-  <w:style w:type="character" w:styleId="156">
+  <w:style w:type="character" w:styleId="901">
     <w:name w:val="Heading 7 Char"/>
-    <w:basedOn w:val="748"/>
-    <w:link w:val="145"/>
+    <w:basedOn w:val="943"/>
+    <w:link w:val="893"/>
     <w:uiPriority w:val="9"/>
     <w:pPr>
       <w:pBdr/>
@@ -33319,10 +34969,10 @@
       <w:color w:val="595959" w:themeColor="text1" w:themeTint="A6"/>
     </w:rPr>
   </w:style>
-  <w:style w:type="character" w:styleId="157">
+  <w:style w:type="character" w:styleId="902">
     <w:name w:val="Heading 8 Char"/>
-    <w:basedOn w:val="748"/>
-    <w:link w:val="146"/>
+    <w:basedOn w:val="943"/>
+    <w:link w:val="894"/>
     <w:uiPriority w:val="9"/>
     <w:pPr>
       <w:pBdr/>
@@ -33336,10 +34986,10 @@
       <w:color w:val="272727" w:themeColor="text1" w:themeTint="D8"/>
     </w:rPr>
   </w:style>
-  <w:style w:type="character" w:styleId="158">
+  <w:style w:type="character" w:styleId="903">
     <w:name w:val="Heading 9 Char"/>
-    <w:basedOn w:val="748"/>
-    <w:link w:val="147"/>
+    <w:basedOn w:val="943"/>
+    <w:link w:val="895"/>
     <w:uiPriority w:val="9"/>
     <w:pPr>
       <w:pBdr/>
@@ -33353,11 +35003,11 @@
       <w:color w:val="272727" w:themeColor="text1" w:themeTint="D8"/>
     </w:rPr>
   </w:style>
-  <w:style w:type="paragraph" w:styleId="159">
+  <w:style w:type="paragraph" w:styleId="904">
     <w:name w:val="Title"/>
-    <w:basedOn w:val="746"/>
-    <w:next w:val="746"/>
-    <w:link w:val="160"/>
+    <w:basedOn w:val="941"/>
+    <w:next w:val="941"/>
+    <w:link w:val="905"/>
     <w:uiPriority w:val="10"/>
     <w:qFormat/>
     <w:pPr>
@@ -33373,10 +35023,10 @@
       <w:szCs w:val="56"/>
     </w:rPr>
   </w:style>
-  <w:style w:type="character" w:styleId="160">
+  <w:style w:type="character" w:styleId="905">
     <w:name w:val="Title Char"/>
-    <w:basedOn w:val="748"/>
-    <w:link w:val="159"/>
+    <w:basedOn w:val="943"/>
+    <w:link w:val="904"/>
     <w:uiPriority w:val="10"/>
     <w:pPr>
       <w:pBdr/>
@@ -33390,11 +35040,11 @@
       <w:szCs w:val="56"/>
     </w:rPr>
   </w:style>
-  <w:style w:type="paragraph" w:styleId="161">
+  <w:style w:type="paragraph" w:styleId="906">
     <w:name w:val="Subtitle"/>
-    <w:basedOn w:val="746"/>
-    <w:next w:val="746"/>
-    <w:link w:val="162"/>
+    <w:basedOn w:val="941"/>
+    <w:next w:val="941"/>
+    <w:link w:val="907"/>
     <w:uiPriority w:val="11"/>
     <w:qFormat/>
     <w:pPr>
@@ -33412,10 +35062,10 @@
       <w:szCs w:val="28"/>
     </w:rPr>
   </w:style>
-  <w:style w:type="character" w:styleId="162">
+  <w:style w:type="character" w:styleId="907">
     <w:name w:val="Subtitle Char"/>
-    <w:basedOn w:val="748"/>
-    <w:link w:val="161"/>
+    <w:basedOn w:val="943"/>
+    <w:link w:val="906"/>
     <w:uiPriority w:val="11"/>
     <w:pPr>
       <w:pBdr/>
@@ -33429,11 +35079,11 @@
       <w:szCs w:val="28"/>
     </w:rPr>
   </w:style>
-  <w:style w:type="paragraph" w:styleId="163">
+  <w:style w:type="paragraph" w:styleId="908">
     <w:name w:val="Quote"/>
-    <w:basedOn w:val="746"/>
-    <w:next w:val="746"/>
-    <w:link w:val="164"/>
+    <w:basedOn w:val="941"/>
+    <w:next w:val="941"/>
+    <w:link w:val="909"/>
     <w:uiPriority w:val="29"/>
     <w:qFormat/>
     <w:pPr>
@@ -33448,10 +35098,10 @@
       <w:color w:val="404040" w:themeColor="text1" w:themeTint="BF"/>
     </w:rPr>
   </w:style>
-  <w:style w:type="character" w:styleId="164">
+  <w:style w:type="character" w:styleId="909">
     <w:name w:val="Quote Char"/>
-    <w:basedOn w:val="748"/>
-    <w:link w:val="163"/>
+    <w:basedOn w:val="943"/>
+    <w:link w:val="908"/>
     <w:uiPriority w:val="29"/>
     <w:pPr>
       <w:pBdr/>
@@ -33464,9 +35114,9 @@
       <w:color w:val="404040" w:themeColor="text1" w:themeTint="BF"/>
     </w:rPr>
   </w:style>
-  <w:style w:type="character" w:styleId="166">
+  <w:style w:type="character" w:styleId="910">
     <w:name w:val="Intense Emphasis"/>
-    <w:basedOn w:val="748"/>
+    <w:basedOn w:val="943"/>
     <w:uiPriority w:val="21"/>
     <w:qFormat/>
     <w:pPr>
@@ -33480,11 +35130,11 @@
       <w:color w:val="0f4761" w:themeColor="accent1" w:themeShade="BF"/>
     </w:rPr>
   </w:style>
-  <w:style w:type="paragraph" w:styleId="167">
+  <w:style w:type="paragraph" w:styleId="911">
     <w:name w:val="Intense Quote"/>
-    <w:basedOn w:val="746"/>
-    <w:next w:val="746"/>
-    <w:link w:val="168"/>
+    <w:basedOn w:val="941"/>
+    <w:next w:val="941"/>
+    <w:link w:val="912"/>
     <w:uiPriority w:val="30"/>
     <w:qFormat/>
     <w:pPr>
@@ -33502,10 +35152,10 @@
       <w:color w:val="0f4761" w:themeColor="accent1" w:themeShade="BF"/>
     </w:rPr>
   </w:style>
-  <w:style w:type="character" w:styleId="168">
+  <w:style w:type="character" w:styleId="912">
     <w:name w:val="Intense Quote Char"/>
-    <w:basedOn w:val="748"/>
-    <w:link w:val="167"/>
+    <w:basedOn w:val="943"/>
+    <w:link w:val="911"/>
     <w:uiPriority w:val="30"/>
     <w:pPr>
       <w:pBdr/>
@@ -33518,9 +35168,9 @@
       <w:color w:val="0f4761" w:themeColor="accent1" w:themeShade="BF"/>
     </w:rPr>
   </w:style>
-  <w:style w:type="character" w:styleId="169">
+  <w:style w:type="character" w:styleId="913">
     <w:name w:val="Intense Reference"/>
-    <w:basedOn w:val="748"/>
+    <w:basedOn w:val="943"/>
     <w:uiPriority w:val="32"/>
     <w:qFormat/>
     <w:pPr>
@@ -33536,9 +35186,9 @@
       <w:spacing w:val="5"/>
     </w:rPr>
   </w:style>
-  <w:style w:type="paragraph" w:styleId="170">
+  <w:style w:type="paragraph" w:styleId="914">
     <w:name w:val="No Spacing"/>
-    <w:basedOn w:val="746"/>
+    <w:basedOn w:val="941"/>
     <w:uiPriority w:val="1"/>
     <w:qFormat/>
     <w:pPr>
@@ -33547,9 +35197,9 @@
       <w:ind/>
     </w:pPr>
   </w:style>
-  <w:style w:type="character" w:styleId="171">
+  <w:style w:type="character" w:styleId="915">
     <w:name w:val="Subtle Emphasis"/>
-    <w:basedOn w:val="748"/>
+    <w:basedOn w:val="943"/>
     <w:uiPriority w:val="19"/>
     <w:qFormat/>
     <w:pPr>
@@ -33563,9 +35213,9 @@
       <w:color w:val="404040" w:themeColor="text1" w:themeTint="BF"/>
     </w:rPr>
   </w:style>
-  <w:style w:type="character" w:styleId="172">
+  <w:style w:type="character" w:styleId="916">
     <w:name w:val="Emphasis"/>
-    <w:basedOn w:val="748"/>
+    <w:basedOn w:val="943"/>
     <w:uiPriority w:val="20"/>
     <w:qFormat/>
     <w:pPr>
@@ -33578,9 +35228,9 @@
       <w:iCs/>
     </w:rPr>
   </w:style>
-  <w:style w:type="character" w:styleId="173">
+  <w:style w:type="character" w:styleId="917">
     <w:name w:val="Strong"/>
-    <w:basedOn w:val="748"/>
+    <w:basedOn w:val="943"/>
     <w:uiPriority w:val="22"/>
     <w:qFormat/>
     <w:pPr>
@@ -33593,9 +35243,9 @@
       <w:bCs/>
     </w:rPr>
   </w:style>
-  <w:style w:type="character" w:styleId="174">
+  <w:style w:type="character" w:styleId="918">
     <w:name w:val="Subtle Reference"/>
-    <w:basedOn w:val="748"/>
+    <w:basedOn w:val="943"/>
     <w:uiPriority w:val="31"/>
     <w:qFormat/>
     <w:pPr>
@@ -33608,9 +35258,9 @@
       <w:color w:val="5a5a5a" w:themeColor="text1" w:themeTint="A5"/>
     </w:rPr>
   </w:style>
-  <w:style w:type="character" w:styleId="175">
+  <w:style w:type="character" w:styleId="919">
     <w:name w:val="Book Title"/>
-    <w:basedOn w:val="748"/>
+    <w:basedOn w:val="943"/>
     <w:uiPriority w:val="33"/>
     <w:qFormat/>
     <w:pPr>
@@ -33626,10 +35276,10 @@
       <w:spacing w:val="5"/>
     </w:rPr>
   </w:style>
-  <w:style w:type="paragraph" w:styleId="180">
+  <w:style w:type="paragraph" w:styleId="920">
     <w:name w:val="Caption"/>
-    <w:basedOn w:val="746"/>
-    <w:next w:val="746"/>
+    <w:basedOn w:val="941"/>
+    <w:next w:val="941"/>
     <w:uiPriority w:val="35"/>
     <w:unhideWhenUsed/>
     <w:qFormat/>
@@ -33646,10 +35296,10 @@
       <w:szCs w:val="18"/>
     </w:rPr>
   </w:style>
-  <w:style w:type="paragraph" w:styleId="181">
+  <w:style w:type="paragraph" w:styleId="921">
     <w:name w:val="footnote text"/>
-    <w:basedOn w:val="746"/>
-    <w:link w:val="182"/>
+    <w:basedOn w:val="941"/>
+    <w:link w:val="922"/>
     <w:uiPriority w:val="99"/>
     <w:semiHidden/>
     <w:unhideWhenUsed/>
@@ -33663,10 +35313,10 @@
       <w:szCs w:val="20"/>
     </w:rPr>
   </w:style>
-  <w:style w:type="character" w:styleId="182">
+  <w:style w:type="character" w:styleId="922">
     <w:name w:val="Footnote Text Char"/>
-    <w:basedOn w:val="748"/>
-    <w:link w:val="181"/>
+    <w:basedOn w:val="943"/>
+    <w:link w:val="921"/>
     <w:uiPriority w:val="99"/>
     <w:semiHidden/>
     <w:pPr>
@@ -33679,9 +35329,9 @@
       <w:szCs w:val="20"/>
     </w:rPr>
   </w:style>
-  <w:style w:type="character" w:styleId="183">
+  <w:style w:type="character" w:styleId="923">
     <w:name w:val="footnote reference"/>
-    <w:basedOn w:val="748"/>
+    <w:basedOn w:val="943"/>
     <w:uiPriority w:val="99"/>
     <w:semiHidden/>
     <w:unhideWhenUsed/>
@@ -33694,10 +35344,10 @@
       <w:vertAlign w:val="superscript"/>
     </w:rPr>
   </w:style>
-  <w:style w:type="paragraph" w:styleId="184">
+  <w:style w:type="paragraph" w:styleId="924">
     <w:name w:val="endnote text"/>
-    <w:basedOn w:val="746"/>
-    <w:link w:val="185"/>
+    <w:basedOn w:val="941"/>
+    <w:link w:val="925"/>
     <w:uiPriority w:val="99"/>
     <w:semiHidden/>
     <w:unhideWhenUsed/>
@@ -33711,10 +35361,10 @@
       <w:szCs w:val="20"/>
     </w:rPr>
   </w:style>
-  <w:style w:type="character" w:styleId="185">
+  <w:style w:type="character" w:styleId="925">
     <w:name w:val="Endnote Text Char"/>
-    <w:basedOn w:val="748"/>
-    <w:link w:val="184"/>
+    <w:basedOn w:val="943"/>
+    <w:link w:val="924"/>
     <w:uiPriority w:val="99"/>
     <w:semiHidden/>
     <w:pPr>
@@ -33727,9 +35377,9 @@
       <w:szCs w:val="20"/>
     </w:rPr>
   </w:style>
-  <w:style w:type="character" w:styleId="186">
+  <w:style w:type="character" w:styleId="926">
     <w:name w:val="endnote reference"/>
-    <w:basedOn w:val="748"/>
+    <w:basedOn w:val="943"/>
     <w:uiPriority w:val="99"/>
     <w:semiHidden/>
     <w:unhideWhenUsed/>
@@ -33742,9 +35392,9 @@
       <w:vertAlign w:val="superscript"/>
     </w:rPr>
   </w:style>
-  <w:style w:type="character" w:styleId="187">
+  <w:style w:type="character" w:styleId="927">
     <w:name w:val="Hyperlink"/>
-    <w:basedOn w:val="748"/>
+    <w:basedOn w:val="943"/>
     <w:uiPriority w:val="99"/>
     <w:unhideWhenUsed/>
     <w:pPr>
@@ -33757,9 +35407,9 @@
       <w:u w:val="single"/>
     </w:rPr>
   </w:style>
-  <w:style w:type="character" w:styleId="188">
+  <w:style w:type="character" w:styleId="928">
     <w:name w:val="FollowedHyperlink"/>
-    <w:basedOn w:val="748"/>
+    <w:basedOn w:val="943"/>
     <w:uiPriority w:val="99"/>
     <w:semiHidden/>
     <w:unhideWhenUsed/>
@@ -33773,10 +35423,10 @@
       <w:u w:val="single"/>
     </w:rPr>
   </w:style>
-  <w:style w:type="paragraph" w:styleId="189">
+  <w:style w:type="paragraph" w:styleId="929">
     <w:name w:val="toc 1"/>
-    <w:basedOn w:val="746"/>
-    <w:next w:val="746"/>
+    <w:basedOn w:val="941"/>
+    <w:next w:val="941"/>
     <w:uiPriority w:val="39"/>
     <w:unhideWhenUsed/>
     <w:pPr>
@@ -33785,10 +35435,10 @@
       <w:ind/>
     </w:pPr>
   </w:style>
-  <w:style w:type="paragraph" w:styleId="190">
+  <w:style w:type="paragraph" w:styleId="930">
     <w:name w:val="toc 2"/>
-    <w:basedOn w:val="746"/>
-    <w:next w:val="746"/>
+    <w:basedOn w:val="941"/>
+    <w:next w:val="941"/>
     <w:uiPriority w:val="39"/>
     <w:unhideWhenUsed/>
     <w:pPr>
@@ -33797,10 +35447,10 @@
       <w:ind w:left="220"/>
     </w:pPr>
   </w:style>
-  <w:style w:type="paragraph" w:styleId="191">
+  <w:style w:type="paragraph" w:styleId="931">
     <w:name w:val="toc 3"/>
-    <w:basedOn w:val="746"/>
-    <w:next w:val="746"/>
+    <w:basedOn w:val="941"/>
+    <w:next w:val="941"/>
     <w:uiPriority w:val="39"/>
     <w:unhideWhenUsed/>
     <w:pPr>
@@ -33809,10 +35459,10 @@
       <w:ind w:left="440"/>
     </w:pPr>
   </w:style>
-  <w:style w:type="paragraph" w:styleId="192">
+  <w:style w:type="paragraph" w:styleId="932">
     <w:name w:val="toc 4"/>
-    <w:basedOn w:val="746"/>
-    <w:next w:val="746"/>
+    <w:basedOn w:val="941"/>
+    <w:next w:val="941"/>
     <w:uiPriority w:val="39"/>
     <w:unhideWhenUsed/>
     <w:pPr>
@@ -33821,10 +35471,10 @@
       <w:ind w:left="660"/>
     </w:pPr>
   </w:style>
-  <w:style w:type="paragraph" w:styleId="193">
+  <w:style w:type="paragraph" w:styleId="933">
     <w:name w:val="toc 5"/>
-    <w:basedOn w:val="746"/>
-    <w:next w:val="746"/>
+    <w:basedOn w:val="941"/>
+    <w:next w:val="941"/>
     <w:uiPriority w:val="39"/>
     <w:unhideWhenUsed/>
     <w:pPr>
@@ -33833,10 +35483,10 @@
       <w:ind w:left="880"/>
     </w:pPr>
   </w:style>
-  <w:style w:type="paragraph" w:styleId="194">
+  <w:style w:type="paragraph" w:styleId="934">
     <w:name w:val="toc 6"/>
-    <w:basedOn w:val="746"/>
-    <w:next w:val="746"/>
+    <w:basedOn w:val="941"/>
+    <w:next w:val="941"/>
     <w:uiPriority w:val="39"/>
     <w:unhideWhenUsed/>
     <w:pPr>
@@ -33845,10 +35495,10 @@
       <w:ind w:left="1100"/>
     </w:pPr>
   </w:style>
-  <w:style w:type="paragraph" w:styleId="195">
+  <w:style w:type="paragraph" w:styleId="935">
     <w:name w:val="toc 7"/>
-    <w:basedOn w:val="746"/>
-    <w:next w:val="746"/>
+    <w:basedOn w:val="941"/>
+    <w:next w:val="941"/>
     <w:uiPriority w:val="39"/>
     <w:unhideWhenUsed/>
     <w:pPr>
@@ -33857,10 +35507,10 @@
       <w:ind w:left="1320"/>
     </w:pPr>
   </w:style>
-  <w:style w:type="paragraph" w:styleId="196">
+  <w:style w:type="paragraph" w:styleId="936">
     <w:name w:val="toc 8"/>
-    <w:basedOn w:val="746"/>
-    <w:next w:val="746"/>
+    <w:basedOn w:val="941"/>
+    <w:next w:val="941"/>
     <w:uiPriority w:val="39"/>
     <w:unhideWhenUsed/>
     <w:pPr>
@@ -33869,10 +35519,10 @@
       <w:ind w:left="1540"/>
     </w:pPr>
   </w:style>
-  <w:style w:type="paragraph" w:styleId="197">
+  <w:style w:type="paragraph" w:styleId="937">
     <w:name w:val="toc 9"/>
-    <w:basedOn w:val="746"/>
-    <w:next w:val="746"/>
+    <w:basedOn w:val="941"/>
+    <w:next w:val="941"/>
     <w:uiPriority w:val="39"/>
     <w:unhideWhenUsed/>
     <w:pPr>
@@ -33881,9 +35531,9 @@
       <w:ind w:left="1760"/>
     </w:pPr>
   </w:style>
-  <w:style w:type="character" w:styleId="198">
+  <w:style w:type="character" w:styleId="938">
     <w:name w:val="Placeholder Text"/>
-    <w:basedOn w:val="748"/>
+    <w:basedOn w:val="943"/>
     <w:uiPriority w:val="99"/>
     <w:semiHidden/>
     <w:pPr>
@@ -33895,7 +35545,7 @@
       <w:color w:val="666666"/>
     </w:rPr>
   </w:style>
-  <w:style w:type="paragraph" w:styleId="208">
+  <w:style w:type="paragraph" w:styleId="939">
     <w:name w:val="TOC Heading"/>
     <w:uiPriority w:val="39"/>
     <w:unhideWhenUsed/>
@@ -33905,10 +35555,10 @@
       <w:ind/>
     </w:pPr>
   </w:style>
-  <w:style w:type="paragraph" w:styleId="209">
+  <w:style w:type="paragraph" w:styleId="940">
     <w:name w:val="table of figures"/>
-    <w:basedOn w:val="746"/>
-    <w:next w:val="746"/>
+    <w:basedOn w:val="941"/>
+    <w:next w:val="941"/>
     <w:uiPriority w:val="99"/>
     <w:unhideWhenUsed/>
     <w:pPr>
@@ -33917,7 +35567,7 @@
       <w:ind/>
     </w:pPr>
   </w:style>
-  <w:style w:type="paragraph" w:styleId="746" w:default="1">
+  <w:style w:type="paragraph" w:styleId="941" w:default="1">
     <w:name w:val="Normal"/>
     <w:qFormat/>
     <w:pPr>
@@ -33926,11 +35576,11 @@
       <w:ind/>
     </w:pPr>
   </w:style>
-  <w:style w:type="paragraph" w:styleId="747">
+  <w:style w:type="paragraph" w:styleId="942">
     <w:name w:val="Heading 1"/>
-    <w:basedOn w:val="746"/>
-    <w:next w:val="746"/>
-    <w:link w:val="753"/>
+    <w:basedOn w:val="941"/>
+    <w:next w:val="941"/>
+    <w:link w:val="948"/>
     <w:qFormat/>
     <w:pPr>
       <w:keepNext w:val="true"/>
@@ -33949,7 +35599,7 @@
       <w:lang w:eastAsia="ja-JP"/>
     </w:rPr>
   </w:style>
-  <w:style w:type="character" w:styleId="748" w:default="1">
+  <w:style w:type="character" w:styleId="943" w:default="1">
     <w:name w:val="Default Paragraph Font"/>
     <w:uiPriority w:val="1"/>
     <w:semiHidden/>
@@ -33960,7 +35610,7 @@
       <w:ind/>
     </w:pPr>
   </w:style>
-  <w:style w:type="table" w:styleId="749" w:default="1">
+  <w:style w:type="table" w:styleId="944" w:default="1">
     <w:name w:val="Normal Table"/>
     <w:uiPriority w:val="99"/>
     <w:semiHidden/>
@@ -34153,7 +35803,7 @@
       </w:tcPr>
     </w:tblStylePr>
   </w:style>
-  <w:style w:type="numbering" w:styleId="750" w:default="1">
+  <w:style w:type="numbering" w:styleId="945" w:default="1">
     <w:name w:val="No List"/>
     <w:uiPriority w:val="99"/>
     <w:semiHidden/>
@@ -34164,10 +35814,10 @@
       <w:ind/>
     </w:pPr>
   </w:style>
-  <w:style w:type="paragraph" w:styleId="751">
+  <w:style w:type="paragraph" w:styleId="946">
     <w:name w:val="Balloon Text"/>
-    <w:basedOn w:val="746"/>
-    <w:link w:val="752"/>
+    <w:basedOn w:val="941"/>
+    <w:link w:val="947"/>
     <w:uiPriority w:val="99"/>
     <w:semiHidden/>
     <w:unhideWhenUsed/>
@@ -34182,10 +35832,10 @@
       <w:szCs w:val="16"/>
     </w:rPr>
   </w:style>
-  <w:style w:type="character" w:styleId="752" w:customStyle="1">
+  <w:style w:type="character" w:styleId="947" w:customStyle="1">
     <w:name w:val="Balloon Text Char"/>
-    <w:basedOn w:val="748"/>
-    <w:link w:val="751"/>
+    <w:basedOn w:val="943"/>
+    <w:link w:val="946"/>
     <w:uiPriority w:val="99"/>
     <w:semiHidden/>
     <w:pPr>
@@ -34199,10 +35849,10 @@
       <w:szCs w:val="16"/>
     </w:rPr>
   </w:style>
-  <w:style w:type="character" w:styleId="753" w:customStyle="1">
+  <w:style w:type="character" w:styleId="948" w:customStyle="1">
     <w:name w:val="Heading 1 Char"/>
-    <w:basedOn w:val="748"/>
-    <w:link w:val="747"/>
+    <w:basedOn w:val="943"/>
+    <w:link w:val="942"/>
     <w:pPr>
       <w:pBdr/>
       <w:spacing/>
@@ -34217,9 +35867,9 @@
       <w:lang w:eastAsia="ja-JP"/>
     </w:rPr>
   </w:style>
-  <w:style w:type="paragraph" w:styleId="754" w:customStyle="1">
+  <w:style w:type="paragraph" w:styleId="949" w:customStyle="1">
     <w:name w:val="MCQ_List1"/>
-    <w:basedOn w:val="746"/>
+    <w:basedOn w:val="941"/>
     <w:pPr>
       <w:keepNext w:val="true"/>
       <w:keepLines w:val="true"/>
@@ -34233,9 +35883,9 @@
       <w:szCs w:val="20"/>
     </w:rPr>
   </w:style>
-  <w:style w:type="paragraph" w:styleId="755">
+  <w:style w:type="paragraph" w:styleId="950">
     <w:name w:val="List Paragraph"/>
-    <w:basedOn w:val="746"/>
+    <w:basedOn w:val="941"/>
     <w:uiPriority w:val="34"/>
     <w:qFormat/>
     <w:pPr>
@@ -34252,9 +35902,9 @@
       <w:lang w:bidi="ur-PK"/>
     </w:rPr>
   </w:style>
-  <w:style w:type="table" w:styleId="756">
+  <w:style w:type="table" w:styleId="951">
     <w:name w:val="Table Grid"/>
-    <w:basedOn w:val="749"/>
+    <w:basedOn w:val="944"/>
     <w:uiPriority w:val="59"/>
     <w:pPr>
       <w:pBdr/>
@@ -34444,10 +36094,10 @@
       </w:tcPr>
     </w:tblStylePr>
   </w:style>
-  <w:style w:type="paragraph" w:styleId="757">
+  <w:style w:type="paragraph" w:styleId="952">
     <w:name w:val="Header"/>
-    <w:basedOn w:val="746"/>
-    <w:link w:val="758"/>
+    <w:basedOn w:val="941"/>
+    <w:link w:val="953"/>
     <w:uiPriority w:val="99"/>
     <w:unhideWhenUsed/>
     <w:pPr>
@@ -34460,10 +36110,10 @@
       <w:ind/>
     </w:pPr>
   </w:style>
-  <w:style w:type="character" w:styleId="758" w:customStyle="1">
+  <w:style w:type="character" w:styleId="953" w:customStyle="1">
     <w:name w:val="Header Char"/>
-    <w:basedOn w:val="748"/>
-    <w:link w:val="757"/>
+    <w:basedOn w:val="943"/>
+    <w:link w:val="952"/>
     <w:uiPriority w:val="99"/>
     <w:pPr>
       <w:pBdr/>
@@ -34471,10 +36121,10 @@
       <w:ind/>
     </w:pPr>
   </w:style>
-  <w:style w:type="paragraph" w:styleId="759">
+  <w:style w:type="paragraph" w:styleId="954">
     <w:name w:val="Footer"/>
-    <w:basedOn w:val="746"/>
-    <w:link w:val="760"/>
+    <w:basedOn w:val="941"/>
+    <w:link w:val="955"/>
     <w:uiPriority w:val="99"/>
     <w:unhideWhenUsed/>
     <w:pPr>
@@ -34487,16 +36137,264 @@
       <w:ind/>
     </w:pPr>
   </w:style>
-  <w:style w:type="character" w:styleId="760" w:customStyle="1">
+  <w:style w:type="character" w:styleId="955" w:customStyle="1">
     <w:name w:val="Footer Char"/>
-    <w:basedOn w:val="748"/>
-    <w:link w:val="759"/>
+    <w:basedOn w:val="943"/>
+    <w:link w:val="954"/>
     <w:uiPriority w:val="99"/>
     <w:pPr>
       <w:pBdr/>
       <w:spacing/>
       <w:ind/>
     </w:pPr>
+  </w:style>
+  <w:style w:type="table" w:styleId="1_8" w:customStyle="1">
+    <w:name w:val="StGen1"/>
+    <w:basedOn w:val="904"/>
+    <w:pPr>
+      <w:keepNext w:val="false"/>
+      <w:keepLines w:val="false"/>
+      <w:pageBreakBefore w:val="false"/>
+      <w:widowControl w:val="false"/>
+      <w:suppressLineNumbers w:val="false"/>
+      <w:pBdr>
+        <w:top w:val="none" w:color="000000" w:sz="4" w:space="0"/>
+        <w:left w:val="none" w:color="000000" w:sz="4" w:space="0"/>
+        <w:bottom w:val="none" w:color="000000" w:sz="4" w:space="0"/>
+        <w:right w:val="none" w:color="000000" w:sz="4" w:space="0"/>
+        <w:between w:val="none" w:color="000000" w:sz="4" w:space="0"/>
+      </w:pBdr>
+      <w:shd w:val="nil" w:color="000000"/>
+      <w:bidi w:val="false"/>
+      <w:spacing w:after="0" w:afterAutospacing="0" w:before="0" w:beforeAutospacing="0" w:line="240" w:lineRule="auto"/>
+      <w:ind w:right="0" w:firstLine="0" w:left="0"/>
+      <w:contextualSpacing w:val="false"/>
+      <w:jc w:val="left"/>
+    </w:pPr>
+    <w:rPr>
+      <w:rFonts w:hint="default" w:ascii="Arial" w:hAnsi="Arial" w:eastAsia="Arial" w:cs="Arial"/>
+      <w:b w:val="0"/>
+      <w:bCs w:val="0"/>
+      <w:i w:val="0"/>
+      <w:iCs w:val="0"/>
+      <w:caps w:val="0"/>
+      <w:smallCaps w:val="0"/>
+      <w:strike w:val="0"/>
+      <w:vanish w:val="0"/>
+      <w:color w:val="auto"/>
+      <w:spacing w:val="0"/>
+      <w:position w:val="0"/>
+      <w:sz w:val="22"/>
+      <w:szCs w:val="22"/>
+      <w:highlight w:val="none"/>
+      <w:u w:val="none"/>
+      <w:vertAlign w:val="baseline"/>
+      <w:rtl w:val="0"/>
+      <w:cs w:val="0"/>
+      <w:lang w:val="en-US" w:eastAsia="zh-CN" w:bidi="ar-SA"/>
+      <w14:ligatures w14:val="none"/>
+    </w:rPr>
+    <w:tblPr>
+      <w:tblStyleRowBandSize w:val="1"/>
+      <w:tblStyleColBandSize w:val="1"/>
+      <w:tblInd w:w="0" w:type="dxa"/>
+      <w:tblW w:w="0" w:type="auto"/>
+      <w:tblCellMar>
+        <w:left w:w="100" w:type="dxa"/>
+        <w:top w:w="100" w:type="dxa"/>
+        <w:right w:w="100" w:type="dxa"/>
+        <w:bottom w:w="100" w:type="dxa"/>
+      </w:tblCellMar>
+      <w:tblBorders>
+        <w:top w:val="none" w:color="000000" w:sz="4" w:space="0"/>
+        <w:left w:val="none" w:color="000000" w:sz="4" w:space="0"/>
+        <w:bottom w:val="none" w:color="000000" w:sz="4" w:space="0"/>
+        <w:right w:val="none" w:color="000000" w:sz="4" w:space="0"/>
+        <w:insideH w:val="none" w:color="000000" w:sz="4" w:space="0"/>
+        <w:insideV w:val="none" w:color="000000" w:sz="4" w:space="0"/>
+      </w:tblBorders>
+      <w:tblLayout w:type="autofit"/>
+    </w:tblPr>
+    <w:trPr>
+      <w:cantSplit w:val="false"/>
+      <w:jc w:val="left"/>
+    </w:trPr>
+    <w:tcPr>
+      <w:tcBorders/>
+      <w:tcW w:w="0" w:type="auto"/>
+      <w:vAlign w:val="top"/>
+      <w:vMerge w:val="restart"/>
+      <w:hMerge w:val="restart"/>
+    </w:tcPr>
+    <w:tblStylePr w:type="band1Horz">
+      <w:pPr>
+        <w:pBdr/>
+        <w:spacing/>
+        <w:ind/>
+      </w:pPr>
+      <w:tblPr>
+        <w:tblBorders/>
+      </w:tblPr>
+      <w:tcPr>
+        <w:tcBorders/>
+      </w:tcPr>
+    </w:tblStylePr>
+    <w:tblStylePr w:type="band1Vert">
+      <w:pPr>
+        <w:pBdr/>
+        <w:spacing/>
+        <w:ind/>
+      </w:pPr>
+      <w:tblPr>
+        <w:tblBorders/>
+      </w:tblPr>
+      <w:tcPr>
+        <w:tcBorders/>
+      </w:tcPr>
+    </w:tblStylePr>
+    <w:tblStylePr w:type="band2Horz">
+      <w:pPr>
+        <w:pBdr/>
+        <w:spacing/>
+        <w:ind/>
+      </w:pPr>
+      <w:tblPr>
+        <w:tblBorders/>
+      </w:tblPr>
+      <w:tcPr>
+        <w:tcBorders/>
+      </w:tcPr>
+    </w:tblStylePr>
+    <w:tblStylePr w:type="band2Vert">
+      <w:pPr>
+        <w:pBdr/>
+        <w:spacing/>
+        <w:ind/>
+      </w:pPr>
+      <w:tblPr>
+        <w:tblBorders/>
+      </w:tblPr>
+      <w:tcPr>
+        <w:tcBorders/>
+      </w:tcPr>
+    </w:tblStylePr>
+    <w:tblStylePr w:type="firstCol">
+      <w:pPr>
+        <w:pBdr/>
+        <w:spacing/>
+        <w:ind/>
+      </w:pPr>
+      <w:tblPr>
+        <w:tblBorders/>
+      </w:tblPr>
+      <w:tcPr>
+        <w:tcBorders/>
+      </w:tcPr>
+    </w:tblStylePr>
+    <w:tblStylePr w:type="firstRow">
+      <w:pPr>
+        <w:pBdr/>
+        <w:spacing/>
+        <w:ind/>
+      </w:pPr>
+      <w:tblPr>
+        <w:tblBorders/>
+      </w:tblPr>
+      <w:tcPr>
+        <w:tcBorders/>
+      </w:tcPr>
+    </w:tblStylePr>
+    <w:tblStylePr w:type="lastCol">
+      <w:pPr>
+        <w:pBdr/>
+        <w:spacing/>
+        <w:ind/>
+      </w:pPr>
+      <w:tblPr>
+        <w:tblBorders/>
+      </w:tblPr>
+      <w:tcPr>
+        <w:tcBorders/>
+      </w:tcPr>
+    </w:tblStylePr>
+    <w:tblStylePr w:type="lastRow">
+      <w:pPr>
+        <w:pBdr/>
+        <w:spacing/>
+        <w:ind/>
+      </w:pPr>
+      <w:tblPr>
+        <w:tblBorders/>
+      </w:tblPr>
+      <w:tcPr>
+        <w:tcBorders/>
+      </w:tcPr>
+    </w:tblStylePr>
+    <w:tblStylePr w:type="nwCell">
+      <w:pPr>
+        <w:pBdr/>
+        <w:spacing/>
+        <w:ind/>
+      </w:pPr>
+      <w:tblPr>
+        <w:tblBorders/>
+      </w:tblPr>
+      <w:tcPr>
+        <w:tcBorders/>
+      </w:tcPr>
+    </w:tblStylePr>
+    <w:tblStylePr w:type="neCell">
+      <w:pPr>
+        <w:pBdr/>
+        <w:spacing/>
+        <w:ind/>
+      </w:pPr>
+      <w:tblPr>
+        <w:tblBorders/>
+      </w:tblPr>
+      <w:tcPr>
+        <w:tcBorders/>
+      </w:tcPr>
+    </w:tblStylePr>
+    <w:tblStylePr w:type="swCell">
+      <w:pPr>
+        <w:pBdr/>
+        <w:spacing/>
+        <w:ind/>
+      </w:pPr>
+      <w:tblPr>
+        <w:tblBorders/>
+      </w:tblPr>
+      <w:tcPr>
+        <w:tcBorders/>
+      </w:tcPr>
+    </w:tblStylePr>
+    <w:tblStylePr w:type="seCell">
+      <w:pPr>
+        <w:pBdr/>
+        <w:spacing/>
+        <w:ind/>
+      </w:pPr>
+      <w:tblPr>
+        <w:tblBorders/>
+      </w:tblPr>
+      <w:tcPr>
+        <w:tcBorders/>
+      </w:tcPr>
+    </w:tblStylePr>
+    <w:tblStylePr w:type="wholeTable">
+      <w:pPr>
+        <w:pBdr/>
+        <w:spacing/>
+        <w:ind/>
+      </w:pPr>
+      <w:tblPr>
+        <w:tblBorders/>
+      </w:tblPr>
+      <w:tcPr>
+        <w:tcBorders/>
+      </w:tcPr>
+    </w:tblStylePr>
   </w:style>
 </w:styles>
 </file>
